--- a/Manual/RapidSE User Guide v4.0.3 doc rev04.docx
+++ b/Manual/RapidSE User Guide v4.0.3 doc rev04.docx
@@ -12,7 +12,13 @@
       </w:r>
       <w:proofErr w:type="spellEnd"/>
       <w:r>
-        <w:t xml:space="preserve"> v4.0 Beta</w:t>
+        <w:t xml:space="preserve"> v4.0</w:t>
+      </w:r>
+      <w:r>
+        <w:t>.3</w:t>
+      </w:r>
+      <w:r>
+        <w:t xml:space="preserve"> Beta</w:t>
       </w:r>
     </w:p>
     <w:p>
@@ -228,11 +234,8 @@
       <w:r>
         <w:rPr>
           <w:rStyle w:val="IntenseEmphasis"/>
-          <w:b w:val="0"/>
-          <w:bCs w:val="0"/>
           <w:i w:val="0"/>
           <w:iCs w:val="0"/>
-          <w:caps w:val="0"/>
           <w:color w:val="2F5496" w:themeColor="accent1" w:themeShade="BF"/>
         </w:rPr>
         <w:lastRenderedPageBreak/>
@@ -241,11 +244,8 @@
       <w:r>
         <w:rPr>
           <w:rStyle w:val="IntenseEmphasis"/>
-          <w:b w:val="0"/>
-          <w:bCs w:val="0"/>
           <w:i w:val="0"/>
           <w:iCs w:val="0"/>
-          <w:caps w:val="0"/>
           <w:color w:val="2F5496" w:themeColor="accent1" w:themeShade="BF"/>
         </w:rPr>
         <w:instrText xml:space="preserve"> TOC \o "1-2" \h \z \u </w:instrText>
@@ -253,16 +253,13 @@
       <w:r>
         <w:rPr>
           <w:rStyle w:val="IntenseEmphasis"/>
-          <w:b w:val="0"/>
-          <w:bCs w:val="0"/>
           <w:i w:val="0"/>
           <w:iCs w:val="0"/>
-          <w:caps w:val="0"/>
           <w:color w:val="2F5496" w:themeColor="accent1" w:themeShade="BF"/>
         </w:rPr>
         <w:fldChar w:fldCharType="separate"/>
       </w:r>
-      <w:hyperlink w:anchor="_Toc614912" w:history="1">
+      <w:hyperlink w:anchor="_Toc624909" w:history="1">
         <w:r>
           <w:rPr>
             <w:rStyle w:val="Hyperlink"/>
@@ -289,7 +286,7 @@
             <w:noProof/>
             <w:webHidden/>
           </w:rPr>
-          <w:instrText xml:space="preserve"> PAGEREF _Toc614912 \h </w:instrText>
+          <w:instrText xml:space="preserve"> PAGEREF _Toc624909 \h </w:instrText>
         </w:r>
         <w:r>
           <w:rPr>
@@ -309,7 +306,7 @@
             <w:noProof/>
             <w:webHidden/>
           </w:rPr>
-          <w:t>3</w:t>
+          <w:t>4</w:t>
         </w:r>
         <w:r>
           <w:rPr>
@@ -336,7 +333,7 @@
           <w:szCs w:val="24"/>
         </w:rPr>
       </w:pPr>
-      <w:hyperlink w:anchor="_Toc614913" w:history="1">
+      <w:hyperlink w:anchor="_Toc624910" w:history="1">
         <w:r>
           <w:rPr>
             <w:rStyle w:val="Hyperlink"/>
@@ -363,7 +360,7 @@
             <w:noProof/>
             <w:webHidden/>
           </w:rPr>
-          <w:instrText xml:space="preserve"> PAGEREF _Toc614913 \h </w:instrText>
+          <w:instrText xml:space="preserve"> PAGEREF _Toc624910 \h </w:instrText>
         </w:r>
         <w:r>
           <w:rPr>
@@ -383,7 +380,7 @@
             <w:noProof/>
             <w:webHidden/>
           </w:rPr>
-          <w:t>3</w:t>
+          <w:t>4</w:t>
         </w:r>
         <w:r>
           <w:rPr>
@@ -408,13 +405,13 @@
           <w:szCs w:val="24"/>
         </w:rPr>
       </w:pPr>
-      <w:hyperlink w:anchor="_Toc614914" w:history="1">
+      <w:hyperlink w:anchor="_Toc624911" w:history="1">
         <w:r>
           <w:rPr>
             <w:rStyle w:val="Hyperlink"/>
             <w:noProof/>
           </w:rPr>
-          <w:t>Preliminary Statements</w:t>
+          <w:t>Preliminary Remarks</w:t>
         </w:r>
         <w:r>
           <w:rPr>
@@ -435,7 +432,7 @@
             <w:noProof/>
             <w:webHidden/>
           </w:rPr>
-          <w:instrText xml:space="preserve"> PAGEREF _Toc614914 \h </w:instrText>
+          <w:instrText xml:space="preserve"> PAGEREF _Toc624911 \h </w:instrText>
         </w:r>
         <w:r>
           <w:rPr>
@@ -455,7 +452,7 @@
             <w:noProof/>
             <w:webHidden/>
           </w:rPr>
-          <w:t>3</w:t>
+          <w:t>4</w:t>
         </w:r>
         <w:r>
           <w:rPr>
@@ -480,7 +477,7 @@
           <w:szCs w:val="24"/>
         </w:rPr>
       </w:pPr>
-      <w:hyperlink w:anchor="_Toc614915" w:history="1">
+      <w:hyperlink w:anchor="_Toc624912" w:history="1">
         <w:r>
           <w:rPr>
             <w:rStyle w:val="Hyperlink"/>
@@ -507,7 +504,7 @@
             <w:noProof/>
             <w:webHidden/>
           </w:rPr>
-          <w:instrText xml:space="preserve"> PAGEREF _Toc614915 \h </w:instrText>
+          <w:instrText xml:space="preserve"> PAGEREF _Toc624912 \h </w:instrText>
         </w:r>
         <w:r>
           <w:rPr>
@@ -527,7 +524,7 @@
             <w:noProof/>
             <w:webHidden/>
           </w:rPr>
-          <w:t>3</w:t>
+          <w:t>4</w:t>
         </w:r>
         <w:r>
           <w:rPr>
@@ -552,7 +549,7 @@
           <w:szCs w:val="24"/>
         </w:rPr>
       </w:pPr>
-      <w:hyperlink w:anchor="_Toc614916" w:history="1">
+      <w:hyperlink w:anchor="_Toc624913" w:history="1">
         <w:r>
           <w:rPr>
             <w:rStyle w:val="Hyperlink"/>
@@ -579,7 +576,7 @@
             <w:noProof/>
             <w:webHidden/>
           </w:rPr>
-          <w:instrText xml:space="preserve"> PAGEREF _Toc614916 \h </w:instrText>
+          <w:instrText xml:space="preserve"> PAGEREF _Toc624913 \h </w:instrText>
         </w:r>
         <w:r>
           <w:rPr>
@@ -599,7 +596,7 @@
             <w:noProof/>
             <w:webHidden/>
           </w:rPr>
-          <w:t>3</w:t>
+          <w:t>4</w:t>
         </w:r>
         <w:r>
           <w:rPr>
@@ -624,7 +621,7 @@
           <w:szCs w:val="24"/>
         </w:rPr>
       </w:pPr>
-      <w:hyperlink w:anchor="_Toc614917" w:history="1">
+      <w:hyperlink w:anchor="_Toc624914" w:history="1">
         <w:r>
           <w:rPr>
             <w:rStyle w:val="Hyperlink"/>
@@ -651,7 +648,7 @@
             <w:noProof/>
             <w:webHidden/>
           </w:rPr>
-          <w:instrText xml:space="preserve"> PAGEREF _Toc614917 \h </w:instrText>
+          <w:instrText xml:space="preserve"> PAGEREF _Toc624914 \h </w:instrText>
         </w:r>
         <w:r>
           <w:rPr>
@@ -671,7 +668,7 @@
             <w:noProof/>
             <w:webHidden/>
           </w:rPr>
-          <w:t>3</w:t>
+          <w:t>4</w:t>
         </w:r>
         <w:r>
           <w:rPr>
@@ -696,7 +693,7 @@
           <w:szCs w:val="24"/>
         </w:rPr>
       </w:pPr>
-      <w:hyperlink w:anchor="_Toc614918" w:history="1">
+      <w:hyperlink w:anchor="_Toc624915" w:history="1">
         <w:r>
           <w:rPr>
             <w:rStyle w:val="Hyperlink"/>
@@ -723,7 +720,7 @@
             <w:noProof/>
             <w:webHidden/>
           </w:rPr>
-          <w:instrText xml:space="preserve"> PAGEREF _Toc614918 \h </w:instrText>
+          <w:instrText xml:space="preserve"> PAGEREF _Toc624915 \h </w:instrText>
         </w:r>
         <w:r>
           <w:rPr>
@@ -743,7 +740,7 @@
             <w:noProof/>
             <w:webHidden/>
           </w:rPr>
-          <w:t>4</w:t>
+          <w:t>5</w:t>
         </w:r>
         <w:r>
           <w:rPr>
@@ -770,7 +767,7 @@
           <w:szCs w:val="24"/>
         </w:rPr>
       </w:pPr>
-      <w:hyperlink w:anchor="_Toc614919" w:history="1">
+      <w:hyperlink w:anchor="_Toc624916" w:history="1">
         <w:r>
           <w:rPr>
             <w:rStyle w:val="Hyperlink"/>
@@ -797,7 +794,7 @@
             <w:noProof/>
             <w:webHidden/>
           </w:rPr>
-          <w:instrText xml:space="preserve"> PAGEREF _Toc614919 \h </w:instrText>
+          <w:instrText xml:space="preserve"> PAGEREF _Toc624916 \h </w:instrText>
         </w:r>
         <w:r>
           <w:rPr>
@@ -817,7 +814,7 @@
             <w:noProof/>
             <w:webHidden/>
           </w:rPr>
-          <w:t>7</w:t>
+          <w:t>8</w:t>
         </w:r>
         <w:r>
           <w:rPr>
@@ -842,13 +839,13 @@
           <w:szCs w:val="24"/>
         </w:rPr>
       </w:pPr>
-      <w:hyperlink w:anchor="_Toc614920" w:history="1">
+      <w:hyperlink w:anchor="_Toc624917" w:history="1">
         <w:r>
           <w:rPr>
             <w:rStyle w:val="Hyperlink"/>
             <w:noProof/>
           </w:rPr>
-          <w:t>Starting a RapidsSE Instance</w:t>
+          <w:t>Starting a Single Instance of RapidsSE</w:t>
         </w:r>
         <w:r>
           <w:rPr>
@@ -869,7 +866,7 @@
             <w:noProof/>
             <w:webHidden/>
           </w:rPr>
-          <w:instrText xml:space="preserve"> PAGEREF _Toc614920 \h </w:instrText>
+          <w:instrText xml:space="preserve"> PAGEREF _Toc624917 \h </w:instrText>
         </w:r>
         <w:r>
           <w:rPr>
@@ -889,7 +886,7 @@
             <w:noProof/>
             <w:webHidden/>
           </w:rPr>
-          <w:t>7</w:t>
+          <w:t>8</w:t>
         </w:r>
         <w:r>
           <w:rPr>
@@ -914,7 +911,7 @@
           <w:szCs w:val="24"/>
         </w:rPr>
       </w:pPr>
-      <w:hyperlink w:anchor="_Toc614921" w:history="1">
+      <w:hyperlink w:anchor="_Toc624918" w:history="1">
         <w:r>
           <w:rPr>
             <w:rStyle w:val="Hyperlink"/>
@@ -941,7 +938,7 @@
             <w:noProof/>
             <w:webHidden/>
           </w:rPr>
-          <w:instrText xml:space="preserve"> PAGEREF _Toc614921 \h </w:instrText>
+          <w:instrText xml:space="preserve"> PAGEREF _Toc624918 \h </w:instrText>
         </w:r>
         <w:r>
           <w:rPr>
@@ -961,7 +958,7 @@
             <w:noProof/>
             <w:webHidden/>
           </w:rPr>
-          <w:t>7</w:t>
+          <w:t>8</w:t>
         </w:r>
         <w:r>
           <w:rPr>
@@ -986,7 +983,7 @@
           <w:szCs w:val="24"/>
         </w:rPr>
       </w:pPr>
-      <w:hyperlink w:anchor="_Toc614922" w:history="1">
+      <w:hyperlink w:anchor="_Toc624919" w:history="1">
         <w:r>
           <w:rPr>
             <w:rStyle w:val="Hyperlink"/>
@@ -1013,7 +1010,7 @@
             <w:noProof/>
             <w:webHidden/>
           </w:rPr>
-          <w:instrText xml:space="preserve"> PAGEREF _Toc614922 \h </w:instrText>
+          <w:instrText xml:space="preserve"> PAGEREF _Toc624919 \h </w:instrText>
         </w:r>
         <w:r>
           <w:rPr>
@@ -1033,7 +1030,7 @@
             <w:noProof/>
             <w:webHidden/>
           </w:rPr>
-          <w:t>7</w:t>
+          <w:t>8</w:t>
         </w:r>
         <w:r>
           <w:rPr>
@@ -1058,7 +1055,7 @@
           <w:szCs w:val="24"/>
         </w:rPr>
       </w:pPr>
-      <w:hyperlink w:anchor="_Toc614923" w:history="1">
+      <w:hyperlink w:anchor="_Toc624920" w:history="1">
         <w:r>
           <w:rPr>
             <w:rStyle w:val="Hyperlink"/>
@@ -1085,7 +1082,7 @@
             <w:noProof/>
             <w:webHidden/>
           </w:rPr>
-          <w:instrText xml:space="preserve"> PAGEREF _Toc614923 \h </w:instrText>
+          <w:instrText xml:space="preserve"> PAGEREF _Toc624920 \h </w:instrText>
         </w:r>
         <w:r>
           <w:rPr>
@@ -1105,7 +1102,7 @@
             <w:noProof/>
             <w:webHidden/>
           </w:rPr>
-          <w:t>7</w:t>
+          <w:t>8</w:t>
         </w:r>
         <w:r>
           <w:rPr>
@@ -1130,12 +1127,156 @@
           <w:szCs w:val="24"/>
         </w:rPr>
       </w:pPr>
-      <w:hyperlink w:anchor="_Toc614924" w:history="1">
+      <w:hyperlink w:anchor="_Toc624921" w:history="1">
         <w:r>
           <w:rPr>
             <w:rStyle w:val="Hyperlink"/>
             <w:noProof/>
           </w:rPr>
+          <w:t>Starting a Multiple Instances of RapidsSE on a Single Node</w:t>
+        </w:r>
+        <w:r>
+          <w:rPr>
+            <w:noProof/>
+            <w:webHidden/>
+          </w:rPr>
+          <w:tab/>
+        </w:r>
+        <w:r>
+          <w:rPr>
+            <w:noProof/>
+            <w:webHidden/>
+          </w:rPr>
+          <w:fldChar w:fldCharType="begin"/>
+        </w:r>
+        <w:r>
+          <w:rPr>
+            <w:noProof/>
+            <w:webHidden/>
+          </w:rPr>
+          <w:instrText xml:space="preserve"> PAGEREF _Toc624921 \h </w:instrText>
+        </w:r>
+        <w:r>
+          <w:rPr>
+            <w:noProof/>
+            <w:webHidden/>
+          </w:rPr>
+        </w:r>
+        <w:r>
+          <w:rPr>
+            <w:noProof/>
+            <w:webHidden/>
+          </w:rPr>
+          <w:fldChar w:fldCharType="separate"/>
+        </w:r>
+        <w:r>
+          <w:rPr>
+            <w:noProof/>
+            <w:webHidden/>
+          </w:rPr>
+          <w:t>9</w:t>
+        </w:r>
+        <w:r>
+          <w:rPr>
+            <w:noProof/>
+            <w:webHidden/>
+          </w:rPr>
+          <w:fldChar w:fldCharType="end"/>
+        </w:r>
+      </w:hyperlink>
+    </w:p>
+    <w:p>
+      <w:pPr>
+        <w:pStyle w:val="TOC2"/>
+        <w:tabs>
+          <w:tab w:val="right" w:leader="dot" w:pos="9010"/>
+        </w:tabs>
+        <w:rPr>
+          <w:rFonts w:eastAsiaTheme="minorEastAsia"/>
+          <w:smallCaps w:val="0"/>
+          <w:noProof/>
+          <w:sz w:val="24"/>
+          <w:szCs w:val="24"/>
+        </w:rPr>
+      </w:pPr>
+      <w:hyperlink w:anchor="_Toc624922" w:history="1">
+        <w:r>
+          <w:rPr>
+            <w:rStyle w:val="Hyperlink"/>
+            <w:noProof/>
+          </w:rPr>
+          <w:t>Starting a Multiple Instances of RapidsSE on Different Nodes</w:t>
+        </w:r>
+        <w:r>
+          <w:rPr>
+            <w:noProof/>
+            <w:webHidden/>
+          </w:rPr>
+          <w:tab/>
+        </w:r>
+        <w:r>
+          <w:rPr>
+            <w:noProof/>
+            <w:webHidden/>
+          </w:rPr>
+          <w:fldChar w:fldCharType="begin"/>
+        </w:r>
+        <w:r>
+          <w:rPr>
+            <w:noProof/>
+            <w:webHidden/>
+          </w:rPr>
+          <w:instrText xml:space="preserve"> PAGEREF _Toc624922 \h </w:instrText>
+        </w:r>
+        <w:r>
+          <w:rPr>
+            <w:noProof/>
+            <w:webHidden/>
+          </w:rPr>
+        </w:r>
+        <w:r>
+          <w:rPr>
+            <w:noProof/>
+            <w:webHidden/>
+          </w:rPr>
+          <w:fldChar w:fldCharType="separate"/>
+        </w:r>
+        <w:r>
+          <w:rPr>
+            <w:noProof/>
+            <w:webHidden/>
+          </w:rPr>
+          <w:t>9</w:t>
+        </w:r>
+        <w:r>
+          <w:rPr>
+            <w:noProof/>
+            <w:webHidden/>
+          </w:rPr>
+          <w:fldChar w:fldCharType="end"/>
+        </w:r>
+      </w:hyperlink>
+    </w:p>
+    <w:p>
+      <w:pPr>
+        <w:pStyle w:val="TOC2"/>
+        <w:tabs>
+          <w:tab w:val="right" w:leader="dot" w:pos="9010"/>
+        </w:tabs>
+        <w:rPr>
+          <w:rFonts w:eastAsiaTheme="minorEastAsia"/>
+          <w:smallCaps w:val="0"/>
+          <w:noProof/>
+          <w:sz w:val="24"/>
+          <w:szCs w:val="24"/>
+        </w:rPr>
+      </w:pPr>
+      <w:hyperlink w:anchor="_Toc624923" w:history="1">
+        <w:r>
+          <w:rPr>
+            <w:rStyle w:val="Hyperlink"/>
+            <w:noProof/>
+          </w:rPr>
           <w:t>Important Notes</w:t>
         </w:r>
         <w:r>
@@ -1157,7 +1298,7 @@
             <w:noProof/>
             <w:webHidden/>
           </w:rPr>
-          <w:instrText xml:space="preserve"> PAGEREF _Toc614924 \h </w:instrText>
+          <w:instrText xml:space="preserve"> PAGEREF _Toc624923 \h </w:instrText>
         </w:r>
         <w:r>
           <w:rPr>
@@ -1177,7 +1318,7 @@
             <w:noProof/>
             <w:webHidden/>
           </w:rPr>
-          <w:t>8</w:t>
+          <w:t>10</w:t>
         </w:r>
         <w:r>
           <w:rPr>
@@ -1204,13 +1345,13 @@
           <w:szCs w:val="24"/>
         </w:rPr>
       </w:pPr>
-      <w:hyperlink w:anchor="_Toc614925" w:history="1">
+      <w:hyperlink w:anchor="_Toc624924" w:history="1">
         <w:r>
           <w:rPr>
             <w:rStyle w:val="Hyperlink"/>
             <w:noProof/>
           </w:rPr>
-          <w:t>Prompt Commands</w:t>
+          <w:t>Known Issues</w:t>
         </w:r>
         <w:r>
           <w:rPr>
@@ -1231,7 +1372,7 @@
             <w:noProof/>
             <w:webHidden/>
           </w:rPr>
-          <w:instrText xml:space="preserve"> PAGEREF _Toc614925 \h </w:instrText>
+          <w:instrText xml:space="preserve"> PAGEREF _Toc624924 \h </w:instrText>
         </w:r>
         <w:r>
           <w:rPr>
@@ -1251,2023 +1392,7 @@
             <w:noProof/>
             <w:webHidden/>
           </w:rPr>
-          <w:t>9</w:t>
-        </w:r>
-        <w:r>
-          <w:rPr>
-            <w:noProof/>
-            <w:webHidden/>
-          </w:rPr>
-          <w:fldChar w:fldCharType="end"/>
-        </w:r>
-      </w:hyperlink>
-    </w:p>
-    <w:p>
-      <w:pPr>
-        <w:pStyle w:val="TOC2"/>
-        <w:tabs>
-          <w:tab w:val="right" w:leader="dot" w:pos="9010"/>
-        </w:tabs>
-        <w:rPr>
-          <w:rFonts w:eastAsiaTheme="minorEastAsia"/>
-          <w:smallCaps w:val="0"/>
-          <w:noProof/>
-          <w:sz w:val="24"/>
-          <w:szCs w:val="24"/>
-        </w:rPr>
-      </w:pPr>
-      <w:hyperlink w:anchor="_Toc614926" w:history="1">
-        <w:r>
-          <w:rPr>
-            <w:rStyle w:val="Hyperlink"/>
-            <w:noProof/>
-          </w:rPr>
-          <w:t>Print Current Version</w:t>
-        </w:r>
-        <w:r>
-          <w:rPr>
-            <w:noProof/>
-            <w:webHidden/>
-          </w:rPr>
-          <w:tab/>
-        </w:r>
-        <w:r>
-          <w:rPr>
-            <w:noProof/>
-            <w:webHidden/>
-          </w:rPr>
-          <w:fldChar w:fldCharType="begin"/>
-        </w:r>
-        <w:r>
-          <w:rPr>
-            <w:noProof/>
-            <w:webHidden/>
-          </w:rPr>
-          <w:instrText xml:space="preserve"> PAGEREF _Toc614926 \h </w:instrText>
-        </w:r>
-        <w:r>
-          <w:rPr>
-            <w:noProof/>
-            <w:webHidden/>
-          </w:rPr>
-        </w:r>
-        <w:r>
-          <w:rPr>
-            <w:noProof/>
-            <w:webHidden/>
-          </w:rPr>
-          <w:fldChar w:fldCharType="separate"/>
-        </w:r>
-        <w:r>
-          <w:rPr>
-            <w:noProof/>
-            <w:webHidden/>
-          </w:rPr>
-          <w:t>9</w:t>
-        </w:r>
-        <w:r>
-          <w:rPr>
-            <w:noProof/>
-            <w:webHidden/>
-          </w:rPr>
-          <w:fldChar w:fldCharType="end"/>
-        </w:r>
-      </w:hyperlink>
-    </w:p>
-    <w:p>
-      <w:pPr>
-        <w:pStyle w:val="TOC2"/>
-        <w:tabs>
-          <w:tab w:val="right" w:leader="dot" w:pos="9010"/>
-        </w:tabs>
-        <w:rPr>
-          <w:rFonts w:eastAsiaTheme="minorEastAsia"/>
-          <w:smallCaps w:val="0"/>
-          <w:noProof/>
-          <w:sz w:val="24"/>
-          <w:szCs w:val="24"/>
-        </w:rPr>
-      </w:pPr>
-      <w:hyperlink w:anchor="_Toc614927" w:history="1">
-        <w:r>
-          <w:rPr>
-            <w:rStyle w:val="Hyperlink"/>
-            <w:noProof/>
-          </w:rPr>
-          <w:t>Print Arguments</w:t>
-        </w:r>
-        <w:r>
-          <w:rPr>
-            <w:noProof/>
-            <w:webHidden/>
-          </w:rPr>
-          <w:tab/>
-        </w:r>
-        <w:r>
-          <w:rPr>
-            <w:noProof/>
-            <w:webHidden/>
-          </w:rPr>
-          <w:fldChar w:fldCharType="begin"/>
-        </w:r>
-        <w:r>
-          <w:rPr>
-            <w:noProof/>
-            <w:webHidden/>
-          </w:rPr>
-          <w:instrText xml:space="preserve"> PAGEREF _Toc614927 \h </w:instrText>
-        </w:r>
-        <w:r>
-          <w:rPr>
-            <w:noProof/>
-            <w:webHidden/>
-          </w:rPr>
-        </w:r>
-        <w:r>
-          <w:rPr>
-            <w:noProof/>
-            <w:webHidden/>
-          </w:rPr>
-          <w:fldChar w:fldCharType="separate"/>
-        </w:r>
-        <w:r>
-          <w:rPr>
-            <w:noProof/>
-            <w:webHidden/>
-          </w:rPr>
-          <w:t>9</w:t>
-        </w:r>
-        <w:r>
-          <w:rPr>
-            <w:noProof/>
-            <w:webHidden/>
-          </w:rPr>
-          <w:fldChar w:fldCharType="end"/>
-        </w:r>
-      </w:hyperlink>
-    </w:p>
-    <w:p>
-      <w:pPr>
-        <w:pStyle w:val="TOC2"/>
-        <w:tabs>
-          <w:tab w:val="right" w:leader="dot" w:pos="9010"/>
-        </w:tabs>
-        <w:rPr>
-          <w:rFonts w:eastAsiaTheme="minorEastAsia"/>
-          <w:smallCaps w:val="0"/>
-          <w:noProof/>
-          <w:sz w:val="24"/>
-          <w:szCs w:val="24"/>
-        </w:rPr>
-      </w:pPr>
-      <w:hyperlink w:anchor="_Toc614928" w:history="1">
-        <w:r>
-          <w:rPr>
-            <w:rStyle w:val="Hyperlink"/>
-            <w:noProof/>
-          </w:rPr>
-          <w:t>Print Working Directory</w:t>
-        </w:r>
-        <w:r>
-          <w:rPr>
-            <w:noProof/>
-            <w:webHidden/>
-          </w:rPr>
-          <w:tab/>
-        </w:r>
-        <w:r>
-          <w:rPr>
-            <w:noProof/>
-            <w:webHidden/>
-          </w:rPr>
-          <w:fldChar w:fldCharType="begin"/>
-        </w:r>
-        <w:r>
-          <w:rPr>
-            <w:noProof/>
-            <w:webHidden/>
-          </w:rPr>
-          <w:instrText xml:space="preserve"> PAGEREF _Toc614928 \h </w:instrText>
-        </w:r>
-        <w:r>
-          <w:rPr>
-            <w:noProof/>
-            <w:webHidden/>
-          </w:rPr>
-        </w:r>
-        <w:r>
-          <w:rPr>
-            <w:noProof/>
-            <w:webHidden/>
-          </w:rPr>
-          <w:fldChar w:fldCharType="separate"/>
-        </w:r>
-        <w:r>
-          <w:rPr>
-            <w:noProof/>
-            <w:webHidden/>
-          </w:rPr>
-          <w:t>9</w:t>
-        </w:r>
-        <w:r>
-          <w:rPr>
-            <w:noProof/>
-            <w:webHidden/>
-          </w:rPr>
-          <w:fldChar w:fldCharType="end"/>
-        </w:r>
-      </w:hyperlink>
-    </w:p>
-    <w:p>
-      <w:pPr>
-        <w:pStyle w:val="TOC2"/>
-        <w:tabs>
-          <w:tab w:val="right" w:leader="dot" w:pos="9010"/>
-        </w:tabs>
-        <w:rPr>
-          <w:rFonts w:eastAsiaTheme="minorEastAsia"/>
-          <w:smallCaps w:val="0"/>
-          <w:noProof/>
-          <w:sz w:val="24"/>
-          <w:szCs w:val="24"/>
-        </w:rPr>
-      </w:pPr>
-      <w:hyperlink w:anchor="_Toc614929" w:history="1">
-        <w:r>
-          <w:rPr>
-            <w:rStyle w:val="Hyperlink"/>
-            <w:noProof/>
-          </w:rPr>
-          <w:t>Changing Working Directory</w:t>
-        </w:r>
-        <w:r>
-          <w:rPr>
-            <w:noProof/>
-            <w:webHidden/>
-          </w:rPr>
-          <w:tab/>
-        </w:r>
-        <w:r>
-          <w:rPr>
-            <w:noProof/>
-            <w:webHidden/>
-          </w:rPr>
-          <w:fldChar w:fldCharType="begin"/>
-        </w:r>
-        <w:r>
-          <w:rPr>
-            <w:noProof/>
-            <w:webHidden/>
-          </w:rPr>
-          <w:instrText xml:space="preserve"> PAGEREF _Toc614929 \h </w:instrText>
-        </w:r>
-        <w:r>
-          <w:rPr>
-            <w:noProof/>
-            <w:webHidden/>
-          </w:rPr>
-        </w:r>
-        <w:r>
-          <w:rPr>
-            <w:noProof/>
-            <w:webHidden/>
-          </w:rPr>
-          <w:fldChar w:fldCharType="separate"/>
-        </w:r>
-        <w:r>
-          <w:rPr>
-            <w:noProof/>
-            <w:webHidden/>
-          </w:rPr>
-          <w:t>9</w:t>
-        </w:r>
-        <w:r>
-          <w:rPr>
-            <w:noProof/>
-            <w:webHidden/>
-          </w:rPr>
-          <w:fldChar w:fldCharType="end"/>
-        </w:r>
-      </w:hyperlink>
-    </w:p>
-    <w:p>
-      <w:pPr>
-        <w:pStyle w:val="TOC2"/>
-        <w:tabs>
-          <w:tab w:val="right" w:leader="dot" w:pos="9010"/>
-        </w:tabs>
-        <w:rPr>
-          <w:rFonts w:eastAsiaTheme="minorEastAsia"/>
-          <w:smallCaps w:val="0"/>
-          <w:noProof/>
-          <w:sz w:val="24"/>
-          <w:szCs w:val="24"/>
-        </w:rPr>
-      </w:pPr>
-      <w:hyperlink w:anchor="_Toc614930" w:history="1">
-        <w:r>
-          <w:rPr>
-            <w:rStyle w:val="Hyperlink"/>
-            <w:noProof/>
-          </w:rPr>
-          <w:t>Listing Contents of Working Directory</w:t>
-        </w:r>
-        <w:r>
-          <w:rPr>
-            <w:noProof/>
-            <w:webHidden/>
-          </w:rPr>
-          <w:tab/>
-        </w:r>
-        <w:r>
-          <w:rPr>
-            <w:noProof/>
-            <w:webHidden/>
-          </w:rPr>
-          <w:fldChar w:fldCharType="begin"/>
-        </w:r>
-        <w:r>
-          <w:rPr>
-            <w:noProof/>
-            <w:webHidden/>
-          </w:rPr>
-          <w:instrText xml:space="preserve"> PAGEREF _Toc614930 \h </w:instrText>
-        </w:r>
-        <w:r>
-          <w:rPr>
-            <w:noProof/>
-            <w:webHidden/>
-          </w:rPr>
-        </w:r>
-        <w:r>
-          <w:rPr>
-            <w:noProof/>
-            <w:webHidden/>
-          </w:rPr>
-          <w:fldChar w:fldCharType="separate"/>
-        </w:r>
-        <w:r>
-          <w:rPr>
-            <w:noProof/>
-            <w:webHidden/>
-          </w:rPr>
-          <w:t>9</w:t>
-        </w:r>
-        <w:r>
-          <w:rPr>
-            <w:noProof/>
-            <w:webHidden/>
-          </w:rPr>
-          <w:fldChar w:fldCharType="end"/>
-        </w:r>
-      </w:hyperlink>
-    </w:p>
-    <w:p>
-      <w:pPr>
-        <w:pStyle w:val="TOC2"/>
-        <w:tabs>
-          <w:tab w:val="right" w:leader="dot" w:pos="9010"/>
-        </w:tabs>
-        <w:rPr>
-          <w:rFonts w:eastAsiaTheme="minorEastAsia"/>
-          <w:smallCaps w:val="0"/>
-          <w:noProof/>
-          <w:sz w:val="24"/>
-          <w:szCs w:val="24"/>
-        </w:rPr>
-      </w:pPr>
-      <w:hyperlink w:anchor="_Toc614931" w:history="1">
-        <w:r>
-          <w:rPr>
-            <w:rStyle w:val="Hyperlink"/>
-            <w:noProof/>
-          </w:rPr>
-          <w:t>Print Working Folder</w:t>
-        </w:r>
-        <w:r>
-          <w:rPr>
-            <w:noProof/>
-            <w:webHidden/>
-          </w:rPr>
-          <w:tab/>
-        </w:r>
-        <w:r>
-          <w:rPr>
-            <w:noProof/>
-            <w:webHidden/>
-          </w:rPr>
-          <w:fldChar w:fldCharType="begin"/>
-        </w:r>
-        <w:r>
-          <w:rPr>
-            <w:noProof/>
-            <w:webHidden/>
-          </w:rPr>
-          <w:instrText xml:space="preserve"> PAGEREF _Toc614931 \h </w:instrText>
-        </w:r>
-        <w:r>
-          <w:rPr>
-            <w:noProof/>
-            <w:webHidden/>
-          </w:rPr>
-        </w:r>
-        <w:r>
-          <w:rPr>
-            <w:noProof/>
-            <w:webHidden/>
-          </w:rPr>
-          <w:fldChar w:fldCharType="separate"/>
-        </w:r>
-        <w:r>
-          <w:rPr>
-            <w:noProof/>
-            <w:webHidden/>
-          </w:rPr>
           <w:t>10</w:t>
-        </w:r>
-        <w:r>
-          <w:rPr>
-            <w:noProof/>
-            <w:webHidden/>
-          </w:rPr>
-          <w:fldChar w:fldCharType="end"/>
-        </w:r>
-      </w:hyperlink>
-    </w:p>
-    <w:p>
-      <w:pPr>
-        <w:pStyle w:val="TOC2"/>
-        <w:tabs>
-          <w:tab w:val="right" w:leader="dot" w:pos="9010"/>
-        </w:tabs>
-        <w:rPr>
-          <w:rFonts w:eastAsiaTheme="minorEastAsia"/>
-          <w:smallCaps w:val="0"/>
-          <w:noProof/>
-          <w:sz w:val="24"/>
-          <w:szCs w:val="24"/>
-        </w:rPr>
-      </w:pPr>
-      <w:hyperlink w:anchor="_Toc614932" w:history="1">
-        <w:r>
-          <w:rPr>
-            <w:rStyle w:val="Hyperlink"/>
-            <w:noProof/>
-          </w:rPr>
-          <w:t>Change Working Folder</w:t>
-        </w:r>
-        <w:r>
-          <w:rPr>
-            <w:noProof/>
-            <w:webHidden/>
-          </w:rPr>
-          <w:tab/>
-        </w:r>
-        <w:r>
-          <w:rPr>
-            <w:noProof/>
-            <w:webHidden/>
-          </w:rPr>
-          <w:fldChar w:fldCharType="begin"/>
-        </w:r>
-        <w:r>
-          <w:rPr>
-            <w:noProof/>
-            <w:webHidden/>
-          </w:rPr>
-          <w:instrText xml:space="preserve"> PAGEREF _Toc614932 \h </w:instrText>
-        </w:r>
-        <w:r>
-          <w:rPr>
-            <w:noProof/>
-            <w:webHidden/>
-          </w:rPr>
-        </w:r>
-        <w:r>
-          <w:rPr>
-            <w:noProof/>
-            <w:webHidden/>
-          </w:rPr>
-          <w:fldChar w:fldCharType="separate"/>
-        </w:r>
-        <w:r>
-          <w:rPr>
-            <w:noProof/>
-            <w:webHidden/>
-          </w:rPr>
-          <w:t>10</w:t>
-        </w:r>
-        <w:r>
-          <w:rPr>
-            <w:noProof/>
-            <w:webHidden/>
-          </w:rPr>
-          <w:fldChar w:fldCharType="end"/>
-        </w:r>
-      </w:hyperlink>
-    </w:p>
-    <w:p>
-      <w:pPr>
-        <w:pStyle w:val="TOC2"/>
-        <w:tabs>
-          <w:tab w:val="right" w:leader="dot" w:pos="9010"/>
-        </w:tabs>
-        <w:rPr>
-          <w:rFonts w:eastAsiaTheme="minorEastAsia"/>
-          <w:smallCaps w:val="0"/>
-          <w:noProof/>
-          <w:sz w:val="24"/>
-          <w:szCs w:val="24"/>
-        </w:rPr>
-      </w:pPr>
-      <w:hyperlink w:anchor="_Toc614933" w:history="1">
-        <w:r>
-          <w:rPr>
-            <w:rStyle w:val="Hyperlink"/>
-            <w:noProof/>
-          </w:rPr>
-          <w:t>Starting the Cluster</w:t>
-        </w:r>
-        <w:r>
-          <w:rPr>
-            <w:noProof/>
-            <w:webHidden/>
-          </w:rPr>
-          <w:tab/>
-        </w:r>
-        <w:r>
-          <w:rPr>
-            <w:noProof/>
-            <w:webHidden/>
-          </w:rPr>
-          <w:fldChar w:fldCharType="begin"/>
-        </w:r>
-        <w:r>
-          <w:rPr>
-            <w:noProof/>
-            <w:webHidden/>
-          </w:rPr>
-          <w:instrText xml:space="preserve"> PAGEREF _Toc614933 \h </w:instrText>
-        </w:r>
-        <w:r>
-          <w:rPr>
-            <w:noProof/>
-            <w:webHidden/>
-          </w:rPr>
-        </w:r>
-        <w:r>
-          <w:rPr>
-            <w:noProof/>
-            <w:webHidden/>
-          </w:rPr>
-          <w:fldChar w:fldCharType="separate"/>
-        </w:r>
-        <w:r>
-          <w:rPr>
-            <w:noProof/>
-            <w:webHidden/>
-          </w:rPr>
-          <w:t>10</w:t>
-        </w:r>
-        <w:r>
-          <w:rPr>
-            <w:noProof/>
-            <w:webHidden/>
-          </w:rPr>
-          <w:fldChar w:fldCharType="end"/>
-        </w:r>
-      </w:hyperlink>
-    </w:p>
-    <w:p>
-      <w:pPr>
-        <w:pStyle w:val="TOC2"/>
-        <w:tabs>
-          <w:tab w:val="right" w:leader="dot" w:pos="9010"/>
-        </w:tabs>
-        <w:rPr>
-          <w:rFonts w:eastAsiaTheme="minorEastAsia"/>
-          <w:smallCaps w:val="0"/>
-          <w:noProof/>
-          <w:sz w:val="24"/>
-          <w:szCs w:val="24"/>
-        </w:rPr>
-      </w:pPr>
-      <w:hyperlink w:anchor="_Toc614934" w:history="1">
-        <w:r>
-          <w:rPr>
-            <w:rStyle w:val="Hyperlink"/>
-            <w:noProof/>
-          </w:rPr>
-          <w:t>Getting the Cluster Status</w:t>
-        </w:r>
-        <w:r>
-          <w:rPr>
-            <w:noProof/>
-            <w:webHidden/>
-          </w:rPr>
-          <w:tab/>
-        </w:r>
-        <w:r>
-          <w:rPr>
-            <w:noProof/>
-            <w:webHidden/>
-          </w:rPr>
-          <w:fldChar w:fldCharType="begin"/>
-        </w:r>
-        <w:r>
-          <w:rPr>
-            <w:noProof/>
-            <w:webHidden/>
-          </w:rPr>
-          <w:instrText xml:space="preserve"> PAGEREF _Toc614934 \h </w:instrText>
-        </w:r>
-        <w:r>
-          <w:rPr>
-            <w:noProof/>
-            <w:webHidden/>
-          </w:rPr>
-        </w:r>
-        <w:r>
-          <w:rPr>
-            <w:noProof/>
-            <w:webHidden/>
-          </w:rPr>
-          <w:fldChar w:fldCharType="separate"/>
-        </w:r>
-        <w:r>
-          <w:rPr>
-            <w:noProof/>
-            <w:webHidden/>
-          </w:rPr>
-          <w:t>10</w:t>
-        </w:r>
-        <w:r>
-          <w:rPr>
-            <w:noProof/>
-            <w:webHidden/>
-          </w:rPr>
-          <w:fldChar w:fldCharType="end"/>
-        </w:r>
-      </w:hyperlink>
-    </w:p>
-    <w:p>
-      <w:pPr>
-        <w:pStyle w:val="TOC2"/>
-        <w:tabs>
-          <w:tab w:val="right" w:leader="dot" w:pos="9010"/>
-        </w:tabs>
-        <w:rPr>
-          <w:rFonts w:eastAsiaTheme="minorEastAsia"/>
-          <w:smallCaps w:val="0"/>
-          <w:noProof/>
-          <w:sz w:val="24"/>
-          <w:szCs w:val="24"/>
-        </w:rPr>
-      </w:pPr>
-      <w:hyperlink w:anchor="_Toc614935" w:history="1">
-        <w:r>
-          <w:rPr>
-            <w:rStyle w:val="Hyperlink"/>
-            <w:noProof/>
-          </w:rPr>
-          <w:t>Space Usage</w:t>
-        </w:r>
-        <w:r>
-          <w:rPr>
-            <w:noProof/>
-            <w:webHidden/>
-          </w:rPr>
-          <w:tab/>
-        </w:r>
-        <w:r>
-          <w:rPr>
-            <w:noProof/>
-            <w:webHidden/>
-          </w:rPr>
-          <w:fldChar w:fldCharType="begin"/>
-        </w:r>
-        <w:r>
-          <w:rPr>
-            <w:noProof/>
-            <w:webHidden/>
-          </w:rPr>
-          <w:instrText xml:space="preserve"> PAGEREF _Toc614935 \h </w:instrText>
-        </w:r>
-        <w:r>
-          <w:rPr>
-            <w:noProof/>
-            <w:webHidden/>
-          </w:rPr>
-        </w:r>
-        <w:r>
-          <w:rPr>
-            <w:noProof/>
-            <w:webHidden/>
-          </w:rPr>
-          <w:fldChar w:fldCharType="separate"/>
-        </w:r>
-        <w:r>
-          <w:rPr>
-            <w:noProof/>
-            <w:webHidden/>
-          </w:rPr>
-          <w:t>10</w:t>
-        </w:r>
-        <w:r>
-          <w:rPr>
-            <w:noProof/>
-            <w:webHidden/>
-          </w:rPr>
-          <w:fldChar w:fldCharType="end"/>
-        </w:r>
-      </w:hyperlink>
-    </w:p>
-    <w:p>
-      <w:pPr>
-        <w:pStyle w:val="TOC2"/>
-        <w:tabs>
-          <w:tab w:val="right" w:leader="dot" w:pos="9010"/>
-        </w:tabs>
-        <w:rPr>
-          <w:rFonts w:eastAsiaTheme="minorEastAsia"/>
-          <w:smallCaps w:val="0"/>
-          <w:noProof/>
-          <w:sz w:val="24"/>
-          <w:szCs w:val="24"/>
-        </w:rPr>
-      </w:pPr>
-      <w:hyperlink w:anchor="_Toc614936" w:history="1">
-        <w:r>
-          <w:rPr>
-            <w:rStyle w:val="Hyperlink"/>
-            <w:noProof/>
-          </w:rPr>
-          <w:t>Create a table</w:t>
-        </w:r>
-        <w:r>
-          <w:rPr>
-            <w:noProof/>
-            <w:webHidden/>
-          </w:rPr>
-          <w:tab/>
-        </w:r>
-        <w:r>
-          <w:rPr>
-            <w:noProof/>
-            <w:webHidden/>
-          </w:rPr>
-          <w:fldChar w:fldCharType="begin"/>
-        </w:r>
-        <w:r>
-          <w:rPr>
-            <w:noProof/>
-            <w:webHidden/>
-          </w:rPr>
-          <w:instrText xml:space="preserve"> PAGEREF _Toc614936 \h </w:instrText>
-        </w:r>
-        <w:r>
-          <w:rPr>
-            <w:noProof/>
-            <w:webHidden/>
-          </w:rPr>
-        </w:r>
-        <w:r>
-          <w:rPr>
-            <w:noProof/>
-            <w:webHidden/>
-          </w:rPr>
-          <w:fldChar w:fldCharType="separate"/>
-        </w:r>
-        <w:r>
-          <w:rPr>
-            <w:noProof/>
-            <w:webHidden/>
-          </w:rPr>
-          <w:t>10</w:t>
-        </w:r>
-        <w:r>
-          <w:rPr>
-            <w:noProof/>
-            <w:webHidden/>
-          </w:rPr>
-          <w:fldChar w:fldCharType="end"/>
-        </w:r>
-      </w:hyperlink>
-    </w:p>
-    <w:p>
-      <w:pPr>
-        <w:pStyle w:val="TOC2"/>
-        <w:tabs>
-          <w:tab w:val="right" w:leader="dot" w:pos="9010"/>
-        </w:tabs>
-        <w:rPr>
-          <w:rFonts w:eastAsiaTheme="minorEastAsia"/>
-          <w:smallCaps w:val="0"/>
-          <w:noProof/>
-          <w:sz w:val="24"/>
-          <w:szCs w:val="24"/>
-        </w:rPr>
-      </w:pPr>
-      <w:hyperlink w:anchor="_Toc614937" w:history="1">
-        <w:r>
-          <w:rPr>
-            <w:rStyle w:val="Hyperlink"/>
-            <w:noProof/>
-          </w:rPr>
-          <w:t>Listing Tables</w:t>
-        </w:r>
-        <w:r>
-          <w:rPr>
-            <w:noProof/>
-            <w:webHidden/>
-          </w:rPr>
-          <w:tab/>
-        </w:r>
-        <w:r>
-          <w:rPr>
-            <w:noProof/>
-            <w:webHidden/>
-          </w:rPr>
-          <w:fldChar w:fldCharType="begin"/>
-        </w:r>
-        <w:r>
-          <w:rPr>
-            <w:noProof/>
-            <w:webHidden/>
-          </w:rPr>
-          <w:instrText xml:space="preserve"> PAGEREF _Toc614937 \h </w:instrText>
-        </w:r>
-        <w:r>
-          <w:rPr>
-            <w:noProof/>
-            <w:webHidden/>
-          </w:rPr>
-        </w:r>
-        <w:r>
-          <w:rPr>
-            <w:noProof/>
-            <w:webHidden/>
-          </w:rPr>
-          <w:fldChar w:fldCharType="separate"/>
-        </w:r>
-        <w:r>
-          <w:rPr>
-            <w:noProof/>
-            <w:webHidden/>
-          </w:rPr>
-          <w:t>11</w:t>
-        </w:r>
-        <w:r>
-          <w:rPr>
-            <w:noProof/>
-            <w:webHidden/>
-          </w:rPr>
-          <w:fldChar w:fldCharType="end"/>
-        </w:r>
-      </w:hyperlink>
-    </w:p>
-    <w:p>
-      <w:pPr>
-        <w:pStyle w:val="TOC2"/>
-        <w:tabs>
-          <w:tab w:val="right" w:leader="dot" w:pos="9010"/>
-        </w:tabs>
-        <w:rPr>
-          <w:rFonts w:eastAsiaTheme="minorEastAsia"/>
-          <w:smallCaps w:val="0"/>
-          <w:noProof/>
-          <w:sz w:val="24"/>
-          <w:szCs w:val="24"/>
-        </w:rPr>
-      </w:pPr>
-      <w:hyperlink w:anchor="_Toc614938" w:history="1">
-        <w:r>
-          <w:rPr>
-            <w:rStyle w:val="Hyperlink"/>
-            <w:noProof/>
-          </w:rPr>
-          <w:t>Listing Columns</w:t>
-        </w:r>
-        <w:r>
-          <w:rPr>
-            <w:noProof/>
-            <w:webHidden/>
-          </w:rPr>
-          <w:tab/>
-        </w:r>
-        <w:r>
-          <w:rPr>
-            <w:noProof/>
-            <w:webHidden/>
-          </w:rPr>
-          <w:fldChar w:fldCharType="begin"/>
-        </w:r>
-        <w:r>
-          <w:rPr>
-            <w:noProof/>
-            <w:webHidden/>
-          </w:rPr>
-          <w:instrText xml:space="preserve"> PAGEREF _Toc614938 \h </w:instrText>
-        </w:r>
-        <w:r>
-          <w:rPr>
-            <w:noProof/>
-            <w:webHidden/>
-          </w:rPr>
-        </w:r>
-        <w:r>
-          <w:rPr>
-            <w:noProof/>
-            <w:webHidden/>
-          </w:rPr>
-          <w:fldChar w:fldCharType="separate"/>
-        </w:r>
-        <w:r>
-          <w:rPr>
-            <w:noProof/>
-            <w:webHidden/>
-          </w:rPr>
-          <w:t>11</w:t>
-        </w:r>
-        <w:r>
-          <w:rPr>
-            <w:noProof/>
-            <w:webHidden/>
-          </w:rPr>
-          <w:fldChar w:fldCharType="end"/>
-        </w:r>
-      </w:hyperlink>
-    </w:p>
-    <w:p>
-      <w:pPr>
-        <w:pStyle w:val="TOC2"/>
-        <w:tabs>
-          <w:tab w:val="right" w:leader="dot" w:pos="9010"/>
-        </w:tabs>
-        <w:rPr>
-          <w:rFonts w:eastAsiaTheme="minorEastAsia"/>
-          <w:smallCaps w:val="0"/>
-          <w:noProof/>
-          <w:sz w:val="24"/>
-          <w:szCs w:val="24"/>
-        </w:rPr>
-      </w:pPr>
-      <w:hyperlink w:anchor="_Toc614939" w:history="1">
-        <w:r>
-          <w:rPr>
-            <w:rStyle w:val="Hyperlink"/>
-            <w:noProof/>
-          </w:rPr>
-          <w:t>Creating an Index</w:t>
-        </w:r>
-        <w:r>
-          <w:rPr>
-            <w:noProof/>
-            <w:webHidden/>
-          </w:rPr>
-          <w:tab/>
-        </w:r>
-        <w:r>
-          <w:rPr>
-            <w:noProof/>
-            <w:webHidden/>
-          </w:rPr>
-          <w:fldChar w:fldCharType="begin"/>
-        </w:r>
-        <w:r>
-          <w:rPr>
-            <w:noProof/>
-            <w:webHidden/>
-          </w:rPr>
-          <w:instrText xml:space="preserve"> PAGEREF _Toc614939 \h </w:instrText>
-        </w:r>
-        <w:r>
-          <w:rPr>
-            <w:noProof/>
-            <w:webHidden/>
-          </w:rPr>
-        </w:r>
-        <w:r>
-          <w:rPr>
-            <w:noProof/>
-            <w:webHidden/>
-          </w:rPr>
-          <w:fldChar w:fldCharType="separate"/>
-        </w:r>
-        <w:r>
-          <w:rPr>
-            <w:noProof/>
-            <w:webHidden/>
-          </w:rPr>
-          <w:t>11</w:t>
-        </w:r>
-        <w:r>
-          <w:rPr>
-            <w:noProof/>
-            <w:webHidden/>
-          </w:rPr>
-          <w:fldChar w:fldCharType="end"/>
-        </w:r>
-      </w:hyperlink>
-    </w:p>
-    <w:p>
-      <w:pPr>
-        <w:pStyle w:val="TOC2"/>
-        <w:tabs>
-          <w:tab w:val="right" w:leader="dot" w:pos="9010"/>
-        </w:tabs>
-        <w:rPr>
-          <w:rFonts w:eastAsiaTheme="minorEastAsia"/>
-          <w:smallCaps w:val="0"/>
-          <w:noProof/>
-          <w:sz w:val="24"/>
-          <w:szCs w:val="24"/>
-        </w:rPr>
-      </w:pPr>
-      <w:hyperlink w:anchor="_Toc614940" w:history="1">
-        <w:r>
-          <w:rPr>
-            <w:rStyle w:val="Hyperlink"/>
-            <w:noProof/>
-          </w:rPr>
-          <w:t>Listing Indexes</w:t>
-        </w:r>
-        <w:r>
-          <w:rPr>
-            <w:noProof/>
-            <w:webHidden/>
-          </w:rPr>
-          <w:tab/>
-        </w:r>
-        <w:r>
-          <w:rPr>
-            <w:noProof/>
-            <w:webHidden/>
-          </w:rPr>
-          <w:fldChar w:fldCharType="begin"/>
-        </w:r>
-        <w:r>
-          <w:rPr>
-            <w:noProof/>
-            <w:webHidden/>
-          </w:rPr>
-          <w:instrText xml:space="preserve"> PAGEREF _Toc614940 \h </w:instrText>
-        </w:r>
-        <w:r>
-          <w:rPr>
-            <w:noProof/>
-            <w:webHidden/>
-          </w:rPr>
-        </w:r>
-        <w:r>
-          <w:rPr>
-            <w:noProof/>
-            <w:webHidden/>
-          </w:rPr>
-          <w:fldChar w:fldCharType="separate"/>
-        </w:r>
-        <w:r>
-          <w:rPr>
-            <w:noProof/>
-            <w:webHidden/>
-          </w:rPr>
-          <w:t>11</w:t>
-        </w:r>
-        <w:r>
-          <w:rPr>
-            <w:noProof/>
-            <w:webHidden/>
-          </w:rPr>
-          <w:fldChar w:fldCharType="end"/>
-        </w:r>
-      </w:hyperlink>
-    </w:p>
-    <w:p>
-      <w:pPr>
-        <w:pStyle w:val="TOC2"/>
-        <w:tabs>
-          <w:tab w:val="right" w:leader="dot" w:pos="9010"/>
-        </w:tabs>
-        <w:rPr>
-          <w:rFonts w:eastAsiaTheme="minorEastAsia"/>
-          <w:smallCaps w:val="0"/>
-          <w:noProof/>
-          <w:sz w:val="24"/>
-          <w:szCs w:val="24"/>
-        </w:rPr>
-      </w:pPr>
-      <w:hyperlink w:anchor="_Toc614941" w:history="1">
-        <w:r>
-          <w:rPr>
-            <w:rStyle w:val="Hyperlink"/>
-            <w:noProof/>
-          </w:rPr>
-          <w:t>Listing Index Columns</w:t>
-        </w:r>
-        <w:r>
-          <w:rPr>
-            <w:noProof/>
-            <w:webHidden/>
-          </w:rPr>
-          <w:tab/>
-        </w:r>
-        <w:r>
-          <w:rPr>
-            <w:noProof/>
-            <w:webHidden/>
-          </w:rPr>
-          <w:fldChar w:fldCharType="begin"/>
-        </w:r>
-        <w:r>
-          <w:rPr>
-            <w:noProof/>
-            <w:webHidden/>
-          </w:rPr>
-          <w:instrText xml:space="preserve"> PAGEREF _Toc614941 \h </w:instrText>
-        </w:r>
-        <w:r>
-          <w:rPr>
-            <w:noProof/>
-            <w:webHidden/>
-          </w:rPr>
-        </w:r>
-        <w:r>
-          <w:rPr>
-            <w:noProof/>
-            <w:webHidden/>
-          </w:rPr>
-          <w:fldChar w:fldCharType="separate"/>
-        </w:r>
-        <w:r>
-          <w:rPr>
-            <w:noProof/>
-            <w:webHidden/>
-          </w:rPr>
-          <w:t>11</w:t>
-        </w:r>
-        <w:r>
-          <w:rPr>
-            <w:noProof/>
-            <w:webHidden/>
-          </w:rPr>
-          <w:fldChar w:fldCharType="end"/>
-        </w:r>
-      </w:hyperlink>
-    </w:p>
-    <w:p>
-      <w:pPr>
-        <w:pStyle w:val="TOC2"/>
-        <w:tabs>
-          <w:tab w:val="right" w:leader="dot" w:pos="9010"/>
-        </w:tabs>
-        <w:rPr>
-          <w:rFonts w:eastAsiaTheme="minorEastAsia"/>
-          <w:smallCaps w:val="0"/>
-          <w:noProof/>
-          <w:sz w:val="24"/>
-          <w:szCs w:val="24"/>
-        </w:rPr>
-      </w:pPr>
-      <w:hyperlink w:anchor="_Toc614942" w:history="1">
-        <w:r>
-          <w:rPr>
-            <w:rStyle w:val="Hyperlink"/>
-            <w:noProof/>
-          </w:rPr>
-          <w:t>Loading a Table</w:t>
-        </w:r>
-        <w:r>
-          <w:rPr>
-            <w:noProof/>
-            <w:webHidden/>
-          </w:rPr>
-          <w:tab/>
-        </w:r>
-        <w:r>
-          <w:rPr>
-            <w:noProof/>
-            <w:webHidden/>
-          </w:rPr>
-          <w:fldChar w:fldCharType="begin"/>
-        </w:r>
-        <w:r>
-          <w:rPr>
-            <w:noProof/>
-            <w:webHidden/>
-          </w:rPr>
-          <w:instrText xml:space="preserve"> PAGEREF _Toc614942 \h </w:instrText>
-        </w:r>
-        <w:r>
-          <w:rPr>
-            <w:noProof/>
-            <w:webHidden/>
-          </w:rPr>
-        </w:r>
-        <w:r>
-          <w:rPr>
-            <w:noProof/>
-            <w:webHidden/>
-          </w:rPr>
-          <w:fldChar w:fldCharType="separate"/>
-        </w:r>
-        <w:r>
-          <w:rPr>
-            <w:noProof/>
-            <w:webHidden/>
-          </w:rPr>
-          <w:t>11</w:t>
-        </w:r>
-        <w:r>
-          <w:rPr>
-            <w:noProof/>
-            <w:webHidden/>
-          </w:rPr>
-          <w:fldChar w:fldCharType="end"/>
-        </w:r>
-      </w:hyperlink>
-    </w:p>
-    <w:p>
-      <w:pPr>
-        <w:pStyle w:val="TOC2"/>
-        <w:tabs>
-          <w:tab w:val="right" w:leader="dot" w:pos="9010"/>
-        </w:tabs>
-        <w:rPr>
-          <w:rFonts w:eastAsiaTheme="minorEastAsia"/>
-          <w:smallCaps w:val="0"/>
-          <w:noProof/>
-          <w:sz w:val="24"/>
-          <w:szCs w:val="24"/>
-        </w:rPr>
-      </w:pPr>
-      <w:hyperlink w:anchor="_Toc614943" w:history="1">
-        <w:r>
-          <w:rPr>
-            <w:rStyle w:val="Hyperlink"/>
-            <w:noProof/>
-          </w:rPr>
-          <w:t>Size of Table</w:t>
-        </w:r>
-        <w:r>
-          <w:rPr>
-            <w:noProof/>
-            <w:webHidden/>
-          </w:rPr>
-          <w:tab/>
-        </w:r>
-        <w:r>
-          <w:rPr>
-            <w:noProof/>
-            <w:webHidden/>
-          </w:rPr>
-          <w:fldChar w:fldCharType="begin"/>
-        </w:r>
-        <w:r>
-          <w:rPr>
-            <w:noProof/>
-            <w:webHidden/>
-          </w:rPr>
-          <w:instrText xml:space="preserve"> PAGEREF _Toc614943 \h </w:instrText>
-        </w:r>
-        <w:r>
-          <w:rPr>
-            <w:noProof/>
-            <w:webHidden/>
-          </w:rPr>
-        </w:r>
-        <w:r>
-          <w:rPr>
-            <w:noProof/>
-            <w:webHidden/>
-          </w:rPr>
-          <w:fldChar w:fldCharType="separate"/>
-        </w:r>
-        <w:r>
-          <w:rPr>
-            <w:noProof/>
-            <w:webHidden/>
-          </w:rPr>
-          <w:t>12</w:t>
-        </w:r>
-        <w:r>
-          <w:rPr>
-            <w:noProof/>
-            <w:webHidden/>
-          </w:rPr>
-          <w:fldChar w:fldCharType="end"/>
-        </w:r>
-      </w:hyperlink>
-    </w:p>
-    <w:p>
-      <w:pPr>
-        <w:pStyle w:val="TOC2"/>
-        <w:tabs>
-          <w:tab w:val="right" w:leader="dot" w:pos="9010"/>
-        </w:tabs>
-        <w:rPr>
-          <w:rFonts w:eastAsiaTheme="minorEastAsia"/>
-          <w:smallCaps w:val="0"/>
-          <w:noProof/>
-          <w:sz w:val="24"/>
-          <w:szCs w:val="24"/>
-        </w:rPr>
-      </w:pPr>
-      <w:hyperlink w:anchor="_Toc614944" w:history="1">
-        <w:r>
-          <w:rPr>
-            <w:rStyle w:val="Hyperlink"/>
-            <w:noProof/>
-          </w:rPr>
-          <w:t>Size of Index</w:t>
-        </w:r>
-        <w:r>
-          <w:rPr>
-            <w:noProof/>
-            <w:webHidden/>
-          </w:rPr>
-          <w:tab/>
-        </w:r>
-        <w:r>
-          <w:rPr>
-            <w:noProof/>
-            <w:webHidden/>
-          </w:rPr>
-          <w:fldChar w:fldCharType="begin"/>
-        </w:r>
-        <w:r>
-          <w:rPr>
-            <w:noProof/>
-            <w:webHidden/>
-          </w:rPr>
-          <w:instrText xml:space="preserve"> PAGEREF _Toc614944 \h </w:instrText>
-        </w:r>
-        <w:r>
-          <w:rPr>
-            <w:noProof/>
-            <w:webHidden/>
-          </w:rPr>
-        </w:r>
-        <w:r>
-          <w:rPr>
-            <w:noProof/>
-            <w:webHidden/>
-          </w:rPr>
-          <w:fldChar w:fldCharType="separate"/>
-        </w:r>
-        <w:r>
-          <w:rPr>
-            <w:noProof/>
-            <w:webHidden/>
-          </w:rPr>
-          <w:t>12</w:t>
-        </w:r>
-        <w:r>
-          <w:rPr>
-            <w:noProof/>
-            <w:webHidden/>
-          </w:rPr>
-          <w:fldChar w:fldCharType="end"/>
-        </w:r>
-      </w:hyperlink>
-    </w:p>
-    <w:p>
-      <w:pPr>
-        <w:pStyle w:val="TOC2"/>
-        <w:tabs>
-          <w:tab w:val="right" w:leader="dot" w:pos="9010"/>
-        </w:tabs>
-        <w:rPr>
-          <w:rFonts w:eastAsiaTheme="minorEastAsia"/>
-          <w:smallCaps w:val="0"/>
-          <w:noProof/>
-          <w:sz w:val="24"/>
-          <w:szCs w:val="24"/>
-        </w:rPr>
-      </w:pPr>
-      <w:hyperlink w:anchor="_Toc614945" w:history="1">
-        <w:r>
-          <w:rPr>
-            <w:rStyle w:val="Hyperlink"/>
-            <w:noProof/>
-          </w:rPr>
-          <w:t>Table Sizes</w:t>
-        </w:r>
-        <w:r>
-          <w:rPr>
-            <w:noProof/>
-            <w:webHidden/>
-          </w:rPr>
-          <w:tab/>
-        </w:r>
-        <w:r>
-          <w:rPr>
-            <w:noProof/>
-            <w:webHidden/>
-          </w:rPr>
-          <w:fldChar w:fldCharType="begin"/>
-        </w:r>
-        <w:r>
-          <w:rPr>
-            <w:noProof/>
-            <w:webHidden/>
-          </w:rPr>
-          <w:instrText xml:space="preserve"> PAGEREF _Toc614945 \h </w:instrText>
-        </w:r>
-        <w:r>
-          <w:rPr>
-            <w:noProof/>
-            <w:webHidden/>
-          </w:rPr>
-        </w:r>
-        <w:r>
-          <w:rPr>
-            <w:noProof/>
-            <w:webHidden/>
-          </w:rPr>
-          <w:fldChar w:fldCharType="separate"/>
-        </w:r>
-        <w:r>
-          <w:rPr>
-            <w:noProof/>
-            <w:webHidden/>
-          </w:rPr>
-          <w:t>12</w:t>
-        </w:r>
-        <w:r>
-          <w:rPr>
-            <w:noProof/>
-            <w:webHidden/>
-          </w:rPr>
-          <w:fldChar w:fldCharType="end"/>
-        </w:r>
-      </w:hyperlink>
-    </w:p>
-    <w:p>
-      <w:pPr>
-        <w:pStyle w:val="TOC2"/>
-        <w:tabs>
-          <w:tab w:val="right" w:leader="dot" w:pos="9010"/>
-        </w:tabs>
-        <w:rPr>
-          <w:rFonts w:eastAsiaTheme="minorEastAsia"/>
-          <w:smallCaps w:val="0"/>
-          <w:noProof/>
-          <w:sz w:val="24"/>
-          <w:szCs w:val="24"/>
-        </w:rPr>
-      </w:pPr>
-      <w:hyperlink w:anchor="_Toc614946" w:history="1">
-        <w:r>
-          <w:rPr>
-            <w:rStyle w:val="Hyperlink"/>
-            <w:noProof/>
-          </w:rPr>
-          <w:t>Fetching Rows</w:t>
-        </w:r>
-        <w:r>
-          <w:rPr>
-            <w:noProof/>
-            <w:webHidden/>
-          </w:rPr>
-          <w:tab/>
-        </w:r>
-        <w:r>
-          <w:rPr>
-            <w:noProof/>
-            <w:webHidden/>
-          </w:rPr>
-          <w:fldChar w:fldCharType="begin"/>
-        </w:r>
-        <w:r>
-          <w:rPr>
-            <w:noProof/>
-            <w:webHidden/>
-          </w:rPr>
-          <w:instrText xml:space="preserve"> PAGEREF _Toc614946 \h </w:instrText>
-        </w:r>
-        <w:r>
-          <w:rPr>
-            <w:noProof/>
-            <w:webHidden/>
-          </w:rPr>
-        </w:r>
-        <w:r>
-          <w:rPr>
-            <w:noProof/>
-            <w:webHidden/>
-          </w:rPr>
-          <w:fldChar w:fldCharType="separate"/>
-        </w:r>
-        <w:r>
-          <w:rPr>
-            <w:noProof/>
-            <w:webHidden/>
-          </w:rPr>
-          <w:t>12</w:t>
-        </w:r>
-        <w:r>
-          <w:rPr>
-            <w:noProof/>
-            <w:webHidden/>
-          </w:rPr>
-          <w:fldChar w:fldCharType="end"/>
-        </w:r>
-      </w:hyperlink>
-    </w:p>
-    <w:p>
-      <w:pPr>
-        <w:pStyle w:val="TOC2"/>
-        <w:tabs>
-          <w:tab w:val="right" w:leader="dot" w:pos="9010"/>
-        </w:tabs>
-        <w:rPr>
-          <w:rFonts w:eastAsiaTheme="minorEastAsia"/>
-          <w:smallCaps w:val="0"/>
-          <w:noProof/>
-          <w:sz w:val="24"/>
-          <w:szCs w:val="24"/>
-        </w:rPr>
-      </w:pPr>
-      <w:hyperlink w:anchor="_Toc614947" w:history="1">
-        <w:r>
-          <w:rPr>
-            <w:rStyle w:val="Hyperlink"/>
-            <w:noProof/>
-          </w:rPr>
-          <w:t>Listing Contents of Working Folder</w:t>
-        </w:r>
-        <w:r>
-          <w:rPr>
-            <w:noProof/>
-            <w:webHidden/>
-          </w:rPr>
-          <w:tab/>
-        </w:r>
-        <w:r>
-          <w:rPr>
-            <w:noProof/>
-            <w:webHidden/>
-          </w:rPr>
-          <w:fldChar w:fldCharType="begin"/>
-        </w:r>
-        <w:r>
-          <w:rPr>
-            <w:noProof/>
-            <w:webHidden/>
-          </w:rPr>
-          <w:instrText xml:space="preserve"> PAGEREF _Toc614947 \h </w:instrText>
-        </w:r>
-        <w:r>
-          <w:rPr>
-            <w:noProof/>
-            <w:webHidden/>
-          </w:rPr>
-        </w:r>
-        <w:r>
-          <w:rPr>
-            <w:noProof/>
-            <w:webHidden/>
-          </w:rPr>
-          <w:fldChar w:fldCharType="separate"/>
-        </w:r>
-        <w:r>
-          <w:rPr>
-            <w:noProof/>
-            <w:webHidden/>
-          </w:rPr>
-          <w:t>13</w:t>
-        </w:r>
-        <w:r>
-          <w:rPr>
-            <w:noProof/>
-            <w:webHidden/>
-          </w:rPr>
-          <w:fldChar w:fldCharType="end"/>
-        </w:r>
-      </w:hyperlink>
-    </w:p>
-    <w:p>
-      <w:pPr>
-        <w:pStyle w:val="TOC2"/>
-        <w:tabs>
-          <w:tab w:val="right" w:leader="dot" w:pos="9010"/>
-        </w:tabs>
-        <w:rPr>
-          <w:rFonts w:eastAsiaTheme="minorEastAsia"/>
-          <w:smallCaps w:val="0"/>
-          <w:noProof/>
-          <w:sz w:val="24"/>
-          <w:szCs w:val="24"/>
-        </w:rPr>
-      </w:pPr>
-      <w:hyperlink w:anchor="_Toc614948" w:history="1">
-        <w:r>
-          <w:rPr>
-            <w:rStyle w:val="Hyperlink"/>
-            <w:noProof/>
-          </w:rPr>
-          <w:t>Exporting a Table</w:t>
-        </w:r>
-        <w:r>
-          <w:rPr>
-            <w:noProof/>
-            <w:webHidden/>
-          </w:rPr>
-          <w:tab/>
-        </w:r>
-        <w:r>
-          <w:rPr>
-            <w:noProof/>
-            <w:webHidden/>
-          </w:rPr>
-          <w:fldChar w:fldCharType="begin"/>
-        </w:r>
-        <w:r>
-          <w:rPr>
-            <w:noProof/>
-            <w:webHidden/>
-          </w:rPr>
-          <w:instrText xml:space="preserve"> PAGEREF _Toc614948 \h </w:instrText>
-        </w:r>
-        <w:r>
-          <w:rPr>
-            <w:noProof/>
-            <w:webHidden/>
-          </w:rPr>
-        </w:r>
-        <w:r>
-          <w:rPr>
-            <w:noProof/>
-            <w:webHidden/>
-          </w:rPr>
-          <w:fldChar w:fldCharType="separate"/>
-        </w:r>
-        <w:r>
-          <w:rPr>
-            <w:noProof/>
-            <w:webHidden/>
-          </w:rPr>
-          <w:t>13</w:t>
-        </w:r>
-        <w:r>
-          <w:rPr>
-            <w:noProof/>
-            <w:webHidden/>
-          </w:rPr>
-          <w:fldChar w:fldCharType="end"/>
-        </w:r>
-      </w:hyperlink>
-    </w:p>
-    <w:p>
-      <w:pPr>
-        <w:pStyle w:val="TOC2"/>
-        <w:tabs>
-          <w:tab w:val="right" w:leader="dot" w:pos="9010"/>
-        </w:tabs>
-        <w:rPr>
-          <w:rFonts w:eastAsiaTheme="minorEastAsia"/>
-          <w:smallCaps w:val="0"/>
-          <w:noProof/>
-          <w:sz w:val="24"/>
-          <w:szCs w:val="24"/>
-        </w:rPr>
-      </w:pPr>
-      <w:hyperlink w:anchor="_Toc614949" w:history="1">
-        <w:r>
-          <w:rPr>
-            <w:rStyle w:val="Hyperlink"/>
-            <w:noProof/>
-          </w:rPr>
-          <w:t>Truncating a Table</w:t>
-        </w:r>
-        <w:r>
-          <w:rPr>
-            <w:noProof/>
-            <w:webHidden/>
-          </w:rPr>
-          <w:tab/>
-        </w:r>
-        <w:r>
-          <w:rPr>
-            <w:noProof/>
-            <w:webHidden/>
-          </w:rPr>
-          <w:fldChar w:fldCharType="begin"/>
-        </w:r>
-        <w:r>
-          <w:rPr>
-            <w:noProof/>
-            <w:webHidden/>
-          </w:rPr>
-          <w:instrText xml:space="preserve"> PAGEREF _Toc614949 \h </w:instrText>
-        </w:r>
-        <w:r>
-          <w:rPr>
-            <w:noProof/>
-            <w:webHidden/>
-          </w:rPr>
-        </w:r>
-        <w:r>
-          <w:rPr>
-            <w:noProof/>
-            <w:webHidden/>
-          </w:rPr>
-          <w:fldChar w:fldCharType="separate"/>
-        </w:r>
-        <w:r>
-          <w:rPr>
-            <w:noProof/>
-            <w:webHidden/>
-          </w:rPr>
-          <w:t>13</w:t>
-        </w:r>
-        <w:r>
-          <w:rPr>
-            <w:noProof/>
-            <w:webHidden/>
-          </w:rPr>
-          <w:fldChar w:fldCharType="end"/>
-        </w:r>
-      </w:hyperlink>
-    </w:p>
-    <w:p>
-      <w:pPr>
-        <w:pStyle w:val="TOC2"/>
-        <w:tabs>
-          <w:tab w:val="right" w:leader="dot" w:pos="9010"/>
-        </w:tabs>
-        <w:rPr>
-          <w:rFonts w:eastAsiaTheme="minorEastAsia"/>
-          <w:smallCaps w:val="0"/>
-          <w:noProof/>
-          <w:sz w:val="24"/>
-          <w:szCs w:val="24"/>
-        </w:rPr>
-      </w:pPr>
-      <w:hyperlink w:anchor="_Toc614950" w:history="1">
-        <w:r>
-          <w:rPr>
-            <w:rStyle w:val="Hyperlink"/>
-            <w:noProof/>
-          </w:rPr>
-          <w:t>Dropping an Index</w:t>
-        </w:r>
-        <w:r>
-          <w:rPr>
-            <w:noProof/>
-            <w:webHidden/>
-          </w:rPr>
-          <w:tab/>
-        </w:r>
-        <w:r>
-          <w:rPr>
-            <w:noProof/>
-            <w:webHidden/>
-          </w:rPr>
-          <w:fldChar w:fldCharType="begin"/>
-        </w:r>
-        <w:r>
-          <w:rPr>
-            <w:noProof/>
-            <w:webHidden/>
-          </w:rPr>
-          <w:instrText xml:space="preserve"> PAGEREF _Toc614950 \h </w:instrText>
-        </w:r>
-        <w:r>
-          <w:rPr>
-            <w:noProof/>
-            <w:webHidden/>
-          </w:rPr>
-        </w:r>
-        <w:r>
-          <w:rPr>
-            <w:noProof/>
-            <w:webHidden/>
-          </w:rPr>
-          <w:fldChar w:fldCharType="separate"/>
-        </w:r>
-        <w:r>
-          <w:rPr>
-            <w:noProof/>
-            <w:webHidden/>
-          </w:rPr>
-          <w:t>14</w:t>
-        </w:r>
-        <w:r>
-          <w:rPr>
-            <w:noProof/>
-            <w:webHidden/>
-          </w:rPr>
-          <w:fldChar w:fldCharType="end"/>
-        </w:r>
-      </w:hyperlink>
-    </w:p>
-    <w:p>
-      <w:pPr>
-        <w:pStyle w:val="TOC2"/>
-        <w:tabs>
-          <w:tab w:val="right" w:leader="dot" w:pos="9010"/>
-        </w:tabs>
-        <w:rPr>
-          <w:rFonts w:eastAsiaTheme="minorEastAsia"/>
-          <w:smallCaps w:val="0"/>
-          <w:noProof/>
-          <w:sz w:val="24"/>
-          <w:szCs w:val="24"/>
-        </w:rPr>
-      </w:pPr>
-      <w:hyperlink w:anchor="_Toc614951" w:history="1">
-        <w:r>
-          <w:rPr>
-            <w:rStyle w:val="Hyperlink"/>
-            <w:noProof/>
-          </w:rPr>
-          <w:t>Dropping a Table</w:t>
-        </w:r>
-        <w:r>
-          <w:rPr>
-            <w:noProof/>
-            <w:webHidden/>
-          </w:rPr>
-          <w:tab/>
-        </w:r>
-        <w:r>
-          <w:rPr>
-            <w:noProof/>
-            <w:webHidden/>
-          </w:rPr>
-          <w:fldChar w:fldCharType="begin"/>
-        </w:r>
-        <w:r>
-          <w:rPr>
-            <w:noProof/>
-            <w:webHidden/>
-          </w:rPr>
-          <w:instrText xml:space="preserve"> PAGEREF _Toc614951 \h </w:instrText>
-        </w:r>
-        <w:r>
-          <w:rPr>
-            <w:noProof/>
-            <w:webHidden/>
-          </w:rPr>
-        </w:r>
-        <w:r>
-          <w:rPr>
-            <w:noProof/>
-            <w:webHidden/>
-          </w:rPr>
-          <w:fldChar w:fldCharType="separate"/>
-        </w:r>
-        <w:r>
-          <w:rPr>
-            <w:noProof/>
-            <w:webHidden/>
-          </w:rPr>
-          <w:t>14</w:t>
-        </w:r>
-        <w:r>
-          <w:rPr>
-            <w:noProof/>
-            <w:webHidden/>
-          </w:rPr>
-          <w:fldChar w:fldCharType="end"/>
-        </w:r>
-      </w:hyperlink>
-    </w:p>
-    <w:p>
-      <w:pPr>
-        <w:pStyle w:val="TOC2"/>
-        <w:tabs>
-          <w:tab w:val="right" w:leader="dot" w:pos="9010"/>
-        </w:tabs>
-        <w:rPr>
-          <w:rFonts w:eastAsiaTheme="minorEastAsia"/>
-          <w:smallCaps w:val="0"/>
-          <w:noProof/>
-          <w:sz w:val="24"/>
-          <w:szCs w:val="24"/>
-        </w:rPr>
-      </w:pPr>
-      <w:hyperlink w:anchor="_Toc614952" w:history="1">
-        <w:r>
-          <w:rPr>
-            <w:rStyle w:val="Hyperlink"/>
-            <w:noProof/>
-          </w:rPr>
-          <w:t>Timing Commands</w:t>
-        </w:r>
-        <w:r>
-          <w:rPr>
-            <w:noProof/>
-            <w:webHidden/>
-          </w:rPr>
-          <w:tab/>
-        </w:r>
-        <w:r>
-          <w:rPr>
-            <w:noProof/>
-            <w:webHidden/>
-          </w:rPr>
-          <w:fldChar w:fldCharType="begin"/>
-        </w:r>
-        <w:r>
-          <w:rPr>
-            <w:noProof/>
-            <w:webHidden/>
-          </w:rPr>
-          <w:instrText xml:space="preserve"> PAGEREF _Toc614952 \h </w:instrText>
-        </w:r>
-        <w:r>
-          <w:rPr>
-            <w:noProof/>
-            <w:webHidden/>
-          </w:rPr>
-        </w:r>
-        <w:r>
-          <w:rPr>
-            <w:noProof/>
-            <w:webHidden/>
-          </w:rPr>
-          <w:fldChar w:fldCharType="separate"/>
-        </w:r>
-        <w:r>
-          <w:rPr>
-            <w:noProof/>
-            <w:webHidden/>
-          </w:rPr>
-          <w:t>14</w:t>
-        </w:r>
-        <w:r>
-          <w:rPr>
-            <w:noProof/>
-            <w:webHidden/>
-          </w:rPr>
-          <w:fldChar w:fldCharType="end"/>
-        </w:r>
-      </w:hyperlink>
-    </w:p>
-    <w:p>
-      <w:pPr>
-        <w:pStyle w:val="TOC2"/>
-        <w:tabs>
-          <w:tab w:val="right" w:leader="dot" w:pos="9010"/>
-        </w:tabs>
-        <w:rPr>
-          <w:rFonts w:eastAsiaTheme="minorEastAsia"/>
-          <w:smallCaps w:val="0"/>
-          <w:noProof/>
-          <w:sz w:val="24"/>
-          <w:szCs w:val="24"/>
-        </w:rPr>
-      </w:pPr>
-      <w:hyperlink w:anchor="_Toc614953" w:history="1">
-        <w:r>
-          <w:rPr>
-            <w:rStyle w:val="Hyperlink"/>
-            <w:noProof/>
-          </w:rPr>
-          <w:t>Scripting</w:t>
-        </w:r>
-        <w:r>
-          <w:rPr>
-            <w:noProof/>
-            <w:webHidden/>
-          </w:rPr>
-          <w:tab/>
-        </w:r>
-        <w:r>
-          <w:rPr>
-            <w:noProof/>
-            <w:webHidden/>
-          </w:rPr>
-          <w:fldChar w:fldCharType="begin"/>
-        </w:r>
-        <w:r>
-          <w:rPr>
-            <w:noProof/>
-            <w:webHidden/>
-          </w:rPr>
-          <w:instrText xml:space="preserve"> PAGEREF _Toc614953 \h </w:instrText>
-        </w:r>
-        <w:r>
-          <w:rPr>
-            <w:noProof/>
-            <w:webHidden/>
-          </w:rPr>
-        </w:r>
-        <w:r>
-          <w:rPr>
-            <w:noProof/>
-            <w:webHidden/>
-          </w:rPr>
-          <w:fldChar w:fldCharType="separate"/>
-        </w:r>
-        <w:r>
-          <w:rPr>
-            <w:noProof/>
-            <w:webHidden/>
-          </w:rPr>
-          <w:t>14</w:t>
         </w:r>
         <w:r>
           <w:rPr>
@@ -3294,13 +1419,13 @@
           <w:szCs w:val="24"/>
         </w:rPr>
       </w:pPr>
-      <w:hyperlink w:anchor="_Toc614954" w:history="1">
+      <w:hyperlink w:anchor="_Toc624925" w:history="1">
         <w:r>
           <w:rPr>
             <w:rStyle w:val="Hyperlink"/>
             <w:noProof/>
           </w:rPr>
-          <w:t>Fetching Rows Using Indexes</w:t>
+          <w:t>Prompt Commands</w:t>
         </w:r>
         <w:r>
           <w:rPr>
@@ -3321,7 +1446,7 @@
             <w:noProof/>
             <w:webHidden/>
           </w:rPr>
-          <w:instrText xml:space="preserve"> PAGEREF _Toc614954 \h </w:instrText>
+          <w:instrText xml:space="preserve"> PAGEREF _Toc624925 \h </w:instrText>
         </w:r>
         <w:r>
           <w:rPr>
@@ -3341,7 +1466,2023 @@
             <w:noProof/>
             <w:webHidden/>
           </w:rPr>
+          <w:t>11</w:t>
+        </w:r>
+        <w:r>
+          <w:rPr>
+            <w:noProof/>
+            <w:webHidden/>
+          </w:rPr>
+          <w:fldChar w:fldCharType="end"/>
+        </w:r>
+      </w:hyperlink>
+    </w:p>
+    <w:p>
+      <w:pPr>
+        <w:pStyle w:val="TOC2"/>
+        <w:tabs>
+          <w:tab w:val="right" w:leader="dot" w:pos="9010"/>
+        </w:tabs>
+        <w:rPr>
+          <w:rFonts w:eastAsiaTheme="minorEastAsia"/>
+          <w:smallCaps w:val="0"/>
+          <w:noProof/>
+          <w:sz w:val="24"/>
+          <w:szCs w:val="24"/>
+        </w:rPr>
+      </w:pPr>
+      <w:hyperlink w:anchor="_Toc624926" w:history="1">
+        <w:r>
+          <w:rPr>
+            <w:rStyle w:val="Hyperlink"/>
+            <w:noProof/>
+          </w:rPr>
+          <w:t>Print Current Version</w:t>
+        </w:r>
+        <w:r>
+          <w:rPr>
+            <w:noProof/>
+            <w:webHidden/>
+          </w:rPr>
+          <w:tab/>
+        </w:r>
+        <w:r>
+          <w:rPr>
+            <w:noProof/>
+            <w:webHidden/>
+          </w:rPr>
+          <w:fldChar w:fldCharType="begin"/>
+        </w:r>
+        <w:r>
+          <w:rPr>
+            <w:noProof/>
+            <w:webHidden/>
+          </w:rPr>
+          <w:instrText xml:space="preserve"> PAGEREF _Toc624926 \h </w:instrText>
+        </w:r>
+        <w:r>
+          <w:rPr>
+            <w:noProof/>
+            <w:webHidden/>
+          </w:rPr>
+        </w:r>
+        <w:r>
+          <w:rPr>
+            <w:noProof/>
+            <w:webHidden/>
+          </w:rPr>
+          <w:fldChar w:fldCharType="separate"/>
+        </w:r>
+        <w:r>
+          <w:rPr>
+            <w:noProof/>
+            <w:webHidden/>
+          </w:rPr>
+          <w:t>11</w:t>
+        </w:r>
+        <w:r>
+          <w:rPr>
+            <w:noProof/>
+            <w:webHidden/>
+          </w:rPr>
+          <w:fldChar w:fldCharType="end"/>
+        </w:r>
+      </w:hyperlink>
+    </w:p>
+    <w:p>
+      <w:pPr>
+        <w:pStyle w:val="TOC2"/>
+        <w:tabs>
+          <w:tab w:val="right" w:leader="dot" w:pos="9010"/>
+        </w:tabs>
+        <w:rPr>
+          <w:rFonts w:eastAsiaTheme="minorEastAsia"/>
+          <w:smallCaps w:val="0"/>
+          <w:noProof/>
+          <w:sz w:val="24"/>
+          <w:szCs w:val="24"/>
+        </w:rPr>
+      </w:pPr>
+      <w:hyperlink w:anchor="_Toc624927" w:history="1">
+        <w:r>
+          <w:rPr>
+            <w:rStyle w:val="Hyperlink"/>
+            <w:noProof/>
+          </w:rPr>
+          <w:t>Print Arguments</w:t>
+        </w:r>
+        <w:r>
+          <w:rPr>
+            <w:noProof/>
+            <w:webHidden/>
+          </w:rPr>
+          <w:tab/>
+        </w:r>
+        <w:r>
+          <w:rPr>
+            <w:noProof/>
+            <w:webHidden/>
+          </w:rPr>
+          <w:fldChar w:fldCharType="begin"/>
+        </w:r>
+        <w:r>
+          <w:rPr>
+            <w:noProof/>
+            <w:webHidden/>
+          </w:rPr>
+          <w:instrText xml:space="preserve"> PAGEREF _Toc624927 \h </w:instrText>
+        </w:r>
+        <w:r>
+          <w:rPr>
+            <w:noProof/>
+            <w:webHidden/>
+          </w:rPr>
+        </w:r>
+        <w:r>
+          <w:rPr>
+            <w:noProof/>
+            <w:webHidden/>
+          </w:rPr>
+          <w:fldChar w:fldCharType="separate"/>
+        </w:r>
+        <w:r>
+          <w:rPr>
+            <w:noProof/>
+            <w:webHidden/>
+          </w:rPr>
+          <w:t>11</w:t>
+        </w:r>
+        <w:r>
+          <w:rPr>
+            <w:noProof/>
+            <w:webHidden/>
+          </w:rPr>
+          <w:fldChar w:fldCharType="end"/>
+        </w:r>
+      </w:hyperlink>
+    </w:p>
+    <w:p>
+      <w:pPr>
+        <w:pStyle w:val="TOC2"/>
+        <w:tabs>
+          <w:tab w:val="right" w:leader="dot" w:pos="9010"/>
+        </w:tabs>
+        <w:rPr>
+          <w:rFonts w:eastAsiaTheme="minorEastAsia"/>
+          <w:smallCaps w:val="0"/>
+          <w:noProof/>
+          <w:sz w:val="24"/>
+          <w:szCs w:val="24"/>
+        </w:rPr>
+      </w:pPr>
+      <w:hyperlink w:anchor="_Toc624928" w:history="1">
+        <w:r>
+          <w:rPr>
+            <w:rStyle w:val="Hyperlink"/>
+            <w:noProof/>
+          </w:rPr>
+          <w:t>Print Working Directory</w:t>
+        </w:r>
+        <w:r>
+          <w:rPr>
+            <w:noProof/>
+            <w:webHidden/>
+          </w:rPr>
+          <w:tab/>
+        </w:r>
+        <w:r>
+          <w:rPr>
+            <w:noProof/>
+            <w:webHidden/>
+          </w:rPr>
+          <w:fldChar w:fldCharType="begin"/>
+        </w:r>
+        <w:r>
+          <w:rPr>
+            <w:noProof/>
+            <w:webHidden/>
+          </w:rPr>
+          <w:instrText xml:space="preserve"> PAGEREF _Toc624928 \h </w:instrText>
+        </w:r>
+        <w:r>
+          <w:rPr>
+            <w:noProof/>
+            <w:webHidden/>
+          </w:rPr>
+        </w:r>
+        <w:r>
+          <w:rPr>
+            <w:noProof/>
+            <w:webHidden/>
+          </w:rPr>
+          <w:fldChar w:fldCharType="separate"/>
+        </w:r>
+        <w:r>
+          <w:rPr>
+            <w:noProof/>
+            <w:webHidden/>
+          </w:rPr>
+          <w:t>11</w:t>
+        </w:r>
+        <w:r>
+          <w:rPr>
+            <w:noProof/>
+            <w:webHidden/>
+          </w:rPr>
+          <w:fldChar w:fldCharType="end"/>
+        </w:r>
+      </w:hyperlink>
+    </w:p>
+    <w:p>
+      <w:pPr>
+        <w:pStyle w:val="TOC2"/>
+        <w:tabs>
+          <w:tab w:val="right" w:leader="dot" w:pos="9010"/>
+        </w:tabs>
+        <w:rPr>
+          <w:rFonts w:eastAsiaTheme="minorEastAsia"/>
+          <w:smallCaps w:val="0"/>
+          <w:noProof/>
+          <w:sz w:val="24"/>
+          <w:szCs w:val="24"/>
+        </w:rPr>
+      </w:pPr>
+      <w:hyperlink w:anchor="_Toc624929" w:history="1">
+        <w:r>
+          <w:rPr>
+            <w:rStyle w:val="Hyperlink"/>
+            <w:noProof/>
+          </w:rPr>
+          <w:t>Changing Working Directory</w:t>
+        </w:r>
+        <w:r>
+          <w:rPr>
+            <w:noProof/>
+            <w:webHidden/>
+          </w:rPr>
+          <w:tab/>
+        </w:r>
+        <w:r>
+          <w:rPr>
+            <w:noProof/>
+            <w:webHidden/>
+          </w:rPr>
+          <w:fldChar w:fldCharType="begin"/>
+        </w:r>
+        <w:r>
+          <w:rPr>
+            <w:noProof/>
+            <w:webHidden/>
+          </w:rPr>
+          <w:instrText xml:space="preserve"> PAGEREF _Toc624929 \h </w:instrText>
+        </w:r>
+        <w:r>
+          <w:rPr>
+            <w:noProof/>
+            <w:webHidden/>
+          </w:rPr>
+        </w:r>
+        <w:r>
+          <w:rPr>
+            <w:noProof/>
+            <w:webHidden/>
+          </w:rPr>
+          <w:fldChar w:fldCharType="separate"/>
+        </w:r>
+        <w:r>
+          <w:rPr>
+            <w:noProof/>
+            <w:webHidden/>
+          </w:rPr>
+          <w:t>11</w:t>
+        </w:r>
+        <w:r>
+          <w:rPr>
+            <w:noProof/>
+            <w:webHidden/>
+          </w:rPr>
+          <w:fldChar w:fldCharType="end"/>
+        </w:r>
+      </w:hyperlink>
+    </w:p>
+    <w:p>
+      <w:pPr>
+        <w:pStyle w:val="TOC2"/>
+        <w:tabs>
+          <w:tab w:val="right" w:leader="dot" w:pos="9010"/>
+        </w:tabs>
+        <w:rPr>
+          <w:rFonts w:eastAsiaTheme="minorEastAsia"/>
+          <w:smallCaps w:val="0"/>
+          <w:noProof/>
+          <w:sz w:val="24"/>
+          <w:szCs w:val="24"/>
+        </w:rPr>
+      </w:pPr>
+      <w:hyperlink w:anchor="_Toc624930" w:history="1">
+        <w:r>
+          <w:rPr>
+            <w:rStyle w:val="Hyperlink"/>
+            <w:noProof/>
+          </w:rPr>
+          <w:t>Listing Contents of Working Directory</w:t>
+        </w:r>
+        <w:r>
+          <w:rPr>
+            <w:noProof/>
+            <w:webHidden/>
+          </w:rPr>
+          <w:tab/>
+        </w:r>
+        <w:r>
+          <w:rPr>
+            <w:noProof/>
+            <w:webHidden/>
+          </w:rPr>
+          <w:fldChar w:fldCharType="begin"/>
+        </w:r>
+        <w:r>
+          <w:rPr>
+            <w:noProof/>
+            <w:webHidden/>
+          </w:rPr>
+          <w:instrText xml:space="preserve"> PAGEREF _Toc624930 \h </w:instrText>
+        </w:r>
+        <w:r>
+          <w:rPr>
+            <w:noProof/>
+            <w:webHidden/>
+          </w:rPr>
+        </w:r>
+        <w:r>
+          <w:rPr>
+            <w:noProof/>
+            <w:webHidden/>
+          </w:rPr>
+          <w:fldChar w:fldCharType="separate"/>
+        </w:r>
+        <w:r>
+          <w:rPr>
+            <w:noProof/>
+            <w:webHidden/>
+          </w:rPr>
+          <w:t>11</w:t>
+        </w:r>
+        <w:r>
+          <w:rPr>
+            <w:noProof/>
+            <w:webHidden/>
+          </w:rPr>
+          <w:fldChar w:fldCharType="end"/>
+        </w:r>
+      </w:hyperlink>
+    </w:p>
+    <w:p>
+      <w:pPr>
+        <w:pStyle w:val="TOC2"/>
+        <w:tabs>
+          <w:tab w:val="right" w:leader="dot" w:pos="9010"/>
+        </w:tabs>
+        <w:rPr>
+          <w:rFonts w:eastAsiaTheme="minorEastAsia"/>
+          <w:smallCaps w:val="0"/>
+          <w:noProof/>
+          <w:sz w:val="24"/>
+          <w:szCs w:val="24"/>
+        </w:rPr>
+      </w:pPr>
+      <w:hyperlink w:anchor="_Toc624931" w:history="1">
+        <w:r>
+          <w:rPr>
+            <w:rStyle w:val="Hyperlink"/>
+            <w:noProof/>
+          </w:rPr>
+          <w:t>Print Working Folder</w:t>
+        </w:r>
+        <w:r>
+          <w:rPr>
+            <w:noProof/>
+            <w:webHidden/>
+          </w:rPr>
+          <w:tab/>
+        </w:r>
+        <w:r>
+          <w:rPr>
+            <w:noProof/>
+            <w:webHidden/>
+          </w:rPr>
+          <w:fldChar w:fldCharType="begin"/>
+        </w:r>
+        <w:r>
+          <w:rPr>
+            <w:noProof/>
+            <w:webHidden/>
+          </w:rPr>
+          <w:instrText xml:space="preserve"> PAGEREF _Toc624931 \h </w:instrText>
+        </w:r>
+        <w:r>
+          <w:rPr>
+            <w:noProof/>
+            <w:webHidden/>
+          </w:rPr>
+        </w:r>
+        <w:r>
+          <w:rPr>
+            <w:noProof/>
+            <w:webHidden/>
+          </w:rPr>
+          <w:fldChar w:fldCharType="separate"/>
+        </w:r>
+        <w:r>
+          <w:rPr>
+            <w:noProof/>
+            <w:webHidden/>
+          </w:rPr>
+          <w:t>12</w:t>
+        </w:r>
+        <w:r>
+          <w:rPr>
+            <w:noProof/>
+            <w:webHidden/>
+          </w:rPr>
+          <w:fldChar w:fldCharType="end"/>
+        </w:r>
+      </w:hyperlink>
+    </w:p>
+    <w:p>
+      <w:pPr>
+        <w:pStyle w:val="TOC2"/>
+        <w:tabs>
+          <w:tab w:val="right" w:leader="dot" w:pos="9010"/>
+        </w:tabs>
+        <w:rPr>
+          <w:rFonts w:eastAsiaTheme="minorEastAsia"/>
+          <w:smallCaps w:val="0"/>
+          <w:noProof/>
+          <w:sz w:val="24"/>
+          <w:szCs w:val="24"/>
+        </w:rPr>
+      </w:pPr>
+      <w:hyperlink w:anchor="_Toc624932" w:history="1">
+        <w:r>
+          <w:rPr>
+            <w:rStyle w:val="Hyperlink"/>
+            <w:noProof/>
+          </w:rPr>
+          <w:t>Change Working Folder</w:t>
+        </w:r>
+        <w:r>
+          <w:rPr>
+            <w:noProof/>
+            <w:webHidden/>
+          </w:rPr>
+          <w:tab/>
+        </w:r>
+        <w:r>
+          <w:rPr>
+            <w:noProof/>
+            <w:webHidden/>
+          </w:rPr>
+          <w:fldChar w:fldCharType="begin"/>
+        </w:r>
+        <w:r>
+          <w:rPr>
+            <w:noProof/>
+            <w:webHidden/>
+          </w:rPr>
+          <w:instrText xml:space="preserve"> PAGEREF _Toc624932 \h </w:instrText>
+        </w:r>
+        <w:r>
+          <w:rPr>
+            <w:noProof/>
+            <w:webHidden/>
+          </w:rPr>
+        </w:r>
+        <w:r>
+          <w:rPr>
+            <w:noProof/>
+            <w:webHidden/>
+          </w:rPr>
+          <w:fldChar w:fldCharType="separate"/>
+        </w:r>
+        <w:r>
+          <w:rPr>
+            <w:noProof/>
+            <w:webHidden/>
+          </w:rPr>
+          <w:t>12</w:t>
+        </w:r>
+        <w:r>
+          <w:rPr>
+            <w:noProof/>
+            <w:webHidden/>
+          </w:rPr>
+          <w:fldChar w:fldCharType="end"/>
+        </w:r>
+      </w:hyperlink>
+    </w:p>
+    <w:p>
+      <w:pPr>
+        <w:pStyle w:val="TOC2"/>
+        <w:tabs>
+          <w:tab w:val="right" w:leader="dot" w:pos="9010"/>
+        </w:tabs>
+        <w:rPr>
+          <w:rFonts w:eastAsiaTheme="minorEastAsia"/>
+          <w:smallCaps w:val="0"/>
+          <w:noProof/>
+          <w:sz w:val="24"/>
+          <w:szCs w:val="24"/>
+        </w:rPr>
+      </w:pPr>
+      <w:hyperlink w:anchor="_Toc624933" w:history="1">
+        <w:r>
+          <w:rPr>
+            <w:rStyle w:val="Hyperlink"/>
+            <w:noProof/>
+          </w:rPr>
+          <w:t>Starting the Cluster</w:t>
+        </w:r>
+        <w:r>
+          <w:rPr>
+            <w:noProof/>
+            <w:webHidden/>
+          </w:rPr>
+          <w:tab/>
+        </w:r>
+        <w:r>
+          <w:rPr>
+            <w:noProof/>
+            <w:webHidden/>
+          </w:rPr>
+          <w:fldChar w:fldCharType="begin"/>
+        </w:r>
+        <w:r>
+          <w:rPr>
+            <w:noProof/>
+            <w:webHidden/>
+          </w:rPr>
+          <w:instrText xml:space="preserve"> PAGEREF _Toc624933 \h </w:instrText>
+        </w:r>
+        <w:r>
+          <w:rPr>
+            <w:noProof/>
+            <w:webHidden/>
+          </w:rPr>
+        </w:r>
+        <w:r>
+          <w:rPr>
+            <w:noProof/>
+            <w:webHidden/>
+          </w:rPr>
+          <w:fldChar w:fldCharType="separate"/>
+        </w:r>
+        <w:r>
+          <w:rPr>
+            <w:noProof/>
+            <w:webHidden/>
+          </w:rPr>
+          <w:t>12</w:t>
+        </w:r>
+        <w:r>
+          <w:rPr>
+            <w:noProof/>
+            <w:webHidden/>
+          </w:rPr>
+          <w:fldChar w:fldCharType="end"/>
+        </w:r>
+      </w:hyperlink>
+    </w:p>
+    <w:p>
+      <w:pPr>
+        <w:pStyle w:val="TOC2"/>
+        <w:tabs>
+          <w:tab w:val="right" w:leader="dot" w:pos="9010"/>
+        </w:tabs>
+        <w:rPr>
+          <w:rFonts w:eastAsiaTheme="minorEastAsia"/>
+          <w:smallCaps w:val="0"/>
+          <w:noProof/>
+          <w:sz w:val="24"/>
+          <w:szCs w:val="24"/>
+        </w:rPr>
+      </w:pPr>
+      <w:hyperlink w:anchor="_Toc624934" w:history="1">
+        <w:r>
+          <w:rPr>
+            <w:rStyle w:val="Hyperlink"/>
+            <w:noProof/>
+          </w:rPr>
+          <w:t>Getting the Cluster Status</w:t>
+        </w:r>
+        <w:r>
+          <w:rPr>
+            <w:noProof/>
+            <w:webHidden/>
+          </w:rPr>
+          <w:tab/>
+        </w:r>
+        <w:r>
+          <w:rPr>
+            <w:noProof/>
+            <w:webHidden/>
+          </w:rPr>
+          <w:fldChar w:fldCharType="begin"/>
+        </w:r>
+        <w:r>
+          <w:rPr>
+            <w:noProof/>
+            <w:webHidden/>
+          </w:rPr>
+          <w:instrText xml:space="preserve"> PAGEREF _Toc624934 \h </w:instrText>
+        </w:r>
+        <w:r>
+          <w:rPr>
+            <w:noProof/>
+            <w:webHidden/>
+          </w:rPr>
+        </w:r>
+        <w:r>
+          <w:rPr>
+            <w:noProof/>
+            <w:webHidden/>
+          </w:rPr>
+          <w:fldChar w:fldCharType="separate"/>
+        </w:r>
+        <w:r>
+          <w:rPr>
+            <w:noProof/>
+            <w:webHidden/>
+          </w:rPr>
+          <w:t>12</w:t>
+        </w:r>
+        <w:r>
+          <w:rPr>
+            <w:noProof/>
+            <w:webHidden/>
+          </w:rPr>
+          <w:fldChar w:fldCharType="end"/>
+        </w:r>
+      </w:hyperlink>
+    </w:p>
+    <w:p>
+      <w:pPr>
+        <w:pStyle w:val="TOC2"/>
+        <w:tabs>
+          <w:tab w:val="right" w:leader="dot" w:pos="9010"/>
+        </w:tabs>
+        <w:rPr>
+          <w:rFonts w:eastAsiaTheme="minorEastAsia"/>
+          <w:smallCaps w:val="0"/>
+          <w:noProof/>
+          <w:sz w:val="24"/>
+          <w:szCs w:val="24"/>
+        </w:rPr>
+      </w:pPr>
+      <w:hyperlink w:anchor="_Toc624935" w:history="1">
+        <w:r>
+          <w:rPr>
+            <w:rStyle w:val="Hyperlink"/>
+            <w:noProof/>
+          </w:rPr>
+          <w:t>Space Usage</w:t>
+        </w:r>
+        <w:r>
+          <w:rPr>
+            <w:noProof/>
+            <w:webHidden/>
+          </w:rPr>
+          <w:tab/>
+        </w:r>
+        <w:r>
+          <w:rPr>
+            <w:noProof/>
+            <w:webHidden/>
+          </w:rPr>
+          <w:fldChar w:fldCharType="begin"/>
+        </w:r>
+        <w:r>
+          <w:rPr>
+            <w:noProof/>
+            <w:webHidden/>
+          </w:rPr>
+          <w:instrText xml:space="preserve"> PAGEREF _Toc624935 \h </w:instrText>
+        </w:r>
+        <w:r>
+          <w:rPr>
+            <w:noProof/>
+            <w:webHidden/>
+          </w:rPr>
+        </w:r>
+        <w:r>
+          <w:rPr>
+            <w:noProof/>
+            <w:webHidden/>
+          </w:rPr>
+          <w:fldChar w:fldCharType="separate"/>
+        </w:r>
+        <w:r>
+          <w:rPr>
+            <w:noProof/>
+            <w:webHidden/>
+          </w:rPr>
+          <w:t>12</w:t>
+        </w:r>
+        <w:r>
+          <w:rPr>
+            <w:noProof/>
+            <w:webHidden/>
+          </w:rPr>
+          <w:fldChar w:fldCharType="end"/>
+        </w:r>
+      </w:hyperlink>
+    </w:p>
+    <w:p>
+      <w:pPr>
+        <w:pStyle w:val="TOC2"/>
+        <w:tabs>
+          <w:tab w:val="right" w:leader="dot" w:pos="9010"/>
+        </w:tabs>
+        <w:rPr>
+          <w:rFonts w:eastAsiaTheme="minorEastAsia"/>
+          <w:smallCaps w:val="0"/>
+          <w:noProof/>
+          <w:sz w:val="24"/>
+          <w:szCs w:val="24"/>
+        </w:rPr>
+      </w:pPr>
+      <w:hyperlink w:anchor="_Toc624936" w:history="1">
+        <w:r>
+          <w:rPr>
+            <w:rStyle w:val="Hyperlink"/>
+            <w:noProof/>
+          </w:rPr>
+          <w:t>Create a table</w:t>
+        </w:r>
+        <w:r>
+          <w:rPr>
+            <w:noProof/>
+            <w:webHidden/>
+          </w:rPr>
+          <w:tab/>
+        </w:r>
+        <w:r>
+          <w:rPr>
+            <w:noProof/>
+            <w:webHidden/>
+          </w:rPr>
+          <w:fldChar w:fldCharType="begin"/>
+        </w:r>
+        <w:r>
+          <w:rPr>
+            <w:noProof/>
+            <w:webHidden/>
+          </w:rPr>
+          <w:instrText xml:space="preserve"> PAGEREF _Toc624936 \h </w:instrText>
+        </w:r>
+        <w:r>
+          <w:rPr>
+            <w:noProof/>
+            <w:webHidden/>
+          </w:rPr>
+        </w:r>
+        <w:r>
+          <w:rPr>
+            <w:noProof/>
+            <w:webHidden/>
+          </w:rPr>
+          <w:fldChar w:fldCharType="separate"/>
+        </w:r>
+        <w:r>
+          <w:rPr>
+            <w:noProof/>
+            <w:webHidden/>
+          </w:rPr>
+          <w:t>12</w:t>
+        </w:r>
+        <w:r>
+          <w:rPr>
+            <w:noProof/>
+            <w:webHidden/>
+          </w:rPr>
+          <w:fldChar w:fldCharType="end"/>
+        </w:r>
+      </w:hyperlink>
+    </w:p>
+    <w:p>
+      <w:pPr>
+        <w:pStyle w:val="TOC2"/>
+        <w:tabs>
+          <w:tab w:val="right" w:leader="dot" w:pos="9010"/>
+        </w:tabs>
+        <w:rPr>
+          <w:rFonts w:eastAsiaTheme="minorEastAsia"/>
+          <w:smallCaps w:val="0"/>
+          <w:noProof/>
+          <w:sz w:val="24"/>
+          <w:szCs w:val="24"/>
+        </w:rPr>
+      </w:pPr>
+      <w:hyperlink w:anchor="_Toc624937" w:history="1">
+        <w:r>
+          <w:rPr>
+            <w:rStyle w:val="Hyperlink"/>
+            <w:noProof/>
+          </w:rPr>
+          <w:t>Listing Tables</w:t>
+        </w:r>
+        <w:r>
+          <w:rPr>
+            <w:noProof/>
+            <w:webHidden/>
+          </w:rPr>
+          <w:tab/>
+        </w:r>
+        <w:r>
+          <w:rPr>
+            <w:noProof/>
+            <w:webHidden/>
+          </w:rPr>
+          <w:fldChar w:fldCharType="begin"/>
+        </w:r>
+        <w:r>
+          <w:rPr>
+            <w:noProof/>
+            <w:webHidden/>
+          </w:rPr>
+          <w:instrText xml:space="preserve"> PAGEREF _Toc624937 \h </w:instrText>
+        </w:r>
+        <w:r>
+          <w:rPr>
+            <w:noProof/>
+            <w:webHidden/>
+          </w:rPr>
+        </w:r>
+        <w:r>
+          <w:rPr>
+            <w:noProof/>
+            <w:webHidden/>
+          </w:rPr>
+          <w:fldChar w:fldCharType="separate"/>
+        </w:r>
+        <w:r>
+          <w:rPr>
+            <w:noProof/>
+            <w:webHidden/>
+          </w:rPr>
+          <w:t>13</w:t>
+        </w:r>
+        <w:r>
+          <w:rPr>
+            <w:noProof/>
+            <w:webHidden/>
+          </w:rPr>
+          <w:fldChar w:fldCharType="end"/>
+        </w:r>
+      </w:hyperlink>
+    </w:p>
+    <w:p>
+      <w:pPr>
+        <w:pStyle w:val="TOC2"/>
+        <w:tabs>
+          <w:tab w:val="right" w:leader="dot" w:pos="9010"/>
+        </w:tabs>
+        <w:rPr>
+          <w:rFonts w:eastAsiaTheme="minorEastAsia"/>
+          <w:smallCaps w:val="0"/>
+          <w:noProof/>
+          <w:sz w:val="24"/>
+          <w:szCs w:val="24"/>
+        </w:rPr>
+      </w:pPr>
+      <w:hyperlink w:anchor="_Toc624938" w:history="1">
+        <w:r>
+          <w:rPr>
+            <w:rStyle w:val="Hyperlink"/>
+            <w:noProof/>
+          </w:rPr>
+          <w:t>Listing Columns</w:t>
+        </w:r>
+        <w:r>
+          <w:rPr>
+            <w:noProof/>
+            <w:webHidden/>
+          </w:rPr>
+          <w:tab/>
+        </w:r>
+        <w:r>
+          <w:rPr>
+            <w:noProof/>
+            <w:webHidden/>
+          </w:rPr>
+          <w:fldChar w:fldCharType="begin"/>
+        </w:r>
+        <w:r>
+          <w:rPr>
+            <w:noProof/>
+            <w:webHidden/>
+          </w:rPr>
+          <w:instrText xml:space="preserve"> PAGEREF _Toc624938 \h </w:instrText>
+        </w:r>
+        <w:r>
+          <w:rPr>
+            <w:noProof/>
+            <w:webHidden/>
+          </w:rPr>
+        </w:r>
+        <w:r>
+          <w:rPr>
+            <w:noProof/>
+            <w:webHidden/>
+          </w:rPr>
+          <w:fldChar w:fldCharType="separate"/>
+        </w:r>
+        <w:r>
+          <w:rPr>
+            <w:noProof/>
+            <w:webHidden/>
+          </w:rPr>
+          <w:t>13</w:t>
+        </w:r>
+        <w:r>
+          <w:rPr>
+            <w:noProof/>
+            <w:webHidden/>
+          </w:rPr>
+          <w:fldChar w:fldCharType="end"/>
+        </w:r>
+      </w:hyperlink>
+    </w:p>
+    <w:p>
+      <w:pPr>
+        <w:pStyle w:val="TOC2"/>
+        <w:tabs>
+          <w:tab w:val="right" w:leader="dot" w:pos="9010"/>
+        </w:tabs>
+        <w:rPr>
+          <w:rFonts w:eastAsiaTheme="minorEastAsia"/>
+          <w:smallCaps w:val="0"/>
+          <w:noProof/>
+          <w:sz w:val="24"/>
+          <w:szCs w:val="24"/>
+        </w:rPr>
+      </w:pPr>
+      <w:hyperlink w:anchor="_Toc624939" w:history="1">
+        <w:r>
+          <w:rPr>
+            <w:rStyle w:val="Hyperlink"/>
+            <w:noProof/>
+          </w:rPr>
+          <w:t>Creating an Index</w:t>
+        </w:r>
+        <w:r>
+          <w:rPr>
+            <w:noProof/>
+            <w:webHidden/>
+          </w:rPr>
+          <w:tab/>
+        </w:r>
+        <w:r>
+          <w:rPr>
+            <w:noProof/>
+            <w:webHidden/>
+          </w:rPr>
+          <w:fldChar w:fldCharType="begin"/>
+        </w:r>
+        <w:r>
+          <w:rPr>
+            <w:noProof/>
+            <w:webHidden/>
+          </w:rPr>
+          <w:instrText xml:space="preserve"> PAGEREF _Toc624939 \h </w:instrText>
+        </w:r>
+        <w:r>
+          <w:rPr>
+            <w:noProof/>
+            <w:webHidden/>
+          </w:rPr>
+        </w:r>
+        <w:r>
+          <w:rPr>
+            <w:noProof/>
+            <w:webHidden/>
+          </w:rPr>
+          <w:fldChar w:fldCharType="separate"/>
+        </w:r>
+        <w:r>
+          <w:rPr>
+            <w:noProof/>
+            <w:webHidden/>
+          </w:rPr>
+          <w:t>13</w:t>
+        </w:r>
+        <w:r>
+          <w:rPr>
+            <w:noProof/>
+            <w:webHidden/>
+          </w:rPr>
+          <w:fldChar w:fldCharType="end"/>
+        </w:r>
+      </w:hyperlink>
+    </w:p>
+    <w:p>
+      <w:pPr>
+        <w:pStyle w:val="TOC2"/>
+        <w:tabs>
+          <w:tab w:val="right" w:leader="dot" w:pos="9010"/>
+        </w:tabs>
+        <w:rPr>
+          <w:rFonts w:eastAsiaTheme="minorEastAsia"/>
+          <w:smallCaps w:val="0"/>
+          <w:noProof/>
+          <w:sz w:val="24"/>
+          <w:szCs w:val="24"/>
+        </w:rPr>
+      </w:pPr>
+      <w:hyperlink w:anchor="_Toc624940" w:history="1">
+        <w:r>
+          <w:rPr>
+            <w:rStyle w:val="Hyperlink"/>
+            <w:noProof/>
+          </w:rPr>
+          <w:t>Listing Indexes</w:t>
+        </w:r>
+        <w:r>
+          <w:rPr>
+            <w:noProof/>
+            <w:webHidden/>
+          </w:rPr>
+          <w:tab/>
+        </w:r>
+        <w:r>
+          <w:rPr>
+            <w:noProof/>
+            <w:webHidden/>
+          </w:rPr>
+          <w:fldChar w:fldCharType="begin"/>
+        </w:r>
+        <w:r>
+          <w:rPr>
+            <w:noProof/>
+            <w:webHidden/>
+          </w:rPr>
+          <w:instrText xml:space="preserve"> PAGEREF _Toc624940 \h </w:instrText>
+        </w:r>
+        <w:r>
+          <w:rPr>
+            <w:noProof/>
+            <w:webHidden/>
+          </w:rPr>
+        </w:r>
+        <w:r>
+          <w:rPr>
+            <w:noProof/>
+            <w:webHidden/>
+          </w:rPr>
+          <w:fldChar w:fldCharType="separate"/>
+        </w:r>
+        <w:r>
+          <w:rPr>
+            <w:noProof/>
+            <w:webHidden/>
+          </w:rPr>
+          <w:t>13</w:t>
+        </w:r>
+        <w:r>
+          <w:rPr>
+            <w:noProof/>
+            <w:webHidden/>
+          </w:rPr>
+          <w:fldChar w:fldCharType="end"/>
+        </w:r>
+      </w:hyperlink>
+    </w:p>
+    <w:p>
+      <w:pPr>
+        <w:pStyle w:val="TOC2"/>
+        <w:tabs>
+          <w:tab w:val="right" w:leader="dot" w:pos="9010"/>
+        </w:tabs>
+        <w:rPr>
+          <w:rFonts w:eastAsiaTheme="minorEastAsia"/>
+          <w:smallCaps w:val="0"/>
+          <w:noProof/>
+          <w:sz w:val="24"/>
+          <w:szCs w:val="24"/>
+        </w:rPr>
+      </w:pPr>
+      <w:hyperlink w:anchor="_Toc624941" w:history="1">
+        <w:r>
+          <w:rPr>
+            <w:rStyle w:val="Hyperlink"/>
+            <w:noProof/>
+          </w:rPr>
+          <w:t>Listing Index Columns</w:t>
+        </w:r>
+        <w:r>
+          <w:rPr>
+            <w:noProof/>
+            <w:webHidden/>
+          </w:rPr>
+          <w:tab/>
+        </w:r>
+        <w:r>
+          <w:rPr>
+            <w:noProof/>
+            <w:webHidden/>
+          </w:rPr>
+          <w:fldChar w:fldCharType="begin"/>
+        </w:r>
+        <w:r>
+          <w:rPr>
+            <w:noProof/>
+            <w:webHidden/>
+          </w:rPr>
+          <w:instrText xml:space="preserve"> PAGEREF _Toc624941 \h </w:instrText>
+        </w:r>
+        <w:r>
+          <w:rPr>
+            <w:noProof/>
+            <w:webHidden/>
+          </w:rPr>
+        </w:r>
+        <w:r>
+          <w:rPr>
+            <w:noProof/>
+            <w:webHidden/>
+          </w:rPr>
+          <w:fldChar w:fldCharType="separate"/>
+        </w:r>
+        <w:r>
+          <w:rPr>
+            <w:noProof/>
+            <w:webHidden/>
+          </w:rPr>
+          <w:t>13</w:t>
+        </w:r>
+        <w:r>
+          <w:rPr>
+            <w:noProof/>
+            <w:webHidden/>
+          </w:rPr>
+          <w:fldChar w:fldCharType="end"/>
+        </w:r>
+      </w:hyperlink>
+    </w:p>
+    <w:p>
+      <w:pPr>
+        <w:pStyle w:val="TOC2"/>
+        <w:tabs>
+          <w:tab w:val="right" w:leader="dot" w:pos="9010"/>
+        </w:tabs>
+        <w:rPr>
+          <w:rFonts w:eastAsiaTheme="minorEastAsia"/>
+          <w:smallCaps w:val="0"/>
+          <w:noProof/>
+          <w:sz w:val="24"/>
+          <w:szCs w:val="24"/>
+        </w:rPr>
+      </w:pPr>
+      <w:hyperlink w:anchor="_Toc624942" w:history="1">
+        <w:r>
+          <w:rPr>
+            <w:rStyle w:val="Hyperlink"/>
+            <w:noProof/>
+          </w:rPr>
+          <w:t>Loading a Table</w:t>
+        </w:r>
+        <w:r>
+          <w:rPr>
+            <w:noProof/>
+            <w:webHidden/>
+          </w:rPr>
+          <w:tab/>
+        </w:r>
+        <w:r>
+          <w:rPr>
+            <w:noProof/>
+            <w:webHidden/>
+          </w:rPr>
+          <w:fldChar w:fldCharType="begin"/>
+        </w:r>
+        <w:r>
+          <w:rPr>
+            <w:noProof/>
+            <w:webHidden/>
+          </w:rPr>
+          <w:instrText xml:space="preserve"> PAGEREF _Toc624942 \h </w:instrText>
+        </w:r>
+        <w:r>
+          <w:rPr>
+            <w:noProof/>
+            <w:webHidden/>
+          </w:rPr>
+        </w:r>
+        <w:r>
+          <w:rPr>
+            <w:noProof/>
+            <w:webHidden/>
+          </w:rPr>
+          <w:fldChar w:fldCharType="separate"/>
+        </w:r>
+        <w:r>
+          <w:rPr>
+            <w:noProof/>
+            <w:webHidden/>
+          </w:rPr>
+          <w:t>13</w:t>
+        </w:r>
+        <w:r>
+          <w:rPr>
+            <w:noProof/>
+            <w:webHidden/>
+          </w:rPr>
+          <w:fldChar w:fldCharType="end"/>
+        </w:r>
+      </w:hyperlink>
+    </w:p>
+    <w:p>
+      <w:pPr>
+        <w:pStyle w:val="TOC2"/>
+        <w:tabs>
+          <w:tab w:val="right" w:leader="dot" w:pos="9010"/>
+        </w:tabs>
+        <w:rPr>
+          <w:rFonts w:eastAsiaTheme="minorEastAsia"/>
+          <w:smallCaps w:val="0"/>
+          <w:noProof/>
+          <w:sz w:val="24"/>
+          <w:szCs w:val="24"/>
+        </w:rPr>
+      </w:pPr>
+      <w:hyperlink w:anchor="_Toc624943" w:history="1">
+        <w:r>
+          <w:rPr>
+            <w:rStyle w:val="Hyperlink"/>
+            <w:noProof/>
+          </w:rPr>
+          <w:t>Size of Table</w:t>
+        </w:r>
+        <w:r>
+          <w:rPr>
+            <w:noProof/>
+            <w:webHidden/>
+          </w:rPr>
+          <w:tab/>
+        </w:r>
+        <w:r>
+          <w:rPr>
+            <w:noProof/>
+            <w:webHidden/>
+          </w:rPr>
+          <w:fldChar w:fldCharType="begin"/>
+        </w:r>
+        <w:r>
+          <w:rPr>
+            <w:noProof/>
+            <w:webHidden/>
+          </w:rPr>
+          <w:instrText xml:space="preserve"> PAGEREF _Toc624943 \h </w:instrText>
+        </w:r>
+        <w:r>
+          <w:rPr>
+            <w:noProof/>
+            <w:webHidden/>
+          </w:rPr>
+        </w:r>
+        <w:r>
+          <w:rPr>
+            <w:noProof/>
+            <w:webHidden/>
+          </w:rPr>
+          <w:fldChar w:fldCharType="separate"/>
+        </w:r>
+        <w:r>
+          <w:rPr>
+            <w:noProof/>
+            <w:webHidden/>
+          </w:rPr>
+          <w:t>14</w:t>
+        </w:r>
+        <w:r>
+          <w:rPr>
+            <w:noProof/>
+            <w:webHidden/>
+          </w:rPr>
+          <w:fldChar w:fldCharType="end"/>
+        </w:r>
+      </w:hyperlink>
+    </w:p>
+    <w:p>
+      <w:pPr>
+        <w:pStyle w:val="TOC2"/>
+        <w:tabs>
+          <w:tab w:val="right" w:leader="dot" w:pos="9010"/>
+        </w:tabs>
+        <w:rPr>
+          <w:rFonts w:eastAsiaTheme="minorEastAsia"/>
+          <w:smallCaps w:val="0"/>
+          <w:noProof/>
+          <w:sz w:val="24"/>
+          <w:szCs w:val="24"/>
+        </w:rPr>
+      </w:pPr>
+      <w:hyperlink w:anchor="_Toc624944" w:history="1">
+        <w:r>
+          <w:rPr>
+            <w:rStyle w:val="Hyperlink"/>
+            <w:noProof/>
+          </w:rPr>
+          <w:t>Size of Index</w:t>
+        </w:r>
+        <w:r>
+          <w:rPr>
+            <w:noProof/>
+            <w:webHidden/>
+          </w:rPr>
+          <w:tab/>
+        </w:r>
+        <w:r>
+          <w:rPr>
+            <w:noProof/>
+            <w:webHidden/>
+          </w:rPr>
+          <w:fldChar w:fldCharType="begin"/>
+        </w:r>
+        <w:r>
+          <w:rPr>
+            <w:noProof/>
+            <w:webHidden/>
+          </w:rPr>
+          <w:instrText xml:space="preserve"> PAGEREF _Toc624944 \h </w:instrText>
+        </w:r>
+        <w:r>
+          <w:rPr>
+            <w:noProof/>
+            <w:webHidden/>
+          </w:rPr>
+        </w:r>
+        <w:r>
+          <w:rPr>
+            <w:noProof/>
+            <w:webHidden/>
+          </w:rPr>
+          <w:fldChar w:fldCharType="separate"/>
+        </w:r>
+        <w:r>
+          <w:rPr>
+            <w:noProof/>
+            <w:webHidden/>
+          </w:rPr>
+          <w:t>14</w:t>
+        </w:r>
+        <w:r>
+          <w:rPr>
+            <w:noProof/>
+            <w:webHidden/>
+          </w:rPr>
+          <w:fldChar w:fldCharType="end"/>
+        </w:r>
+      </w:hyperlink>
+    </w:p>
+    <w:p>
+      <w:pPr>
+        <w:pStyle w:val="TOC2"/>
+        <w:tabs>
+          <w:tab w:val="right" w:leader="dot" w:pos="9010"/>
+        </w:tabs>
+        <w:rPr>
+          <w:rFonts w:eastAsiaTheme="minorEastAsia"/>
+          <w:smallCaps w:val="0"/>
+          <w:noProof/>
+          <w:sz w:val="24"/>
+          <w:szCs w:val="24"/>
+        </w:rPr>
+      </w:pPr>
+      <w:hyperlink w:anchor="_Toc624945" w:history="1">
+        <w:r>
+          <w:rPr>
+            <w:rStyle w:val="Hyperlink"/>
+            <w:noProof/>
+          </w:rPr>
+          <w:t>Table Sizes</w:t>
+        </w:r>
+        <w:r>
+          <w:rPr>
+            <w:noProof/>
+            <w:webHidden/>
+          </w:rPr>
+          <w:tab/>
+        </w:r>
+        <w:r>
+          <w:rPr>
+            <w:noProof/>
+            <w:webHidden/>
+          </w:rPr>
+          <w:fldChar w:fldCharType="begin"/>
+        </w:r>
+        <w:r>
+          <w:rPr>
+            <w:noProof/>
+            <w:webHidden/>
+          </w:rPr>
+          <w:instrText xml:space="preserve"> PAGEREF _Toc624945 \h </w:instrText>
+        </w:r>
+        <w:r>
+          <w:rPr>
+            <w:noProof/>
+            <w:webHidden/>
+          </w:rPr>
+        </w:r>
+        <w:r>
+          <w:rPr>
+            <w:noProof/>
+            <w:webHidden/>
+          </w:rPr>
+          <w:fldChar w:fldCharType="separate"/>
+        </w:r>
+        <w:r>
+          <w:rPr>
+            <w:noProof/>
+            <w:webHidden/>
+          </w:rPr>
+          <w:t>14</w:t>
+        </w:r>
+        <w:r>
+          <w:rPr>
+            <w:noProof/>
+            <w:webHidden/>
+          </w:rPr>
+          <w:fldChar w:fldCharType="end"/>
+        </w:r>
+      </w:hyperlink>
+    </w:p>
+    <w:p>
+      <w:pPr>
+        <w:pStyle w:val="TOC2"/>
+        <w:tabs>
+          <w:tab w:val="right" w:leader="dot" w:pos="9010"/>
+        </w:tabs>
+        <w:rPr>
+          <w:rFonts w:eastAsiaTheme="minorEastAsia"/>
+          <w:smallCaps w:val="0"/>
+          <w:noProof/>
+          <w:sz w:val="24"/>
+          <w:szCs w:val="24"/>
+        </w:rPr>
+      </w:pPr>
+      <w:hyperlink w:anchor="_Toc624946" w:history="1">
+        <w:r>
+          <w:rPr>
+            <w:rStyle w:val="Hyperlink"/>
+            <w:noProof/>
+          </w:rPr>
+          <w:t>Fetching Rows</w:t>
+        </w:r>
+        <w:r>
+          <w:rPr>
+            <w:noProof/>
+            <w:webHidden/>
+          </w:rPr>
+          <w:tab/>
+        </w:r>
+        <w:r>
+          <w:rPr>
+            <w:noProof/>
+            <w:webHidden/>
+          </w:rPr>
+          <w:fldChar w:fldCharType="begin"/>
+        </w:r>
+        <w:r>
+          <w:rPr>
+            <w:noProof/>
+            <w:webHidden/>
+          </w:rPr>
+          <w:instrText xml:space="preserve"> PAGEREF _Toc624946 \h </w:instrText>
+        </w:r>
+        <w:r>
+          <w:rPr>
+            <w:noProof/>
+            <w:webHidden/>
+          </w:rPr>
+        </w:r>
+        <w:r>
+          <w:rPr>
+            <w:noProof/>
+            <w:webHidden/>
+          </w:rPr>
+          <w:fldChar w:fldCharType="separate"/>
+        </w:r>
+        <w:r>
+          <w:rPr>
+            <w:noProof/>
+            <w:webHidden/>
+          </w:rPr>
+          <w:t>14</w:t>
+        </w:r>
+        <w:r>
+          <w:rPr>
+            <w:noProof/>
+            <w:webHidden/>
+          </w:rPr>
+          <w:fldChar w:fldCharType="end"/>
+        </w:r>
+      </w:hyperlink>
+    </w:p>
+    <w:p>
+      <w:pPr>
+        <w:pStyle w:val="TOC2"/>
+        <w:tabs>
+          <w:tab w:val="right" w:leader="dot" w:pos="9010"/>
+        </w:tabs>
+        <w:rPr>
+          <w:rFonts w:eastAsiaTheme="minorEastAsia"/>
+          <w:smallCaps w:val="0"/>
+          <w:noProof/>
+          <w:sz w:val="24"/>
+          <w:szCs w:val="24"/>
+        </w:rPr>
+      </w:pPr>
+      <w:hyperlink w:anchor="_Toc624947" w:history="1">
+        <w:r>
+          <w:rPr>
+            <w:rStyle w:val="Hyperlink"/>
+            <w:noProof/>
+          </w:rPr>
+          <w:t>Listing Contents of Working Folder</w:t>
+        </w:r>
+        <w:r>
+          <w:rPr>
+            <w:noProof/>
+            <w:webHidden/>
+          </w:rPr>
+          <w:tab/>
+        </w:r>
+        <w:r>
+          <w:rPr>
+            <w:noProof/>
+            <w:webHidden/>
+          </w:rPr>
+          <w:fldChar w:fldCharType="begin"/>
+        </w:r>
+        <w:r>
+          <w:rPr>
+            <w:noProof/>
+            <w:webHidden/>
+          </w:rPr>
+          <w:instrText xml:space="preserve"> PAGEREF _Toc624947 \h </w:instrText>
+        </w:r>
+        <w:r>
+          <w:rPr>
+            <w:noProof/>
+            <w:webHidden/>
+          </w:rPr>
+        </w:r>
+        <w:r>
+          <w:rPr>
+            <w:noProof/>
+            <w:webHidden/>
+          </w:rPr>
+          <w:fldChar w:fldCharType="separate"/>
+        </w:r>
+        <w:r>
+          <w:rPr>
+            <w:noProof/>
+            <w:webHidden/>
+          </w:rPr>
           <w:t>15</w:t>
+        </w:r>
+        <w:r>
+          <w:rPr>
+            <w:noProof/>
+            <w:webHidden/>
+          </w:rPr>
+          <w:fldChar w:fldCharType="end"/>
+        </w:r>
+      </w:hyperlink>
+    </w:p>
+    <w:p>
+      <w:pPr>
+        <w:pStyle w:val="TOC2"/>
+        <w:tabs>
+          <w:tab w:val="right" w:leader="dot" w:pos="9010"/>
+        </w:tabs>
+        <w:rPr>
+          <w:rFonts w:eastAsiaTheme="minorEastAsia"/>
+          <w:smallCaps w:val="0"/>
+          <w:noProof/>
+          <w:sz w:val="24"/>
+          <w:szCs w:val="24"/>
+        </w:rPr>
+      </w:pPr>
+      <w:hyperlink w:anchor="_Toc624948" w:history="1">
+        <w:r>
+          <w:rPr>
+            <w:rStyle w:val="Hyperlink"/>
+            <w:noProof/>
+          </w:rPr>
+          <w:t>Exporting a Table</w:t>
+        </w:r>
+        <w:r>
+          <w:rPr>
+            <w:noProof/>
+            <w:webHidden/>
+          </w:rPr>
+          <w:tab/>
+        </w:r>
+        <w:r>
+          <w:rPr>
+            <w:noProof/>
+            <w:webHidden/>
+          </w:rPr>
+          <w:fldChar w:fldCharType="begin"/>
+        </w:r>
+        <w:r>
+          <w:rPr>
+            <w:noProof/>
+            <w:webHidden/>
+          </w:rPr>
+          <w:instrText xml:space="preserve"> PAGEREF _Toc624948 \h </w:instrText>
+        </w:r>
+        <w:r>
+          <w:rPr>
+            <w:noProof/>
+            <w:webHidden/>
+          </w:rPr>
+        </w:r>
+        <w:r>
+          <w:rPr>
+            <w:noProof/>
+            <w:webHidden/>
+          </w:rPr>
+          <w:fldChar w:fldCharType="separate"/>
+        </w:r>
+        <w:r>
+          <w:rPr>
+            <w:noProof/>
+            <w:webHidden/>
+          </w:rPr>
+          <w:t>15</w:t>
+        </w:r>
+        <w:r>
+          <w:rPr>
+            <w:noProof/>
+            <w:webHidden/>
+          </w:rPr>
+          <w:fldChar w:fldCharType="end"/>
+        </w:r>
+      </w:hyperlink>
+    </w:p>
+    <w:p>
+      <w:pPr>
+        <w:pStyle w:val="TOC2"/>
+        <w:tabs>
+          <w:tab w:val="right" w:leader="dot" w:pos="9010"/>
+        </w:tabs>
+        <w:rPr>
+          <w:rFonts w:eastAsiaTheme="minorEastAsia"/>
+          <w:smallCaps w:val="0"/>
+          <w:noProof/>
+          <w:sz w:val="24"/>
+          <w:szCs w:val="24"/>
+        </w:rPr>
+      </w:pPr>
+      <w:hyperlink w:anchor="_Toc624949" w:history="1">
+        <w:r>
+          <w:rPr>
+            <w:rStyle w:val="Hyperlink"/>
+            <w:noProof/>
+          </w:rPr>
+          <w:t>Truncating a Table</w:t>
+        </w:r>
+        <w:r>
+          <w:rPr>
+            <w:noProof/>
+            <w:webHidden/>
+          </w:rPr>
+          <w:tab/>
+        </w:r>
+        <w:r>
+          <w:rPr>
+            <w:noProof/>
+            <w:webHidden/>
+          </w:rPr>
+          <w:fldChar w:fldCharType="begin"/>
+        </w:r>
+        <w:r>
+          <w:rPr>
+            <w:noProof/>
+            <w:webHidden/>
+          </w:rPr>
+          <w:instrText xml:space="preserve"> PAGEREF _Toc624949 \h </w:instrText>
+        </w:r>
+        <w:r>
+          <w:rPr>
+            <w:noProof/>
+            <w:webHidden/>
+          </w:rPr>
+        </w:r>
+        <w:r>
+          <w:rPr>
+            <w:noProof/>
+            <w:webHidden/>
+          </w:rPr>
+          <w:fldChar w:fldCharType="separate"/>
+        </w:r>
+        <w:r>
+          <w:rPr>
+            <w:noProof/>
+            <w:webHidden/>
+          </w:rPr>
+          <w:t>15</w:t>
+        </w:r>
+        <w:r>
+          <w:rPr>
+            <w:noProof/>
+            <w:webHidden/>
+          </w:rPr>
+          <w:fldChar w:fldCharType="end"/>
+        </w:r>
+      </w:hyperlink>
+    </w:p>
+    <w:p>
+      <w:pPr>
+        <w:pStyle w:val="TOC2"/>
+        <w:tabs>
+          <w:tab w:val="right" w:leader="dot" w:pos="9010"/>
+        </w:tabs>
+        <w:rPr>
+          <w:rFonts w:eastAsiaTheme="minorEastAsia"/>
+          <w:smallCaps w:val="0"/>
+          <w:noProof/>
+          <w:sz w:val="24"/>
+          <w:szCs w:val="24"/>
+        </w:rPr>
+      </w:pPr>
+      <w:hyperlink w:anchor="_Toc624950" w:history="1">
+        <w:r>
+          <w:rPr>
+            <w:rStyle w:val="Hyperlink"/>
+            <w:noProof/>
+          </w:rPr>
+          <w:t>Dropping an Index</w:t>
+        </w:r>
+        <w:r>
+          <w:rPr>
+            <w:noProof/>
+            <w:webHidden/>
+          </w:rPr>
+          <w:tab/>
+        </w:r>
+        <w:r>
+          <w:rPr>
+            <w:noProof/>
+            <w:webHidden/>
+          </w:rPr>
+          <w:fldChar w:fldCharType="begin"/>
+        </w:r>
+        <w:r>
+          <w:rPr>
+            <w:noProof/>
+            <w:webHidden/>
+          </w:rPr>
+          <w:instrText xml:space="preserve"> PAGEREF _Toc624950 \h </w:instrText>
+        </w:r>
+        <w:r>
+          <w:rPr>
+            <w:noProof/>
+            <w:webHidden/>
+          </w:rPr>
+        </w:r>
+        <w:r>
+          <w:rPr>
+            <w:noProof/>
+            <w:webHidden/>
+          </w:rPr>
+          <w:fldChar w:fldCharType="separate"/>
+        </w:r>
+        <w:r>
+          <w:rPr>
+            <w:noProof/>
+            <w:webHidden/>
+          </w:rPr>
+          <w:t>16</w:t>
+        </w:r>
+        <w:r>
+          <w:rPr>
+            <w:noProof/>
+            <w:webHidden/>
+          </w:rPr>
+          <w:fldChar w:fldCharType="end"/>
+        </w:r>
+      </w:hyperlink>
+    </w:p>
+    <w:p>
+      <w:pPr>
+        <w:pStyle w:val="TOC2"/>
+        <w:tabs>
+          <w:tab w:val="right" w:leader="dot" w:pos="9010"/>
+        </w:tabs>
+        <w:rPr>
+          <w:rFonts w:eastAsiaTheme="minorEastAsia"/>
+          <w:smallCaps w:val="0"/>
+          <w:noProof/>
+          <w:sz w:val="24"/>
+          <w:szCs w:val="24"/>
+        </w:rPr>
+      </w:pPr>
+      <w:hyperlink w:anchor="_Toc624951" w:history="1">
+        <w:r>
+          <w:rPr>
+            <w:rStyle w:val="Hyperlink"/>
+            <w:noProof/>
+          </w:rPr>
+          <w:t>Dropping a Table</w:t>
+        </w:r>
+        <w:r>
+          <w:rPr>
+            <w:noProof/>
+            <w:webHidden/>
+          </w:rPr>
+          <w:tab/>
+        </w:r>
+        <w:r>
+          <w:rPr>
+            <w:noProof/>
+            <w:webHidden/>
+          </w:rPr>
+          <w:fldChar w:fldCharType="begin"/>
+        </w:r>
+        <w:r>
+          <w:rPr>
+            <w:noProof/>
+            <w:webHidden/>
+          </w:rPr>
+          <w:instrText xml:space="preserve"> PAGEREF _Toc624951 \h </w:instrText>
+        </w:r>
+        <w:r>
+          <w:rPr>
+            <w:noProof/>
+            <w:webHidden/>
+          </w:rPr>
+        </w:r>
+        <w:r>
+          <w:rPr>
+            <w:noProof/>
+            <w:webHidden/>
+          </w:rPr>
+          <w:fldChar w:fldCharType="separate"/>
+        </w:r>
+        <w:r>
+          <w:rPr>
+            <w:noProof/>
+            <w:webHidden/>
+          </w:rPr>
+          <w:t>16</w:t>
+        </w:r>
+        <w:r>
+          <w:rPr>
+            <w:noProof/>
+            <w:webHidden/>
+          </w:rPr>
+          <w:fldChar w:fldCharType="end"/>
+        </w:r>
+      </w:hyperlink>
+    </w:p>
+    <w:p>
+      <w:pPr>
+        <w:pStyle w:val="TOC2"/>
+        <w:tabs>
+          <w:tab w:val="right" w:leader="dot" w:pos="9010"/>
+        </w:tabs>
+        <w:rPr>
+          <w:rFonts w:eastAsiaTheme="minorEastAsia"/>
+          <w:smallCaps w:val="0"/>
+          <w:noProof/>
+          <w:sz w:val="24"/>
+          <w:szCs w:val="24"/>
+        </w:rPr>
+      </w:pPr>
+      <w:hyperlink w:anchor="_Toc624952" w:history="1">
+        <w:r>
+          <w:rPr>
+            <w:rStyle w:val="Hyperlink"/>
+            <w:noProof/>
+          </w:rPr>
+          <w:t>Timing Commands</w:t>
+        </w:r>
+        <w:r>
+          <w:rPr>
+            <w:noProof/>
+            <w:webHidden/>
+          </w:rPr>
+          <w:tab/>
+        </w:r>
+        <w:r>
+          <w:rPr>
+            <w:noProof/>
+            <w:webHidden/>
+          </w:rPr>
+          <w:fldChar w:fldCharType="begin"/>
+        </w:r>
+        <w:r>
+          <w:rPr>
+            <w:noProof/>
+            <w:webHidden/>
+          </w:rPr>
+          <w:instrText xml:space="preserve"> PAGEREF _Toc624952 \h </w:instrText>
+        </w:r>
+        <w:r>
+          <w:rPr>
+            <w:noProof/>
+            <w:webHidden/>
+          </w:rPr>
+        </w:r>
+        <w:r>
+          <w:rPr>
+            <w:noProof/>
+            <w:webHidden/>
+          </w:rPr>
+          <w:fldChar w:fldCharType="separate"/>
+        </w:r>
+        <w:r>
+          <w:rPr>
+            <w:noProof/>
+            <w:webHidden/>
+          </w:rPr>
+          <w:t>16</w:t>
+        </w:r>
+        <w:r>
+          <w:rPr>
+            <w:noProof/>
+            <w:webHidden/>
+          </w:rPr>
+          <w:fldChar w:fldCharType="end"/>
+        </w:r>
+      </w:hyperlink>
+    </w:p>
+    <w:p>
+      <w:pPr>
+        <w:pStyle w:val="TOC2"/>
+        <w:tabs>
+          <w:tab w:val="right" w:leader="dot" w:pos="9010"/>
+        </w:tabs>
+        <w:rPr>
+          <w:rFonts w:eastAsiaTheme="minorEastAsia"/>
+          <w:smallCaps w:val="0"/>
+          <w:noProof/>
+          <w:sz w:val="24"/>
+          <w:szCs w:val="24"/>
+        </w:rPr>
+      </w:pPr>
+      <w:hyperlink w:anchor="_Toc624953" w:history="1">
+        <w:r>
+          <w:rPr>
+            <w:rStyle w:val="Hyperlink"/>
+            <w:noProof/>
+          </w:rPr>
+          <w:t>Scripting</w:t>
+        </w:r>
+        <w:r>
+          <w:rPr>
+            <w:noProof/>
+            <w:webHidden/>
+          </w:rPr>
+          <w:tab/>
+        </w:r>
+        <w:r>
+          <w:rPr>
+            <w:noProof/>
+            <w:webHidden/>
+          </w:rPr>
+          <w:fldChar w:fldCharType="begin"/>
+        </w:r>
+        <w:r>
+          <w:rPr>
+            <w:noProof/>
+            <w:webHidden/>
+          </w:rPr>
+          <w:instrText xml:space="preserve"> PAGEREF _Toc624953 \h </w:instrText>
+        </w:r>
+        <w:r>
+          <w:rPr>
+            <w:noProof/>
+            <w:webHidden/>
+          </w:rPr>
+        </w:r>
+        <w:r>
+          <w:rPr>
+            <w:noProof/>
+            <w:webHidden/>
+          </w:rPr>
+          <w:fldChar w:fldCharType="separate"/>
+        </w:r>
+        <w:r>
+          <w:rPr>
+            <w:noProof/>
+            <w:webHidden/>
+          </w:rPr>
+          <w:t>16</w:t>
         </w:r>
         <w:r>
           <w:rPr>
@@ -3368,13 +3509,13 @@
           <w:szCs w:val="24"/>
         </w:rPr>
       </w:pPr>
-      <w:hyperlink w:anchor="_Toc614955" w:history="1">
+      <w:hyperlink w:anchor="_Toc624954" w:history="1">
         <w:r>
           <w:rPr>
             <w:rStyle w:val="Hyperlink"/>
             <w:noProof/>
           </w:rPr>
-          <w:t>Appendix A – Command Line Arguments</w:t>
+          <w:t>Fetching Rows Using Indexes</w:t>
         </w:r>
         <w:r>
           <w:rPr>
@@ -3395,7 +3536,79 @@
             <w:noProof/>
             <w:webHidden/>
           </w:rPr>
-          <w:instrText xml:space="preserve"> PAGEREF _Toc614955 \h </w:instrText>
+          <w:instrText xml:space="preserve"> PAGEREF _Toc624954 \h </w:instrText>
+        </w:r>
+        <w:r>
+          <w:rPr>
+            <w:noProof/>
+            <w:webHidden/>
+          </w:rPr>
+        </w:r>
+        <w:r>
+          <w:rPr>
+            <w:noProof/>
+            <w:webHidden/>
+          </w:rPr>
+          <w:fldChar w:fldCharType="separate"/>
+        </w:r>
+        <w:r>
+          <w:rPr>
+            <w:noProof/>
+            <w:webHidden/>
+          </w:rPr>
+          <w:t>17</w:t>
+        </w:r>
+        <w:r>
+          <w:rPr>
+            <w:noProof/>
+            <w:webHidden/>
+          </w:rPr>
+          <w:fldChar w:fldCharType="end"/>
+        </w:r>
+      </w:hyperlink>
+    </w:p>
+    <w:p>
+      <w:pPr>
+        <w:pStyle w:val="TOC2"/>
+        <w:tabs>
+          <w:tab w:val="right" w:leader="dot" w:pos="9010"/>
+        </w:tabs>
+        <w:rPr>
+          <w:rFonts w:eastAsiaTheme="minorEastAsia"/>
+          <w:smallCaps w:val="0"/>
+          <w:noProof/>
+          <w:sz w:val="24"/>
+          <w:szCs w:val="24"/>
+        </w:rPr>
+      </w:pPr>
+      <w:hyperlink w:anchor="_Toc624955" w:history="1">
+        <w:r>
+          <w:rPr>
+            <w:rStyle w:val="Hyperlink"/>
+            <w:noProof/>
+          </w:rPr>
+          <w:t>Notes on the RPN Notation</w:t>
+        </w:r>
+        <w:r>
+          <w:rPr>
+            <w:noProof/>
+            <w:webHidden/>
+          </w:rPr>
+          <w:tab/>
+        </w:r>
+        <w:r>
+          <w:rPr>
+            <w:noProof/>
+            <w:webHidden/>
+          </w:rPr>
+          <w:fldChar w:fldCharType="begin"/>
+        </w:r>
+        <w:r>
+          <w:rPr>
+            <w:noProof/>
+            <w:webHidden/>
+          </w:rPr>
+          <w:instrText xml:space="preserve"> PAGEREF _Toc624955 \h </w:instrText>
         </w:r>
         <w:r>
           <w:rPr>
@@ -3442,13 +3655,13 @@
           <w:szCs w:val="24"/>
         </w:rPr>
       </w:pPr>
-      <w:hyperlink w:anchor="_Toc614956" w:history="1">
+      <w:hyperlink w:anchor="_Toc624956" w:history="1">
         <w:r>
           <w:rPr>
             <w:rStyle w:val="Hyperlink"/>
             <w:noProof/>
           </w:rPr>
-          <w:t>Appendix B – Prompt Functions</w:t>
+          <w:t>Appendix A – Command Line Arguments</w:t>
         </w:r>
         <w:r>
           <w:rPr>
@@ -3469,7 +3682,7 @@
             <w:noProof/>
             <w:webHidden/>
           </w:rPr>
-          <w:instrText xml:space="preserve"> PAGEREF _Toc614956 \h </w:instrText>
+          <w:instrText xml:space="preserve"> PAGEREF _Toc624956 \h </w:instrText>
         </w:r>
         <w:r>
           <w:rPr>
@@ -3489,7 +3702,7 @@
             <w:noProof/>
             <w:webHidden/>
           </w:rPr>
-          <w:t>17</w:t>
+          <w:t>18</w:t>
         </w:r>
         <w:r>
           <w:rPr>
@@ -3516,13 +3729,13 @@
           <w:szCs w:val="24"/>
         </w:rPr>
       </w:pPr>
-      <w:hyperlink w:anchor="_Toc614957" w:history="1">
+      <w:hyperlink w:anchor="_Toc624957" w:history="1">
         <w:r>
           <w:rPr>
             <w:rStyle w:val="Hyperlink"/>
             <w:noProof/>
           </w:rPr>
-          <w:t>Appendix C – Supported Column Types</w:t>
+          <w:t>Appendix B – Prompt Functions</w:t>
         </w:r>
         <w:r>
           <w:rPr>
@@ -3543,7 +3756,7 @@
             <w:noProof/>
             <w:webHidden/>
           </w:rPr>
-          <w:instrText xml:space="preserve"> PAGEREF _Toc614957 \h </w:instrText>
+          <w:instrText xml:space="preserve"> PAGEREF _Toc624957 \h </w:instrText>
         </w:r>
         <w:r>
           <w:rPr>
@@ -3590,13 +3803,13 @@
           <w:szCs w:val="24"/>
         </w:rPr>
       </w:pPr>
-      <w:hyperlink w:anchor="_Toc614958" w:history="1">
+      <w:hyperlink w:anchor="_Toc624958" w:history="1">
         <w:r>
           <w:rPr>
             <w:rStyle w:val="Hyperlink"/>
             <w:noProof/>
           </w:rPr>
-          <w:t>Appendix D – Limitations and Restrictions</w:t>
+          <w:t>Appendix C – Supported Column Types</w:t>
         </w:r>
         <w:r>
           <w:rPr>
@@ -3617,7 +3830,7 @@
             <w:noProof/>
             <w:webHidden/>
           </w:rPr>
-          <w:instrText xml:space="preserve"> PAGEREF _Toc614958 \h </w:instrText>
+          <w:instrText xml:space="preserve"> PAGEREF _Toc624958 \h </w:instrText>
         </w:r>
         <w:r>
           <w:rPr>
@@ -3637,7 +3850,7 @@
             <w:noProof/>
             <w:webHidden/>
           </w:rPr>
-          <w:t>18</w:t>
+          <w:t>19</w:t>
         </w:r>
         <w:r>
           <w:rPr>
@@ -3664,13 +3877,13 @@
           <w:szCs w:val="24"/>
         </w:rPr>
       </w:pPr>
-      <w:hyperlink w:anchor="_Toc614959" w:history="1">
+      <w:hyperlink w:anchor="_Toc624959" w:history="1">
         <w:r>
           <w:rPr>
             <w:rStyle w:val="Hyperlink"/>
             <w:noProof/>
           </w:rPr>
-          <w:t>Appendix E – Seth Test Harness</w:t>
+          <w:t>Appendix D – Limitations and Restrictions</w:t>
         </w:r>
         <w:r>
           <w:rPr>
@@ -3691,7 +3904,7 @@
             <w:noProof/>
             <w:webHidden/>
           </w:rPr>
-          <w:instrText xml:space="preserve"> PAGEREF _Toc614959 \h </w:instrText>
+          <w:instrText xml:space="preserve"> PAGEREF _Toc624959 \h </w:instrText>
         </w:r>
         <w:r>
           <w:rPr>
@@ -3711,7 +3924,7 @@
             <w:noProof/>
             <w:webHidden/>
           </w:rPr>
-          <w:t>18</w:t>
+          <w:t>19</w:t>
         </w:r>
         <w:r>
           <w:rPr>
@@ -3738,12 +3951,86 @@
           <w:szCs w:val="24"/>
         </w:rPr>
       </w:pPr>
-      <w:hyperlink w:anchor="_Toc614960" w:history="1">
+      <w:hyperlink w:anchor="_Toc624960" w:history="1">
         <w:r>
           <w:rPr>
             <w:rStyle w:val="Hyperlink"/>
             <w:noProof/>
           </w:rPr>
+          <w:t>Appendix E – Seth Test Harness</w:t>
+        </w:r>
+        <w:r>
+          <w:rPr>
+            <w:noProof/>
+            <w:webHidden/>
+          </w:rPr>
+          <w:tab/>
+        </w:r>
+        <w:r>
+          <w:rPr>
+            <w:noProof/>
+            <w:webHidden/>
+          </w:rPr>
+          <w:fldChar w:fldCharType="begin"/>
+        </w:r>
+        <w:r>
+          <w:rPr>
+            <w:noProof/>
+            <w:webHidden/>
+          </w:rPr>
+          <w:instrText xml:space="preserve"> PAGEREF _Toc624960 \h </w:instrText>
+        </w:r>
+        <w:r>
+          <w:rPr>
+            <w:noProof/>
+            <w:webHidden/>
+          </w:rPr>
+        </w:r>
+        <w:r>
+          <w:rPr>
+            <w:noProof/>
+            <w:webHidden/>
+          </w:rPr>
+          <w:fldChar w:fldCharType="separate"/>
+        </w:r>
+        <w:r>
+          <w:rPr>
+            <w:noProof/>
+            <w:webHidden/>
+          </w:rPr>
+          <w:t>19</w:t>
+        </w:r>
+        <w:r>
+          <w:rPr>
+            <w:noProof/>
+            <w:webHidden/>
+          </w:rPr>
+          <w:fldChar w:fldCharType="end"/>
+        </w:r>
+      </w:hyperlink>
+    </w:p>
+    <w:p>
+      <w:pPr>
+        <w:pStyle w:val="TOC1"/>
+        <w:tabs>
+          <w:tab w:val="right" w:leader="dot" w:pos="9010"/>
+        </w:tabs>
+        <w:rPr>
+          <w:rFonts w:eastAsiaTheme="minorEastAsia"/>
+          <w:b w:val="0"/>
+          <w:bCs w:val="0"/>
+          <w:caps w:val="0"/>
+          <w:noProof/>
+          <w:sz w:val="24"/>
+          <w:szCs w:val="24"/>
+        </w:rPr>
+      </w:pPr>
+      <w:hyperlink w:anchor="_Toc624961" w:history="1">
+        <w:r>
+          <w:rPr>
+            <w:rStyle w:val="Hyperlink"/>
+            <w:noProof/>
+          </w:rPr>
           <w:t>Appendix F – Prompt Commands</w:t>
         </w:r>
         <w:r>
@@ -3765,7 +4052,7 @@
             <w:noProof/>
             <w:webHidden/>
           </w:rPr>
-          <w:instrText xml:space="preserve"> PAGEREF _Toc614960 \h </w:instrText>
+          <w:instrText xml:space="preserve"> PAGEREF _Toc624961 \h </w:instrText>
         </w:r>
         <w:r>
           <w:rPr>
@@ -3785,7 +4072,7 @@
             <w:noProof/>
             <w:webHidden/>
           </w:rPr>
-          <w:t>19</w:t>
+          <w:t>20</w:t>
         </w:r>
         <w:r>
           <w:rPr>
@@ -3809,11 +4096,8 @@
       <w:r>
         <w:rPr>
           <w:rStyle w:val="IntenseEmphasis"/>
-          <w:b/>
-          <w:bCs/>
           <w:i w:val="0"/>
           <w:iCs w:val="0"/>
-          <w:caps/>
           <w:color w:val="2F5496" w:themeColor="accent1" w:themeShade="BF"/>
           <w:szCs w:val="20"/>
         </w:rPr>
@@ -3822,9 +4106,25 @@
     </w:p>
     <w:p>
       <w:pPr>
+        <w:spacing w:after="0"/>
+        <w:jc w:val="left"/>
+        <w:rPr>
+          <w:rFonts w:asciiTheme="majorHAnsi" w:eastAsiaTheme="majorEastAsia" w:hAnsiTheme="majorHAnsi" w:cstheme="majorBidi"/>
+          <w:color w:val="0096FF"/>
+          <w:sz w:val="36"/>
+          <w:szCs w:val="32"/>
+          <w:u w:val="single"/>
+        </w:rPr>
+      </w:pPr>
+      <w:r>
+        <w:br w:type="page"/>
+      </w:r>
+    </w:p>
+    <w:p>
+      <w:pPr>
         <w:pStyle w:val="Heading1"/>
       </w:pPr>
-      <w:bookmarkStart w:id="0" w:name="_Toc614912"/>
+      <w:bookmarkStart w:id="0" w:name="_Toc624909"/>
       <w:r>
         <w:lastRenderedPageBreak/>
         <w:t>Notice</w:t>
@@ -3861,24 +4161,26 @@
       <w:pPr>
         <w:pStyle w:val="Heading1"/>
       </w:pPr>
-      <w:bookmarkStart w:id="1" w:name="_Toc614913"/>
+      <w:bookmarkStart w:id="1" w:name="_Toc624387"/>
+      <w:bookmarkStart w:id="2" w:name="_Toc624910"/>
       <w:r>
         <w:t>Overview of RapidsSE</w:t>
       </w:r>
       <w:bookmarkEnd w:id="1"/>
+      <w:bookmarkEnd w:id="2"/>
     </w:p>
     <w:p>
       <w:pPr>
         <w:pStyle w:val="Heading2"/>
       </w:pPr>
-      <w:bookmarkStart w:id="2" w:name="_Toc614914"/>
+      <w:bookmarkStart w:id="3" w:name="_Toc624911"/>
       <w:r>
         <w:t xml:space="preserve">Preliminary </w:t>
       </w:r>
-      <w:bookmarkEnd w:id="2"/>
       <w:r>
         <w:t>Remarks</w:t>
       </w:r>
+      <w:bookmarkEnd w:id="3"/>
     </w:p>
     <w:p>
       <w:r>
@@ -3987,11 +4289,11 @@
       <w:pPr>
         <w:pStyle w:val="Heading2"/>
       </w:pPr>
-      <w:bookmarkStart w:id="3" w:name="_Toc614915"/>
+      <w:bookmarkStart w:id="4" w:name="_Toc624912"/>
       <w:r>
         <w:t>Discussion</w:t>
       </w:r>
-      <w:bookmarkEnd w:id="3"/>
+      <w:bookmarkEnd w:id="4"/>
     </w:p>
     <w:p>
       <w:r>
@@ -4026,11 +4328,11 @@
       <w:pPr>
         <w:pStyle w:val="Heading2"/>
       </w:pPr>
-      <w:bookmarkStart w:id="4" w:name="_Toc614916"/>
+      <w:bookmarkStart w:id="5" w:name="_Toc624913"/>
       <w:r>
         <w:t>Key Features</w:t>
       </w:r>
-      <w:bookmarkEnd w:id="4"/>
+      <w:bookmarkEnd w:id="5"/>
     </w:p>
     <w:p>
       <w:r>
@@ -4155,11 +4457,11 @@
       <w:pPr>
         <w:pStyle w:val="Heading2"/>
       </w:pPr>
-      <w:bookmarkStart w:id="5" w:name="_Toc614917"/>
+      <w:bookmarkStart w:id="6" w:name="_Toc624914"/>
       <w:r>
         <w:t>Installation</w:t>
       </w:r>
-      <w:bookmarkEnd w:id="5"/>
+      <w:bookmarkEnd w:id="6"/>
     </w:p>
     <w:p>
       <w:r>
@@ -4183,7 +4485,13 @@
     </w:p>
     <w:p>
       <w:r>
-        <w:t>The executable uses one shared library.  Therefore the following command is required before running the executable:</w:t>
+        <w:t xml:space="preserve">The </w:t>
+      </w:r>
+      <w:r>
+        <w:t xml:space="preserve">RapidsSE </w:t>
+      </w:r>
+      <w:r>
+        <w:t>executable uses one shared library.  Therefore the following command is required before running the executable:</w:t>
       </w:r>
     </w:p>
     <w:p>
@@ -4231,24 +4539,18 @@
     <w:p>
       <w:r>
         <w:lastRenderedPageBreak/>
-        <w:t>There are no additional installation steps.</w:t>
-      </w:r>
-      <w:bookmarkStart w:id="6" w:name="_Toc614918"/>
-      <w:r>
-        <w:t xml:space="preserve">  </w:t>
-      </w:r>
-      <w:r>
-        <w:t xml:space="preserve">RapidsSE uses system resources including: directories, files, mutexes, processes, shared memory, sockets and threads.  These are bounded within moderate limits so there are no configuration changes required to the operating system.  </w:t>
+        <w:t xml:space="preserve">There are no additional installation steps.  RapidsSE uses system resources including: directories, files, mutexes, processes, shared memory, sockets and threads.  These are bounded within moderate limits so there are no configuration changes required to the operating system.  </w:t>
       </w:r>
     </w:p>
     <w:p>
       <w:pPr>
         <w:pStyle w:val="Heading2"/>
       </w:pPr>
+      <w:bookmarkStart w:id="7" w:name="_Toc624915"/>
       <w:r>
         <w:t>Structure</w:t>
       </w:r>
-      <w:bookmarkEnd w:id="6"/>
+      <w:bookmarkEnd w:id="7"/>
     </w:p>
     <w:p>
       <w:pPr>
@@ -4468,7 +4770,7 @@
           <w:sz w:val="16"/>
           <w:szCs w:val="16"/>
         </w:rPr>
-        <w:t>$ ./</w:t>
+        <w:t xml:space="preserve">$ </w:t>
       </w:r>
       <w:proofErr w:type="spellStart"/>
       <w:r>
@@ -4477,15 +4779,16 @@
           <w:sz w:val="16"/>
           <w:szCs w:val="16"/>
         </w:rPr>
-        <w:t>r</w:t>
-      </w:r>
+        <w:t>rapidsse</w:t>
+      </w:r>
+      <w:proofErr w:type="spellEnd"/>
       <w:r>
         <w:rPr>
           <w:color w:val="0070C0"/>
           <w:sz w:val="16"/>
           <w:szCs w:val="16"/>
         </w:rPr>
-        <w:t>apids</w:t>
+        <w:t xml:space="preserve"> </w:t>
       </w:r>
       <w:r>
         <w:rPr>
@@ -4493,16 +4796,15 @@
           <w:sz w:val="16"/>
           <w:szCs w:val="16"/>
         </w:rPr>
-        <w:t>se</w:t>
-      </w:r>
-      <w:proofErr w:type="spellEnd"/>
+        <w:t>--</w:t>
+      </w:r>
       <w:r>
         <w:rPr>
           <w:color w:val="0070C0"/>
           <w:sz w:val="16"/>
           <w:szCs w:val="16"/>
         </w:rPr>
-        <w:t xml:space="preserve"> </w:t>
+        <w:t xml:space="preserve">start </w:t>
       </w:r>
       <w:r>
         <w:rPr>
@@ -4518,7 +4820,7 @@
           <w:sz w:val="16"/>
           <w:szCs w:val="16"/>
         </w:rPr>
-        <w:t xml:space="preserve">start </w:t>
+        <w:t xml:space="preserve">size 16GB </w:t>
       </w:r>
       <w:r>
         <w:rPr>
@@ -4534,7 +4836,7 @@
           <w:sz w:val="16"/>
           <w:szCs w:val="16"/>
         </w:rPr>
-        <w:t xml:space="preserve">size 16GB </w:t>
+        <w:t xml:space="preserve">name NODE1 </w:t>
       </w:r>
       <w:r>
         <w:rPr>
@@ -4550,7 +4852,7 @@
           <w:sz w:val="16"/>
           <w:szCs w:val="16"/>
         </w:rPr>
-        <w:t xml:space="preserve">name NODE1 </w:t>
+        <w:t>node NODE1 127.0.0.1 5441</w:t>
       </w:r>
       <w:r>
         <w:rPr>
@@ -4558,7 +4860,7 @@
           <w:sz w:val="16"/>
           <w:szCs w:val="16"/>
         </w:rPr>
-        <w:t>--</w:t>
+        <w:t xml:space="preserve"> </w:t>
       </w:r>
       <w:r>
         <w:rPr>
@@ -4566,41 +4868,32 @@
           <w:sz w:val="16"/>
           <w:szCs w:val="16"/>
         </w:rPr>
-        <w:t>node NODE1 127.0.0.1 5441</w:t>
-      </w:r>
+        <w:t>–</w:t>
+      </w:r>
+      <w:proofErr w:type="spellStart"/>
       <w:r>
         <w:rPr>
           <w:color w:val="0070C0"/>
           <w:sz w:val="16"/>
           <w:szCs w:val="16"/>
         </w:rPr>
-        <w:t xml:space="preserve"> </w:t>
-      </w:r>
+        <w:t>killPrev</w:t>
+      </w:r>
+      <w:proofErr w:type="spellEnd"/>
       <w:r>
         <w:rPr>
           <w:color w:val="0070C0"/>
           <w:sz w:val="16"/>
           <w:szCs w:val="16"/>
         </w:rPr>
-        <w:t>–</w:t>
-      </w:r>
-      <w:proofErr w:type="spellStart"/>
+        <w:t xml:space="preserve"> </w:t>
+      </w:r>
       <w:r>
         <w:rPr>
           <w:color w:val="0070C0"/>
           <w:sz w:val="16"/>
           <w:szCs w:val="16"/>
         </w:rPr>
-        <w:t>killPrev</w:t>
-      </w:r>
-      <w:proofErr w:type="spellEnd"/>
-      <w:r>
-        <w:rPr>
-          <w:color w:val="0070C0"/>
-          <w:sz w:val="16"/>
-          <w:szCs w:val="16"/>
-        </w:rPr>
-        <w:br/>
         <w:t xml:space="preserve">     --munged </w:t>
       </w:r>
       <w:r>
@@ -5480,41 +5773,41 @@
           <w:sz w:val="16"/>
           <w:szCs w:val="16"/>
         </w:rPr>
-        <w:t>$ ./</w:t>
-      </w:r>
-      <w:proofErr w:type="spellStart"/>
+        <w:t>$</w:t>
+      </w:r>
       <w:r>
         <w:rPr>
           <w:color w:val="0070C0"/>
           <w:sz w:val="16"/>
           <w:szCs w:val="16"/>
         </w:rPr>
-        <w:t>r</w:t>
-      </w:r>
+        <w:t xml:space="preserve"> </w:t>
+      </w:r>
+      <w:proofErr w:type="spellStart"/>
       <w:r>
         <w:rPr>
           <w:color w:val="0070C0"/>
           <w:sz w:val="16"/>
           <w:szCs w:val="16"/>
         </w:rPr>
-        <w:t>apids</w:t>
-      </w:r>
+        <w:t>rapidsse</w:t>
+      </w:r>
+      <w:proofErr w:type="spellEnd"/>
       <w:r>
         <w:rPr>
           <w:color w:val="0070C0"/>
           <w:sz w:val="16"/>
           <w:szCs w:val="16"/>
         </w:rPr>
-        <w:t>se</w:t>
-      </w:r>
-      <w:proofErr w:type="spellEnd"/>
+        <w:t xml:space="preserve"> --start </w:t>
+      </w:r>
       <w:r>
         <w:rPr>
           <w:color w:val="0070C0"/>
           <w:sz w:val="16"/>
           <w:szCs w:val="16"/>
         </w:rPr>
-        <w:t xml:space="preserve"> --start </w:t>
+        <w:t xml:space="preserve">--prompt </w:t>
       </w:r>
       <w:r>
         <w:rPr>
@@ -5522,7 +5815,7 @@
           <w:sz w:val="16"/>
           <w:szCs w:val="16"/>
         </w:rPr>
-        <w:t xml:space="preserve">--prompt </w:t>
+        <w:t>--size 16GB --name NODE1 --node NODE1 127.0.0.1 5441</w:t>
       </w:r>
       <w:r>
         <w:rPr>
@@ -5530,7 +5823,7 @@
           <w:sz w:val="16"/>
           <w:szCs w:val="16"/>
         </w:rPr>
-        <w:t>--size 16GB --name NODE1 --node NODE1 127.0.0.1 5441</w:t>
+        <w:t xml:space="preserve"> </w:t>
       </w:r>
       <w:r>
         <w:rPr>
@@ -5538,7 +5831,7 @@
           <w:sz w:val="16"/>
           <w:szCs w:val="16"/>
         </w:rPr>
-        <w:t xml:space="preserve"> </w:t>
+        <w:br/>
       </w:r>
       <w:r>
         <w:rPr>
@@ -5949,7 +6242,7 @@
           <w:sz w:val="16"/>
           <w:szCs w:val="16"/>
         </w:rPr>
-        <w:t>$ ./</w:t>
+        <w:t xml:space="preserve">$ </w:t>
       </w:r>
       <w:proofErr w:type="spellStart"/>
       <w:r>
@@ -5958,15 +6251,16 @@
           <w:sz w:val="16"/>
           <w:szCs w:val="16"/>
         </w:rPr>
-        <w:t>r</w:t>
-      </w:r>
+        <w:t>rapidsse</w:t>
+      </w:r>
+      <w:proofErr w:type="spellEnd"/>
       <w:r>
         <w:rPr>
           <w:color w:val="0070C0"/>
           <w:sz w:val="16"/>
           <w:szCs w:val="16"/>
         </w:rPr>
-        <w:t>apids</w:t>
+        <w:t xml:space="preserve"> --start --size 16GB --name NODE1 --node NODE1 127.0.0.1 5441</w:t>
       </w:r>
       <w:r>
         <w:rPr>
@@ -5974,50 +6268,49 @@
           <w:sz w:val="16"/>
           <w:szCs w:val="16"/>
         </w:rPr>
-        <w:t>se</w:t>
-      </w:r>
-      <w:proofErr w:type="spellEnd"/>
+        <w:t xml:space="preserve"> </w:t>
+      </w:r>
       <w:r>
         <w:rPr>
           <w:color w:val="0070C0"/>
           <w:sz w:val="16"/>
           <w:szCs w:val="16"/>
         </w:rPr>
-        <w:t xml:space="preserve"> --start --size 16GB --name NODE1 --node NODE1 127.0.0.1 5441</w:t>
-      </w:r>
+        <w:t>--</w:t>
+      </w:r>
+      <w:proofErr w:type="spellStart"/>
       <w:r>
         <w:rPr>
           <w:color w:val="0070C0"/>
           <w:sz w:val="16"/>
           <w:szCs w:val="16"/>
         </w:rPr>
-        <w:t xml:space="preserve"> </w:t>
-      </w:r>
+        <w:t>killPrev</w:t>
+      </w:r>
+      <w:proofErr w:type="spellEnd"/>
       <w:r>
         <w:rPr>
           <w:color w:val="0070C0"/>
           <w:sz w:val="16"/>
           <w:szCs w:val="16"/>
         </w:rPr>
-        <w:t>–</w:t>
-      </w:r>
-      <w:proofErr w:type="spellStart"/>
+        <w:t xml:space="preserve"> </w:t>
+      </w:r>
       <w:r>
         <w:rPr>
           <w:color w:val="0070C0"/>
           <w:sz w:val="16"/>
           <w:szCs w:val="16"/>
         </w:rPr>
-        <w:t>killPrev</w:t>
-      </w:r>
-      <w:proofErr w:type="spellEnd"/>
+        <w:br/>
+      </w:r>
       <w:r>
         <w:rPr>
           <w:color w:val="0070C0"/>
           <w:sz w:val="16"/>
           <w:szCs w:val="16"/>
         </w:rPr>
-        <w:t xml:space="preserve"> </w:t>
+        <w:t xml:space="preserve">--munged </w:t>
       </w:r>
       <w:r>
         <w:rPr>
@@ -6025,7 +6318,7 @@
           <w:sz w:val="16"/>
           <w:szCs w:val="16"/>
         </w:rPr>
-        <w:t xml:space="preserve">--munged </w:t>
+        <w:t>--</w:t>
       </w:r>
       <w:r>
         <w:rPr>
@@ -6033,84 +6326,90 @@
           <w:sz w:val="16"/>
           <w:szCs w:val="16"/>
         </w:rPr>
-        <w:t>--</w:t>
-      </w:r>
+        <w:t xml:space="preserve">commands </w:t>
+      </w:r>
+      <w:proofErr w:type="spellStart"/>
       <w:r>
         <w:rPr>
           <w:color w:val="0070C0"/>
           <w:sz w:val="16"/>
           <w:szCs w:val="16"/>
         </w:rPr>
-        <w:t xml:space="preserve">commands </w:t>
-      </w:r>
-      <w:proofErr w:type="spellStart"/>
+        <w:t>commands</w:t>
+      </w:r>
+      <w:proofErr w:type="spellEnd"/>
       <w:r>
         <w:rPr>
           <w:color w:val="0070C0"/>
           <w:sz w:val="16"/>
           <w:szCs w:val="16"/>
         </w:rPr>
-        <w:t>commands</w:t>
+        <w:t xml:space="preserve"> &amp;</w:t>
+      </w:r>
+    </w:p>
+    <w:p>
+      <w:r>
+        <w:t>The intent of this command is to start an instance of RapidsSE on the node by the name of NODE1, with the IP address of 127.0.0.1 using port 5441.</w:t>
+      </w:r>
+    </w:p>
+    <w:p>
+      <w:pPr>
+        <w:pStyle w:val="Heading3"/>
+      </w:pPr>
+      <w:r>
+        <w:t>Distributed Structure</w:t>
+      </w:r>
+    </w:p>
+    <w:p>
+      <w:r>
+        <w:t>RapidsSE is a distributed system.</w:t>
+      </w:r>
+      <w:r>
+        <w:t xml:space="preserve">  RapidsSE can be run on a single node, or multiple instances of RapidsSE can connect together over a network to form a cooperative cluster.</w:t>
+      </w:r>
+    </w:p>
+    <w:p>
+      <w:r>
+        <w:t xml:space="preserve">Running a cluster configuration requires installing RapidsSE on each of the required nodes, starting an instance of RapidsSE on each node and then using an SE prompt issuing the </w:t>
+      </w:r>
+      <w:proofErr w:type="spellStart"/>
+      <w:r>
+        <w:t>connect</w:t>
+      </w:r>
+      <w:r>
+        <w:t>Cluster</w:t>
       </w:r>
       <w:proofErr w:type="spellEnd"/>
       <w:r>
-        <w:rPr>
-          <w:color w:val="0070C0"/>
-          <w:sz w:val="16"/>
-          <w:szCs w:val="16"/>
-        </w:rPr>
-        <w:t xml:space="preserve"> &amp;</w:t>
-      </w:r>
-    </w:p>
-    <w:p>
-      <w:r>
-        <w:t>The intent of this command is to start an instance of RapidsSE on the node by the name of NODE1, with the IP address of 127.0.0.1 using port 5441.</w:t>
-      </w:r>
-    </w:p>
-    <w:p>
-      <w:pPr>
-        <w:pStyle w:val="Heading3"/>
-      </w:pPr>
-      <w:r>
-        <w:t>Distributed Structure</w:t>
-      </w:r>
-    </w:p>
-    <w:p>
-      <w:r>
-        <w:t>RapidsSE is a distributed system.</w:t>
-      </w:r>
-      <w:r>
-        <w:t xml:space="preserve">  RapidsSE can be run on a single node, or multiple instances of RapidsSE can connect together over a network to form a cooperative cluster.</w:t>
-      </w:r>
-    </w:p>
-    <w:p>
-      <w:r>
-        <w:t xml:space="preserve">Running a cluster configuration requires installing RapidsSE on each of the required nodes, starting an instance of RapidsSE on each node and then using an SE prompt issuing the </w:t>
+        <w:t xml:space="preserve"> command to interconnect the RapidsSE instances to form a logical distributed system.</w:t>
+      </w:r>
+    </w:p>
+    <w:p>
+      <w:r>
+        <w:t xml:space="preserve">RapidsSE uses TCP/IP sockets to interconnect the instances of a cluster.  The network information is supplied as </w:t>
+      </w:r>
+      <w:r>
+        <w:t>--</w:t>
+      </w:r>
+      <w:r>
+        <w:t xml:space="preserve">node arguments to the </w:t>
       </w:r>
       <w:proofErr w:type="spellStart"/>
       <w:r>
-        <w:t>startCluster</w:t>
+        <w:t>r</w:t>
+      </w:r>
+      <w:r>
+        <w:t>apids</w:t>
+      </w:r>
+      <w:r>
+        <w:t>s</w:t>
+      </w:r>
+      <w:r>
+        <w:t>E</w:t>
       </w:r>
       <w:proofErr w:type="spellEnd"/>
       <w:r>
-        <w:t xml:space="preserve"> command to interconnect the RapidsSE instances to form a logical distributed system.</w:t>
-      </w:r>
-    </w:p>
-    <w:p>
-      <w:r>
-        <w:t xml:space="preserve">RapidsSE uses TCP/IP sockets to interconnect the instances of a cluster.  The network information is supplied as </w:t>
-      </w:r>
-      <w:r>
-        <w:t>--</w:t>
-      </w:r>
-      <w:r>
-        <w:t>node arguments to the ./</w:t>
-      </w:r>
-      <w:r>
-        <w:t>Rapids</w:t>
-      </w:r>
-      <w:r>
-        <w:t xml:space="preserve">SE shell command. </w:t>
+        <w:t xml:space="preserve"> shell command. </w:t>
       </w:r>
     </w:p>
     <w:p>
@@ -6155,7 +6454,7 @@
           <w:sz w:val="18"/>
           <w:szCs w:val="18"/>
         </w:rPr>
-        <w:t>$ ./</w:t>
+        <w:t xml:space="preserve">$ </w:t>
       </w:r>
       <w:proofErr w:type="spellStart"/>
       <w:r>
@@ -6164,23 +6463,7 @@
           <w:sz w:val="18"/>
           <w:szCs w:val="18"/>
         </w:rPr>
-        <w:t>r</w:t>
-      </w:r>
-      <w:r>
-        <w:rPr>
-          <w:color w:val="0070C0"/>
-          <w:sz w:val="18"/>
-          <w:szCs w:val="18"/>
-        </w:rPr>
-        <w:t>apids</w:t>
-      </w:r>
-      <w:r>
-        <w:rPr>
-          <w:color w:val="0070C0"/>
-          <w:sz w:val="18"/>
-          <w:szCs w:val="18"/>
-        </w:rPr>
-        <w:t>se</w:t>
+        <w:t>rapidsse</w:t>
       </w:r>
       <w:proofErr w:type="spellEnd"/>
       <w:r>
@@ -6440,7 +6723,7 @@
       <w:pPr>
         <w:pStyle w:val="Heading1"/>
       </w:pPr>
-      <w:bookmarkStart w:id="7" w:name="_Toc614919"/>
+      <w:bookmarkStart w:id="8" w:name="_Toc624916"/>
       <w:r>
         <w:lastRenderedPageBreak/>
         <w:t xml:space="preserve">Summarising: </w:t>
@@ -6454,7 +6737,7 @@
       <w:r>
         <w:t>RapidsSE</w:t>
       </w:r>
-      <w:bookmarkEnd w:id="7"/>
+      <w:bookmarkEnd w:id="8"/>
     </w:p>
     <w:p>
       <w:r>
@@ -6471,7 +6754,7 @@
       <w:pPr>
         <w:pStyle w:val="Heading2"/>
       </w:pPr>
-      <w:bookmarkStart w:id="8" w:name="_Toc614920"/>
+      <w:bookmarkStart w:id="9" w:name="_Toc624917"/>
       <w:r>
         <w:t xml:space="preserve">Starting a </w:t>
       </w:r>
@@ -6479,9 +6762,12 @@
         <w:t xml:space="preserve">Single Instance of </w:t>
       </w:r>
       <w:r>
-        <w:t xml:space="preserve">RapidsSE </w:t>
-      </w:r>
-      <w:bookmarkEnd w:id="8"/>
+        <w:t>RapidsSE</w:t>
+      </w:r>
+      <w:bookmarkEnd w:id="9"/>
+      <w:r>
+        <w:t xml:space="preserve"> </w:t>
+      </w:r>
     </w:p>
     <w:p>
       <w:r>
@@ -6521,7 +6807,7 @@
           <w:sz w:val="16"/>
           <w:szCs w:val="16"/>
         </w:rPr>
-        <w:t>$ ./</w:t>
+        <w:t xml:space="preserve">$ </w:t>
       </w:r>
       <w:proofErr w:type="spellStart"/>
       <w:r>
@@ -6530,15 +6816,16 @@
           <w:sz w:val="16"/>
           <w:szCs w:val="16"/>
         </w:rPr>
-        <w:t>r</w:t>
-      </w:r>
+        <w:t>rapidsse</w:t>
+      </w:r>
+      <w:proofErr w:type="spellEnd"/>
       <w:r>
         <w:rPr>
           <w:color w:val="0070C0"/>
           <w:sz w:val="16"/>
           <w:szCs w:val="16"/>
         </w:rPr>
-        <w:t>apids</w:t>
+        <w:t xml:space="preserve"> --start --size 16GB --name NODE1 --node NODE1 127.0.0.1 5441</w:t>
       </w:r>
       <w:r>
         <w:rPr>
@@ -6546,69 +6833,68 @@
           <w:sz w:val="16"/>
           <w:szCs w:val="16"/>
         </w:rPr>
-        <w:t>se</w:t>
-      </w:r>
-      <w:proofErr w:type="spellEnd"/>
+        <w:t xml:space="preserve"> </w:t>
+      </w:r>
       <w:r>
         <w:rPr>
           <w:color w:val="0070C0"/>
           <w:sz w:val="16"/>
           <w:szCs w:val="16"/>
         </w:rPr>
-        <w:t xml:space="preserve"> --start --size 16GB --name NODE1 --node NODE1 127.0.0.1 5441</w:t>
-      </w:r>
+        <w:t>--</w:t>
+      </w:r>
+      <w:proofErr w:type="spellStart"/>
       <w:r>
         <w:rPr>
           <w:color w:val="0070C0"/>
           <w:sz w:val="16"/>
           <w:szCs w:val="16"/>
         </w:rPr>
-        <w:t xml:space="preserve"> </w:t>
-      </w:r>
+        <w:t>killPrev</w:t>
+      </w:r>
+      <w:proofErr w:type="spellEnd"/>
       <w:r>
         <w:rPr>
           <w:color w:val="0070C0"/>
           <w:sz w:val="16"/>
           <w:szCs w:val="16"/>
         </w:rPr>
-        <w:t>–</w:t>
-      </w:r>
-      <w:proofErr w:type="spellStart"/>
-      <w:r>
+        <w:t xml:space="preserve"> </w:t>
+      </w:r>
+    </w:p>
+    <w:p>
+      <w:pPr>
+        <w:pStyle w:val="ShellCode"/>
+        <w:ind w:left="720" w:firstLine="0"/>
         <w:rPr>
           <w:color w:val="0070C0"/>
           <w:sz w:val="16"/>
           <w:szCs w:val="16"/>
         </w:rPr>
-        <w:t>killPrev</w:t>
-      </w:r>
-      <w:proofErr w:type="spellEnd"/>
+      </w:pPr>
       <w:r>
         <w:rPr>
           <w:color w:val="0070C0"/>
           <w:sz w:val="16"/>
           <w:szCs w:val="16"/>
         </w:rPr>
-        <w:t xml:space="preserve"> </w:t>
-      </w:r>
-    </w:p>
-    <w:p>
-      <w:pPr>
-        <w:pStyle w:val="ShellCode"/>
-        <w:ind w:left="720" w:firstLine="0"/>
+        <w:t xml:space="preserve">--munged </w:t>
+      </w:r>
+      <w:r>
         <w:rPr>
           <w:color w:val="0070C0"/>
           <w:sz w:val="16"/>
           <w:szCs w:val="16"/>
         </w:rPr>
-      </w:pPr>
+        <w:t>--</w:t>
+      </w:r>
       <w:r>
         <w:rPr>
           <w:color w:val="0070C0"/>
           <w:sz w:val="16"/>
           <w:szCs w:val="16"/>
         </w:rPr>
-        <w:t xml:space="preserve">--munged –commands </w:t>
+        <w:t xml:space="preserve">commands </w:t>
       </w:r>
       <w:proofErr w:type="spellStart"/>
       <w:r>
@@ -6644,14 +6930,13 @@
           <w:szCs w:val="16"/>
         </w:rPr>
       </w:pPr>
-      <w:bookmarkStart w:id="9" w:name="_Toc614921"/>
       <w:r>
         <w:rPr>
           <w:color w:val="0070C0"/>
           <w:sz w:val="16"/>
           <w:szCs w:val="16"/>
         </w:rPr>
-        <w:t>$ ./</w:t>
+        <w:t xml:space="preserve">$ </w:t>
       </w:r>
       <w:proofErr w:type="spellStart"/>
       <w:r>
@@ -6660,15 +6945,16 @@
           <w:sz w:val="16"/>
           <w:szCs w:val="16"/>
         </w:rPr>
-        <w:t>r</w:t>
-      </w:r>
+        <w:t>rapidsse</w:t>
+      </w:r>
+      <w:proofErr w:type="spellEnd"/>
       <w:r>
         <w:rPr>
           <w:color w:val="0070C0"/>
           <w:sz w:val="16"/>
           <w:szCs w:val="16"/>
         </w:rPr>
-        <w:t>apids</w:t>
+        <w:t xml:space="preserve"> --start --size 16GB --name NODE1 --node NODE1 127.0.0.1 5441</w:t>
       </w:r>
       <w:r>
         <w:rPr>
@@ -6676,61 +6962,60 @@
           <w:sz w:val="16"/>
           <w:szCs w:val="16"/>
         </w:rPr>
-        <w:t>se</w:t>
-      </w:r>
-      <w:proofErr w:type="spellEnd"/>
+        <w:t xml:space="preserve"> </w:t>
+      </w:r>
       <w:r>
         <w:rPr>
           <w:color w:val="0070C0"/>
           <w:sz w:val="16"/>
           <w:szCs w:val="16"/>
         </w:rPr>
-        <w:t xml:space="preserve"> --start --size 16GB --name NODE1 --node NODE1 127.0.0.1 5441</w:t>
-      </w:r>
+        <w:t>--</w:t>
+      </w:r>
+      <w:proofErr w:type="spellStart"/>
       <w:r>
         <w:rPr>
           <w:color w:val="0070C0"/>
           <w:sz w:val="16"/>
           <w:szCs w:val="16"/>
         </w:rPr>
-        <w:t xml:space="preserve"> </w:t>
-      </w:r>
-      <w:r>
+        <w:t>killPrev</w:t>
+      </w:r>
+      <w:proofErr w:type="spellEnd"/>
+    </w:p>
+    <w:p>
+      <w:pPr>
+        <w:pStyle w:val="ShellCode"/>
+        <w:ind w:left="720" w:firstLine="0"/>
         <w:rPr>
           <w:color w:val="0070C0"/>
           <w:sz w:val="16"/>
           <w:szCs w:val="16"/>
         </w:rPr>
-        <w:t>–</w:t>
-      </w:r>
-      <w:proofErr w:type="spellStart"/>
+      </w:pPr>
       <w:r>
         <w:rPr>
           <w:color w:val="0070C0"/>
           <w:sz w:val="16"/>
           <w:szCs w:val="16"/>
         </w:rPr>
-        <w:t>killPrev</w:t>
-      </w:r>
-      <w:proofErr w:type="spellEnd"/>
-    </w:p>
-    <w:p>
-      <w:pPr>
-        <w:pStyle w:val="ShellCode"/>
-        <w:ind w:left="720" w:firstLine="0"/>
+        <w:t xml:space="preserve">--munged </w:t>
+      </w:r>
+      <w:r>
         <w:rPr>
           <w:color w:val="0070C0"/>
           <w:sz w:val="16"/>
           <w:szCs w:val="16"/>
         </w:rPr>
-      </w:pPr>
+        <w:t>--</w:t>
+      </w:r>
       <w:r>
         <w:rPr>
           <w:color w:val="0070C0"/>
           <w:sz w:val="16"/>
           <w:szCs w:val="16"/>
         </w:rPr>
-        <w:t xml:space="preserve">--munged –commands </w:t>
+        <w:t xml:space="preserve">commands </w:t>
       </w:r>
       <w:proofErr w:type="spellStart"/>
       <w:r>
@@ -6755,6 +7040,7 @@
       <w:pPr>
         <w:pStyle w:val="Heading2"/>
       </w:pPr>
+      <w:bookmarkStart w:id="10" w:name="_Toc624918"/>
       <w:r>
         <w:t xml:space="preserve">Using the </w:t>
       </w:r>
@@ -6764,7 +7050,7 @@
       <w:r>
         <w:t>rompt</w:t>
       </w:r>
-      <w:bookmarkEnd w:id="9"/>
+      <w:bookmarkEnd w:id="10"/>
     </w:p>
     <w:p>
       <w:r>
@@ -6792,7 +7078,7 @@
           <w:sz w:val="18"/>
           <w:szCs w:val="18"/>
         </w:rPr>
-        <w:t>$ ./</w:t>
+        <w:t xml:space="preserve">$ </w:t>
       </w:r>
       <w:proofErr w:type="spellStart"/>
       <w:r>
@@ -6801,24 +7087,24 @@
           <w:sz w:val="18"/>
           <w:szCs w:val="18"/>
         </w:rPr>
-        <w:t>r</w:t>
-      </w:r>
+        <w:t>rapidsse</w:t>
+      </w:r>
+      <w:proofErr w:type="spellEnd"/>
       <w:r>
         <w:rPr>
           <w:color w:val="0070C0"/>
           <w:sz w:val="18"/>
           <w:szCs w:val="18"/>
         </w:rPr>
-        <w:t>apidsSE</w:t>
-      </w:r>
-      <w:proofErr w:type="spellEnd"/>
+        <w:t xml:space="preserve"> </w:t>
+      </w:r>
       <w:r>
         <w:rPr>
           <w:color w:val="0070C0"/>
           <w:sz w:val="18"/>
           <w:szCs w:val="18"/>
         </w:rPr>
-        <w:t xml:space="preserve"> </w:t>
+        <w:t>--</w:t>
       </w:r>
       <w:r>
         <w:rPr>
@@ -6826,7 +7112,7 @@
           <w:sz w:val="18"/>
           <w:szCs w:val="18"/>
         </w:rPr>
-        <w:t>--</w:t>
+        <w:t>prompt</w:t>
       </w:r>
       <w:r>
         <w:rPr>
@@ -6834,7 +7120,7 @@
           <w:sz w:val="18"/>
           <w:szCs w:val="18"/>
         </w:rPr>
-        <w:t>prompt</w:t>
+        <w:t xml:space="preserve"> --</w:t>
       </w:r>
       <w:r>
         <w:rPr>
@@ -6842,432 +7128,408 @@
           <w:sz w:val="18"/>
           <w:szCs w:val="18"/>
         </w:rPr>
-        <w:t xml:space="preserve"> --</w:t>
-      </w:r>
-      <w:r>
+        <w:t>name NODE1</w:t>
+      </w:r>
+    </w:p>
+    <w:p>
+      <w:pPr>
+        <w:pStyle w:val="SePrompt"/>
+        <w:rPr>
+          <w:lang w:val="en-US"/>
+        </w:rPr>
+      </w:pPr>
+      <w:r>
+        <w:rPr>
+          <w:lang w:val="en-US"/>
+        </w:rPr>
+        <w:t xml:space="preserve">RapidsSE v4.0.3 (Compiled Feb  9 2019 12:08:11 -- release) </w:t>
+      </w:r>
+      <w:proofErr w:type="spellStart"/>
+      <w:r>
+        <w:rPr>
+          <w:lang w:val="en-US"/>
+        </w:rPr>
+        <w:t>pid</w:t>
+      </w:r>
+      <w:proofErr w:type="spellEnd"/>
+      <w:r>
+        <w:rPr>
+          <w:lang w:val="en-US"/>
+        </w:rPr>
+        <w:t xml:space="preserve"> 42211</w:t>
+      </w:r>
+    </w:p>
+    <w:p>
+      <w:pPr>
+        <w:pStyle w:val="SePrompt"/>
+        <w:rPr>
+          <w:lang w:val="en-US"/>
+        </w:rPr>
+      </w:pPr>
+      <w:r>
+        <w:rPr>
+          <w:lang w:val="en-US"/>
+        </w:rPr>
+        <w:t xml:space="preserve">Copyright (c) </w:t>
+      </w:r>
+      <w:proofErr w:type="spellStart"/>
+      <w:r>
+        <w:rPr>
+          <w:lang w:val="en-US"/>
+        </w:rPr>
+        <w:t>Borrui</w:t>
+      </w:r>
+      <w:proofErr w:type="spellEnd"/>
+      <w:r>
+        <w:rPr>
+          <w:lang w:val="en-US"/>
+        </w:rPr>
+        <w:t xml:space="preserve"> Data 2019</w:t>
+      </w:r>
+    </w:p>
+    <w:p>
+      <w:pPr>
+        <w:pStyle w:val="SePrompt"/>
+        <w:rPr>
+          <w:lang w:val="en-US"/>
+        </w:rPr>
+      </w:pPr>
+      <w:r>
+        <w:rPr>
+          <w:lang w:val="en-US"/>
+        </w:rPr>
+        <w:t>se&gt;</w:t>
+      </w:r>
+    </w:p>
+    <w:p>
+      <w:r>
+        <w:t>Alternatively you can start the main RapidsSE executable such that it runs a prompt as well:</w:t>
+      </w:r>
+    </w:p>
+    <w:p>
+      <w:pPr>
+        <w:pStyle w:val="ShellCode"/>
+        <w:ind w:left="720" w:firstLine="0"/>
+        <w:rPr>
+          <w:color w:val="0070C0"/>
+          <w:sz w:val="16"/>
+          <w:szCs w:val="16"/>
+        </w:rPr>
+      </w:pPr>
+      <w:r>
+        <w:rPr>
+          <w:color w:val="0070C0"/>
+          <w:sz w:val="16"/>
+          <w:szCs w:val="16"/>
+        </w:rPr>
+        <w:t xml:space="preserve">$ </w:t>
+      </w:r>
+      <w:proofErr w:type="spellStart"/>
+      <w:r>
+        <w:rPr>
+          <w:color w:val="0070C0"/>
+          <w:sz w:val="16"/>
+          <w:szCs w:val="16"/>
+        </w:rPr>
+        <w:t>rapidsse</w:t>
+      </w:r>
+      <w:proofErr w:type="spellEnd"/>
+      <w:r>
+        <w:rPr>
+          <w:color w:val="0070C0"/>
+          <w:sz w:val="16"/>
+          <w:szCs w:val="16"/>
+        </w:rPr>
+        <w:t xml:space="preserve"> --start --size 16GB --name NODE1 --node NODE1 127.0.0.1 5441</w:t>
+      </w:r>
+    </w:p>
+    <w:p>
+      <w:pPr>
+        <w:pStyle w:val="ShellCode"/>
+        <w:ind w:left="720" w:firstLine="0"/>
+        <w:rPr>
+          <w:color w:val="0070C0"/>
+          <w:sz w:val="16"/>
+          <w:szCs w:val="16"/>
+        </w:rPr>
+      </w:pPr>
+      <w:r>
+        <w:rPr>
+          <w:color w:val="0070C0"/>
+          <w:sz w:val="16"/>
+          <w:szCs w:val="16"/>
+        </w:rPr>
+        <w:t>--</w:t>
+      </w:r>
+      <w:proofErr w:type="spellStart"/>
+      <w:r>
+        <w:rPr>
+          <w:color w:val="0070C0"/>
+          <w:sz w:val="16"/>
+          <w:szCs w:val="16"/>
+        </w:rPr>
+        <w:t>killPrev</w:t>
+      </w:r>
+      <w:proofErr w:type="spellEnd"/>
+      <w:r>
+        <w:rPr>
+          <w:color w:val="0070C0"/>
+          <w:sz w:val="16"/>
+          <w:szCs w:val="16"/>
+        </w:rPr>
+        <w:t xml:space="preserve"> </w:t>
+      </w:r>
+      <w:r>
+        <w:rPr>
+          <w:color w:val="0070C0"/>
+          <w:sz w:val="16"/>
+          <w:szCs w:val="16"/>
+        </w:rPr>
+        <w:t xml:space="preserve">--munged </w:t>
+      </w:r>
+      <w:r>
+        <w:rPr>
+          <w:color w:val="0070C0"/>
+          <w:sz w:val="16"/>
+          <w:szCs w:val="16"/>
+        </w:rPr>
+        <w:t>--</w:t>
+      </w:r>
+      <w:r>
+        <w:rPr>
+          <w:color w:val="0070C0"/>
+          <w:sz w:val="16"/>
+          <w:szCs w:val="16"/>
+        </w:rPr>
+        <w:t xml:space="preserve">commands </w:t>
+      </w:r>
+      <w:proofErr w:type="spellStart"/>
+      <w:r>
+        <w:rPr>
+          <w:color w:val="0070C0"/>
+          <w:sz w:val="16"/>
+          <w:szCs w:val="16"/>
+        </w:rPr>
+        <w:t>commands</w:t>
+      </w:r>
+      <w:proofErr w:type="spellEnd"/>
+      <w:r>
+        <w:rPr>
+          <w:color w:val="0070C0"/>
+          <w:sz w:val="16"/>
+          <w:szCs w:val="16"/>
+        </w:rPr>
+        <w:t xml:space="preserve"> </w:t>
+      </w:r>
+    </w:p>
+    <w:p>
+      <w:pPr>
+        <w:pStyle w:val="SePrompt"/>
+        <w:rPr>
+          <w:lang w:val="en-US"/>
+        </w:rPr>
+      </w:pPr>
+      <w:r>
+        <w:rPr>
+          <w:lang w:val="en-US"/>
+        </w:rPr>
+        <w:t xml:space="preserve">RapidsSE v4.0.3 (Compiled Feb  9 2019 12:08:11 -- release) </w:t>
+      </w:r>
+      <w:proofErr w:type="spellStart"/>
+      <w:r>
+        <w:rPr>
+          <w:lang w:val="en-US"/>
+        </w:rPr>
+        <w:t>pid</w:t>
+      </w:r>
+      <w:proofErr w:type="spellEnd"/>
+      <w:r>
+        <w:rPr>
+          <w:lang w:val="en-US"/>
+        </w:rPr>
+        <w:t xml:space="preserve"> 42211</w:t>
+      </w:r>
+    </w:p>
+    <w:p>
+      <w:pPr>
+        <w:pStyle w:val="SePrompt"/>
+        <w:rPr>
+          <w:lang w:val="en-US"/>
+        </w:rPr>
+      </w:pPr>
+      <w:r>
+        <w:rPr>
+          <w:lang w:val="en-US"/>
+        </w:rPr>
+        <w:t xml:space="preserve">Copyright (c) </w:t>
+      </w:r>
+      <w:proofErr w:type="spellStart"/>
+      <w:r>
+        <w:rPr>
+          <w:lang w:val="en-US"/>
+        </w:rPr>
+        <w:t>Borrui</w:t>
+      </w:r>
+      <w:proofErr w:type="spellEnd"/>
+      <w:r>
+        <w:rPr>
+          <w:lang w:val="en-US"/>
+        </w:rPr>
+        <w:t xml:space="preserve"> Data 2019</w:t>
+      </w:r>
+    </w:p>
+    <w:p>
+      <w:pPr>
+        <w:pStyle w:val="SePrompt"/>
+        <w:rPr>
+          <w:lang w:val="en-US"/>
+        </w:rPr>
+      </w:pPr>
+      <w:r>
+        <w:rPr>
+          <w:lang w:val="en-US"/>
+        </w:rPr>
+        <w:t>se&gt;</w:t>
+      </w:r>
+    </w:p>
+    <w:p>
+      <w:r>
+        <w:t>This is useful while becoming familiar with RapidsSE.</w:t>
+      </w:r>
+      <w:r>
+        <w:t xml:space="preserve">  Notice there is no &amp; suffix on the shell command.</w:t>
+      </w:r>
+    </w:p>
+    <w:p>
+      <w:pPr>
+        <w:pStyle w:val="Heading2"/>
+      </w:pPr>
+      <w:bookmarkStart w:id="11" w:name="_Toc624919"/>
+      <w:r>
+        <w:t>Starting a RapidsSE Cluster</w:t>
+      </w:r>
+      <w:bookmarkEnd w:id="11"/>
+    </w:p>
+    <w:p>
+      <w:r>
+        <w:t xml:space="preserve">Before </w:t>
+      </w:r>
+      <w:r>
+        <w:t xml:space="preserve">the system can be used generally (such as to create </w:t>
+      </w:r>
+      <w:r>
+        <w:t>tables and indexes</w:t>
+      </w:r>
+      <w:r>
+        <w:t xml:space="preserve">) the </w:t>
+      </w:r>
+      <w:r>
+        <w:t>‘</w:t>
+      </w:r>
+      <w:r>
+        <w:t>cluster must be started</w:t>
+      </w:r>
+      <w:r>
+        <w:t>’</w:t>
+      </w:r>
+      <w:r>
+        <w:t>.  This includes use cases where there is only one node in the system.</w:t>
+      </w:r>
+      <w:r>
+        <w:t xml:space="preserve"> </w:t>
+      </w:r>
+    </w:p>
+    <w:p>
+      <w:r>
+        <w:t xml:space="preserve">To start the cluster issue the prompt command </w:t>
+      </w:r>
+      <w:proofErr w:type="spellStart"/>
+      <w:r>
+        <w:t>connect</w:t>
+      </w:r>
+      <w:r>
+        <w:t>Cluster</w:t>
+      </w:r>
+      <w:proofErr w:type="spellEnd"/>
+      <w:r>
+        <w:t xml:space="preserve"> as follows:</w:t>
+      </w:r>
+    </w:p>
+    <w:p>
+      <w:pPr>
+        <w:pStyle w:val="SePrompt"/>
+      </w:pPr>
+      <w:r>
+        <w:rPr>
+          <w:b/>
+        </w:rPr>
+        <w:t>se&gt;</w:t>
+      </w:r>
+      <w:r>
+        <w:t xml:space="preserve"> </w:t>
+      </w:r>
+      <w:proofErr w:type="spellStart"/>
+      <w:r>
+        <w:t>connect</w:t>
+      </w:r>
+      <w:r>
+        <w:t>Cluster</w:t>
+      </w:r>
+      <w:proofErr w:type="spellEnd"/>
+      <w:r>
+        <w:t>;</w:t>
+      </w:r>
+    </w:p>
+    <w:p>
+      <w:r>
+        <w:t>Starting the cluster causes all the nodes to interconnect and identify themselves.</w:t>
+      </w:r>
+    </w:p>
+    <w:p>
+      <w:r>
+        <w:t>RapidsSE allows multiple instances (with different names) to be started on the physical node.</w:t>
+      </w:r>
+    </w:p>
+    <w:p>
+      <w:pPr>
+        <w:pStyle w:val="Heading2"/>
+      </w:pPr>
+      <w:bookmarkStart w:id="12" w:name="_Toc624920"/>
+      <w:r>
+        <w:t>Stopping RapidsSE</w:t>
+      </w:r>
+      <w:bookmarkEnd w:id="12"/>
+    </w:p>
+    <w:p>
+      <w:r>
+        <w:t>RapidsSE can be stopped using RapidsSE --stop argument:</w:t>
+      </w:r>
+    </w:p>
+    <w:p>
+      <w:pPr>
+        <w:pStyle w:val="ShellCode"/>
         <w:rPr>
           <w:color w:val="0070C0"/>
           <w:sz w:val="18"/>
           <w:szCs w:val="18"/>
         </w:rPr>
-        <w:t>name NODE1</w:t>
-      </w:r>
-    </w:p>
-    <w:p>
-      <w:pPr>
-        <w:pStyle w:val="SePrompt"/>
-        <w:rPr>
-          <w:lang w:val="en-US"/>
-        </w:rPr>
-      </w:pPr>
-      <w:r>
-        <w:rPr>
-          <w:lang w:val="en-US"/>
-        </w:rPr>
-        <w:t xml:space="preserve">RapidsSE v4.0.3 (Compiled Feb  9 2019 12:08:11 -- release) </w:t>
-      </w:r>
-      <w:proofErr w:type="spellStart"/>
-      <w:r>
-        <w:rPr>
-          <w:lang w:val="en-US"/>
-        </w:rPr>
-        <w:t>pid</w:t>
-      </w:r>
-      <w:proofErr w:type="spellEnd"/>
-      <w:r>
-        <w:rPr>
-          <w:lang w:val="en-US"/>
-        </w:rPr>
-        <w:t xml:space="preserve"> 42211</w:t>
-      </w:r>
-    </w:p>
-    <w:p>
-      <w:pPr>
-        <w:pStyle w:val="SePrompt"/>
-        <w:rPr>
-          <w:lang w:val="en-US"/>
-        </w:rPr>
-      </w:pPr>
-      <w:r>
-        <w:rPr>
-          <w:lang w:val="en-US"/>
-        </w:rPr>
-        <w:t xml:space="preserve">Copyright (c) </w:t>
-      </w:r>
-      <w:proofErr w:type="spellStart"/>
-      <w:r>
-        <w:rPr>
-          <w:lang w:val="en-US"/>
-        </w:rPr>
-        <w:t>Borrui</w:t>
-      </w:r>
-      <w:proofErr w:type="spellEnd"/>
-      <w:r>
-        <w:rPr>
-          <w:lang w:val="en-US"/>
-        </w:rPr>
-        <w:t xml:space="preserve"> Data 2019</w:t>
-      </w:r>
-    </w:p>
-    <w:p>
-      <w:pPr>
-        <w:pStyle w:val="SePrompt"/>
-        <w:rPr>
-          <w:lang w:val="en-US"/>
-        </w:rPr>
-      </w:pPr>
-      <w:r>
-        <w:rPr>
-          <w:lang w:val="en-US"/>
-        </w:rPr>
-        <w:t>se&gt;</w:t>
-      </w:r>
-    </w:p>
-    <w:p>
-      <w:r>
-        <w:t>Alternatively you can start the main RapidsSE executable such that it runs a prompt as well:</w:t>
-      </w:r>
-    </w:p>
-    <w:p>
-      <w:pPr>
-        <w:pStyle w:val="ShellCode"/>
-        <w:ind w:left="720" w:firstLine="0"/>
-        <w:rPr>
-          <w:color w:val="0070C0"/>
-          <w:sz w:val="16"/>
-          <w:szCs w:val="16"/>
-        </w:rPr>
-      </w:pPr>
-      <w:r>
-        <w:rPr>
-          <w:color w:val="0070C0"/>
-          <w:sz w:val="16"/>
-          <w:szCs w:val="16"/>
-        </w:rPr>
-        <w:t>$ ./</w:t>
-      </w:r>
-      <w:proofErr w:type="spellStart"/>
-      <w:r>
-        <w:rPr>
-          <w:color w:val="0070C0"/>
-          <w:sz w:val="16"/>
-          <w:szCs w:val="16"/>
-        </w:rPr>
-        <w:t>r</w:t>
-      </w:r>
-      <w:r>
-        <w:rPr>
-          <w:color w:val="0070C0"/>
-          <w:sz w:val="16"/>
-          <w:szCs w:val="16"/>
-        </w:rPr>
-        <w:t>apids</w:t>
-      </w:r>
-      <w:r>
-        <w:rPr>
-          <w:color w:val="0070C0"/>
-          <w:sz w:val="16"/>
-          <w:szCs w:val="16"/>
-        </w:rPr>
-        <w:t>se</w:t>
-      </w:r>
-      <w:proofErr w:type="spellEnd"/>
-      <w:r>
-        <w:rPr>
-          <w:color w:val="0070C0"/>
-          <w:sz w:val="16"/>
-          <w:szCs w:val="16"/>
-        </w:rPr>
-        <w:t xml:space="preserve"> --start --size 16GB --name NODE1 --node NODE1 127.0.0.1 5441</w:t>
-      </w:r>
-    </w:p>
-    <w:p>
-      <w:pPr>
-        <w:pStyle w:val="ShellCode"/>
-        <w:ind w:left="720" w:firstLine="0"/>
-        <w:rPr>
-          <w:color w:val="0070C0"/>
-          <w:sz w:val="16"/>
-          <w:szCs w:val="16"/>
-        </w:rPr>
-      </w:pPr>
-      <w:r>
-        <w:rPr>
-          <w:color w:val="0070C0"/>
-          <w:sz w:val="16"/>
-          <w:szCs w:val="16"/>
-        </w:rPr>
-        <w:t>--</w:t>
-      </w:r>
-      <w:proofErr w:type="spellStart"/>
-      <w:r>
-        <w:rPr>
-          <w:color w:val="0070C0"/>
-          <w:sz w:val="16"/>
-          <w:szCs w:val="16"/>
-        </w:rPr>
-        <w:t>killPrev</w:t>
-      </w:r>
-      <w:proofErr w:type="spellEnd"/>
-      <w:r>
-        <w:rPr>
-          <w:color w:val="0070C0"/>
-          <w:sz w:val="16"/>
-          <w:szCs w:val="16"/>
-        </w:rPr>
-        <w:t xml:space="preserve"> </w:t>
-      </w:r>
-      <w:r>
-        <w:rPr>
-          <w:color w:val="0070C0"/>
-          <w:sz w:val="16"/>
-          <w:szCs w:val="16"/>
-        </w:rPr>
-        <w:t xml:space="preserve">--munged –commands </w:t>
-      </w:r>
-      <w:proofErr w:type="spellStart"/>
-      <w:r>
-        <w:rPr>
-          <w:color w:val="0070C0"/>
-          <w:sz w:val="16"/>
-          <w:szCs w:val="16"/>
-        </w:rPr>
-        <w:t>commands</w:t>
-      </w:r>
-      <w:proofErr w:type="spellEnd"/>
-      <w:r>
-        <w:rPr>
-          <w:color w:val="0070C0"/>
-          <w:sz w:val="16"/>
-          <w:szCs w:val="16"/>
-        </w:rPr>
-        <w:t xml:space="preserve"> </w:t>
-      </w:r>
-    </w:p>
-    <w:p>
-      <w:pPr>
-        <w:pStyle w:val="SePrompt"/>
-        <w:rPr>
-          <w:lang w:val="en-US"/>
-        </w:rPr>
-      </w:pPr>
-      <w:r>
-        <w:rPr>
-          <w:lang w:val="en-US"/>
-        </w:rPr>
-        <w:t xml:space="preserve">RapidsSE v4.0.3 (Compiled Feb  9 2019 12:08:11 -- release) </w:t>
-      </w:r>
-      <w:proofErr w:type="spellStart"/>
-      <w:r>
-        <w:rPr>
-          <w:lang w:val="en-US"/>
-        </w:rPr>
-        <w:t>pid</w:t>
-      </w:r>
-      <w:proofErr w:type="spellEnd"/>
-      <w:r>
-        <w:rPr>
-          <w:lang w:val="en-US"/>
-        </w:rPr>
-        <w:t xml:space="preserve"> 42211</w:t>
-      </w:r>
-    </w:p>
-    <w:p>
-      <w:pPr>
-        <w:pStyle w:val="SePrompt"/>
-        <w:rPr>
-          <w:lang w:val="en-US"/>
-        </w:rPr>
-      </w:pPr>
-      <w:r>
-        <w:rPr>
-          <w:lang w:val="en-US"/>
-        </w:rPr>
-        <w:t xml:space="preserve">Copyright (c) </w:t>
-      </w:r>
-      <w:proofErr w:type="spellStart"/>
-      <w:r>
-        <w:rPr>
-          <w:lang w:val="en-US"/>
-        </w:rPr>
-        <w:t>Borrui</w:t>
-      </w:r>
-      <w:proofErr w:type="spellEnd"/>
-      <w:r>
-        <w:rPr>
-          <w:lang w:val="en-US"/>
-        </w:rPr>
-        <w:t xml:space="preserve"> Data 2019</w:t>
-      </w:r>
-    </w:p>
-    <w:p>
-      <w:pPr>
-        <w:pStyle w:val="SePrompt"/>
-        <w:rPr>
-          <w:lang w:val="en-US"/>
-        </w:rPr>
-      </w:pPr>
-      <w:r>
-        <w:rPr>
-          <w:lang w:val="en-US"/>
-        </w:rPr>
-        <w:t>se&gt;</w:t>
-      </w:r>
-    </w:p>
-    <w:p>
-      <w:r>
-        <w:t>This is useful while becoming familiar with RapidsSE.</w:t>
-      </w:r>
-      <w:r>
-        <w:t xml:space="preserve">  Notice there is no &amp; suffix on the shell command.</w:t>
-      </w:r>
-    </w:p>
-    <w:p>
-      <w:pPr>
-        <w:pStyle w:val="Heading2"/>
-      </w:pPr>
-      <w:bookmarkStart w:id="10" w:name="_Toc614922"/>
-      <w:r>
-        <w:t>Starting a RapidsSE Cluster</w:t>
-      </w:r>
-      <w:bookmarkEnd w:id="10"/>
-    </w:p>
-    <w:p>
-      <w:r>
-        <w:t xml:space="preserve">Before </w:t>
-      </w:r>
-      <w:r>
-        <w:t xml:space="preserve">the system can be used generally (such as to create </w:t>
-      </w:r>
-      <w:r>
-        <w:t>tables and indexes</w:t>
-      </w:r>
-      <w:r>
-        <w:t xml:space="preserve">) the </w:t>
-      </w:r>
-      <w:r>
-        <w:t>‘</w:t>
-      </w:r>
-      <w:r>
-        <w:t>cluster must be started</w:t>
-      </w:r>
-      <w:r>
-        <w:t>’</w:t>
-      </w:r>
-      <w:r>
-        <w:t>.  This includes use cases where there is only one node in the system.</w:t>
-      </w:r>
-      <w:r>
-        <w:t xml:space="preserve"> </w:t>
-      </w:r>
-    </w:p>
-    <w:p>
-      <w:r>
-        <w:t xml:space="preserve">To start the cluster issue the prompt command </w:t>
-      </w:r>
-      <w:proofErr w:type="spellStart"/>
-      <w:r>
-        <w:t>connect</w:t>
-      </w:r>
-      <w:r>
-        <w:t>Cluster</w:t>
-      </w:r>
-      <w:proofErr w:type="spellEnd"/>
-      <w:r>
-        <w:t xml:space="preserve"> as follows:</w:t>
-      </w:r>
-    </w:p>
-    <w:p>
-      <w:pPr>
-        <w:pStyle w:val="SePrompt"/>
-      </w:pPr>
-      <w:r>
-        <w:rPr>
-          <w:b/>
-        </w:rPr>
-        <w:t>se&gt;</w:t>
-      </w:r>
-      <w:r>
-        <w:t xml:space="preserve"> </w:t>
-      </w:r>
-      <w:proofErr w:type="spellStart"/>
-      <w:r>
-        <w:t>connect</w:t>
-      </w:r>
-      <w:r>
-        <w:t>Cluster</w:t>
-      </w:r>
-      <w:proofErr w:type="spellEnd"/>
-      <w:r>
-        <w:t>;</w:t>
-      </w:r>
-    </w:p>
-    <w:p>
-      <w:r>
-        <w:t>Starting the cluster causes all the nodes to interconnect and identify themselves.</w:t>
-      </w:r>
-    </w:p>
-    <w:p>
-      <w:r>
-        <w:t>RapidsSE allows multiple instances (with different names) to be started on the physical node.</w:t>
-      </w:r>
-    </w:p>
-    <w:p>
-      <w:pPr>
-        <w:pStyle w:val="Heading2"/>
-      </w:pPr>
-      <w:bookmarkStart w:id="11" w:name="_Toc614923"/>
-      <w:r>
-        <w:t>Stopping RapidsSE</w:t>
-      </w:r>
-      <w:bookmarkEnd w:id="11"/>
-    </w:p>
-    <w:p>
-      <w:r>
-        <w:t>RapidsSE can be stopped using RapidsSE --stop argument:</w:t>
-      </w:r>
-    </w:p>
-    <w:p>
-      <w:pPr>
-        <w:pStyle w:val="ShellCode"/>
+      </w:pPr>
+      <w:r>
         <w:rPr>
           <w:color w:val="0070C0"/>
           <w:sz w:val="18"/>
           <w:szCs w:val="18"/>
         </w:rPr>
-      </w:pPr>
+        <w:t xml:space="preserve">$ </w:t>
+      </w:r>
+      <w:proofErr w:type="spellStart"/>
       <w:r>
         <w:rPr>
           <w:color w:val="0070C0"/>
           <w:sz w:val="18"/>
           <w:szCs w:val="18"/>
         </w:rPr>
-        <w:t>$ ./</w:t>
-      </w:r>
-      <w:proofErr w:type="spellStart"/>
-      <w:r>
-        <w:rPr>
-          <w:color w:val="0070C0"/>
-          <w:sz w:val="18"/>
-          <w:szCs w:val="18"/>
-        </w:rPr>
-        <w:t>r</w:t>
-      </w:r>
-      <w:r>
-        <w:rPr>
-          <w:color w:val="0070C0"/>
-          <w:sz w:val="18"/>
-          <w:szCs w:val="18"/>
-        </w:rPr>
-        <w:t>apids</w:t>
-      </w:r>
-      <w:r>
-        <w:rPr>
-          <w:color w:val="0070C0"/>
-          <w:sz w:val="18"/>
-          <w:szCs w:val="18"/>
-        </w:rPr>
-        <w:t>se</w:t>
+        <w:t>rapidsse</w:t>
       </w:r>
       <w:proofErr w:type="spellEnd"/>
       <w:r>
@@ -7314,25 +7576,12 @@
       <w:pPr>
         <w:pStyle w:val="Heading2"/>
       </w:pPr>
+      <w:bookmarkStart w:id="13" w:name="_Toc624921"/>
       <w:r>
         <w:lastRenderedPageBreak/>
-        <w:t xml:space="preserve">Starting a </w:t>
-      </w:r>
-      <w:r>
-        <w:t>Multiple</w:t>
-      </w:r>
-      <w:r>
-        <w:t xml:space="preserve"> Instance</w:t>
-      </w:r>
-      <w:r>
-        <w:t>s</w:t>
-      </w:r>
-      <w:r>
-        <w:t xml:space="preserve"> of RapidsSE </w:t>
-      </w:r>
-      <w:r>
-        <w:t>on a Single Node</w:t>
-      </w:r>
+        <w:t>Starting Multiple Instances of RapidsSE on a Single Node</w:t>
+      </w:r>
+      <w:bookmarkEnd w:id="13"/>
     </w:p>
     <w:p>
       <w:r>
@@ -7367,7 +7616,7 @@
           <w:sz w:val="16"/>
           <w:szCs w:val="16"/>
         </w:rPr>
-        <w:t>$ ./</w:t>
+        <w:t xml:space="preserve">$ </w:t>
       </w:r>
       <w:proofErr w:type="spellStart"/>
       <w:r>
@@ -7376,15 +7625,16 @@
           <w:sz w:val="16"/>
           <w:szCs w:val="16"/>
         </w:rPr>
-        <w:t>r</w:t>
-      </w:r>
+        <w:t>rapidsse</w:t>
+      </w:r>
+      <w:proofErr w:type="spellEnd"/>
       <w:r>
         <w:rPr>
           <w:color w:val="0070C0"/>
           <w:sz w:val="16"/>
           <w:szCs w:val="16"/>
         </w:rPr>
-        <w:t>apids</w:t>
+        <w:t xml:space="preserve"> --start --size 16GB </w:t>
       </w:r>
       <w:r>
         <w:rPr>
@@ -7392,76 +7642,77 @@
           <w:sz w:val="16"/>
           <w:szCs w:val="16"/>
         </w:rPr>
-        <w:t>se</w:t>
-      </w:r>
-      <w:proofErr w:type="spellEnd"/>
+        <w:t>--</w:t>
+      </w:r>
+      <w:proofErr w:type="spellStart"/>
       <w:r>
         <w:rPr>
           <w:color w:val="0070C0"/>
           <w:sz w:val="16"/>
           <w:szCs w:val="16"/>
         </w:rPr>
-        <w:t xml:space="preserve"> --start --size 16GB </w:t>
-      </w:r>
+        <w:t>killPrev</w:t>
+      </w:r>
+      <w:proofErr w:type="spellEnd"/>
       <w:r>
         <w:rPr>
           <w:color w:val="0070C0"/>
           <w:sz w:val="16"/>
           <w:szCs w:val="16"/>
         </w:rPr>
-        <w:t>--</w:t>
-      </w:r>
-      <w:proofErr w:type="spellStart"/>
+        <w:t xml:space="preserve"> --munged </w:t>
+      </w:r>
       <w:r>
         <w:rPr>
           <w:color w:val="0070C0"/>
           <w:sz w:val="16"/>
           <w:szCs w:val="16"/>
         </w:rPr>
-        <w:t>killPrev</w:t>
-      </w:r>
-      <w:proofErr w:type="spellEnd"/>
+        <w:t>--</w:t>
+      </w:r>
       <w:r>
         <w:rPr>
           <w:color w:val="0070C0"/>
           <w:sz w:val="16"/>
           <w:szCs w:val="16"/>
         </w:rPr>
-        <w:t xml:space="preserve"> --munged </w:t>
-      </w:r>
+        <w:t xml:space="preserve">commands </w:t>
+      </w:r>
+      <w:proofErr w:type="spellStart"/>
       <w:r>
         <w:rPr>
           <w:color w:val="0070C0"/>
           <w:sz w:val="16"/>
           <w:szCs w:val="16"/>
         </w:rPr>
-        <w:t>--</w:t>
-      </w:r>
+        <w:t>commands</w:t>
+      </w:r>
+      <w:proofErr w:type="spellEnd"/>
       <w:r>
         <w:rPr>
           <w:color w:val="0070C0"/>
           <w:sz w:val="16"/>
           <w:szCs w:val="16"/>
         </w:rPr>
-        <w:t xml:space="preserve">commands </w:t>
-      </w:r>
-      <w:proofErr w:type="spellStart"/>
-      <w:r>
+        <w:t xml:space="preserve"> </w:t>
+      </w:r>
+    </w:p>
+    <w:p>
+      <w:pPr>
+        <w:pStyle w:val="ShellCode"/>
         <w:rPr>
           <w:color w:val="0070C0"/>
           <w:sz w:val="16"/>
           <w:szCs w:val="16"/>
         </w:rPr>
-        <w:t>commands</w:t>
-      </w:r>
-      <w:proofErr w:type="spellEnd"/>
+      </w:pPr>
       <w:r>
         <w:rPr>
           <w:color w:val="0070C0"/>
           <w:sz w:val="16"/>
           <w:szCs w:val="16"/>
         </w:rPr>
-        <w:t xml:space="preserve"> </w:t>
+        <w:t xml:space="preserve">     --node NODE1 127.0.0.1 5441</w:t>
       </w:r>
     </w:p>
     <w:p>
@@ -7479,7 +7730,7 @@
           <w:sz w:val="16"/>
           <w:szCs w:val="16"/>
         </w:rPr>
-        <w:t xml:space="preserve">     --node NODE1 127.0.0.1 5441</w:t>
+        <w:t xml:space="preserve">     --node NODE2 127.0.0.1 5442</w:t>
       </w:r>
     </w:p>
     <w:p>
@@ -7497,25 +7748,23 @@
           <w:sz w:val="16"/>
           <w:szCs w:val="16"/>
         </w:rPr>
-        <w:t xml:space="preserve">     --node NODE2 127.0.0.1 5442</w:t>
-      </w:r>
-    </w:p>
-    <w:p>
-      <w:pPr>
-        <w:pStyle w:val="ShellCode"/>
+        <w:t xml:space="preserve">     --node NODE</w:t>
+      </w:r>
+      <w:r>
         <w:rPr>
           <w:color w:val="0070C0"/>
           <w:sz w:val="16"/>
           <w:szCs w:val="16"/>
         </w:rPr>
-      </w:pPr>
+        <w:t>3</w:t>
+      </w:r>
       <w:r>
         <w:rPr>
           <w:color w:val="0070C0"/>
           <w:sz w:val="16"/>
           <w:szCs w:val="16"/>
         </w:rPr>
-        <w:t xml:space="preserve">     --node NODE</w:t>
+        <w:t xml:space="preserve"> 127.0.0.1 5443</w:t>
       </w:r>
       <w:r>
         <w:rPr>
@@ -7523,77 +7772,243 @@
           <w:sz w:val="16"/>
           <w:szCs w:val="16"/>
         </w:rPr>
-        <w:t>3</w:t>
-      </w:r>
-      <w:r>
+        <w:t xml:space="preserve"> </w:t>
+      </w:r>
+    </w:p>
+    <w:p>
+      <w:pPr>
+        <w:pStyle w:val="ShellCode"/>
         <w:rPr>
           <w:color w:val="0070C0"/>
           <w:sz w:val="16"/>
           <w:szCs w:val="16"/>
         </w:rPr>
-        <w:t xml:space="preserve"> 127.0.0.1 5443</w:t>
-      </w:r>
+      </w:pPr>
       <w:r>
         <w:rPr>
           <w:color w:val="0070C0"/>
           <w:sz w:val="16"/>
           <w:szCs w:val="16"/>
         </w:rPr>
-        <w:t xml:space="preserve"> </w:t>
-      </w:r>
-    </w:p>
-    <w:p>
-      <w:pPr>
-        <w:pStyle w:val="ShellCode"/>
+        <w:t xml:space="preserve">     </w:t>
+      </w:r>
+      <w:r>
         <w:rPr>
           <w:color w:val="0070C0"/>
           <w:sz w:val="16"/>
           <w:szCs w:val="16"/>
         </w:rPr>
-      </w:pPr>
+        <w:t>--name NODE1</w:t>
+      </w:r>
       <w:r>
         <w:rPr>
           <w:color w:val="0070C0"/>
           <w:sz w:val="16"/>
           <w:szCs w:val="16"/>
         </w:rPr>
-        <w:t xml:space="preserve">     </w:t>
-      </w:r>
-      <w:r>
+        <w:t xml:space="preserve"> &amp;</w:t>
+      </w:r>
+    </w:p>
+    <w:p>
+      <w:r>
+        <w:t>Then to start the second instance, known as NODE2 run:</w:t>
+      </w:r>
+    </w:p>
+    <w:p>
+      <w:pPr>
+        <w:pStyle w:val="ShellCode"/>
+        <w:ind w:left="720" w:firstLine="0"/>
+        <w:jc w:val="left"/>
         <w:rPr>
           <w:color w:val="0070C0"/>
           <w:sz w:val="16"/>
           <w:szCs w:val="16"/>
         </w:rPr>
-        <w:t>--name NODE1</w:t>
-      </w:r>
+      </w:pPr>
       <w:r>
         <w:rPr>
           <w:color w:val="0070C0"/>
           <w:sz w:val="16"/>
           <w:szCs w:val="16"/>
         </w:rPr>
-        <w:t xml:space="preserve"> &amp;</w:t>
-      </w:r>
-    </w:p>
-    <w:p>
-      <w:r>
-        <w:t>Then to</w:t>
-      </w:r>
-      <w:r>
-        <w:t xml:space="preserve"> start the </w:t>
-      </w:r>
-      <w:r>
-        <w:t>second</w:t>
-      </w:r>
-      <w:r>
-        <w:t xml:space="preserve"> instance, known as NODE</w:t>
-      </w:r>
-      <w:r>
-        <w:t>2</w:t>
-      </w:r>
-      <w:r>
-        <w:t xml:space="preserve"> run:</w:t>
+        <w:t xml:space="preserve">$ </w:t>
+      </w:r>
+      <w:proofErr w:type="spellStart"/>
+      <w:r>
+        <w:rPr>
+          <w:color w:val="0070C0"/>
+          <w:sz w:val="16"/>
+          <w:szCs w:val="16"/>
+        </w:rPr>
+        <w:t>rapidsse</w:t>
+      </w:r>
+      <w:proofErr w:type="spellEnd"/>
+      <w:r>
+        <w:rPr>
+          <w:color w:val="0070C0"/>
+          <w:sz w:val="16"/>
+          <w:szCs w:val="16"/>
+        </w:rPr>
+        <w:t xml:space="preserve"> --start --size 16GB</w:t>
+      </w:r>
+      <w:r>
+        <w:rPr>
+          <w:color w:val="0070C0"/>
+          <w:sz w:val="16"/>
+          <w:szCs w:val="16"/>
+        </w:rPr>
+        <w:t xml:space="preserve"> --munged </w:t>
+      </w:r>
+      <w:r>
+        <w:rPr>
+          <w:color w:val="0070C0"/>
+          <w:sz w:val="16"/>
+          <w:szCs w:val="16"/>
+        </w:rPr>
+        <w:t>--</w:t>
+      </w:r>
+      <w:r>
+        <w:rPr>
+          <w:color w:val="0070C0"/>
+          <w:sz w:val="16"/>
+          <w:szCs w:val="16"/>
+        </w:rPr>
+        <w:t xml:space="preserve">commands </w:t>
+      </w:r>
+      <w:proofErr w:type="spellStart"/>
+      <w:r>
+        <w:rPr>
+          <w:color w:val="0070C0"/>
+          <w:sz w:val="16"/>
+          <w:szCs w:val="16"/>
+        </w:rPr>
+        <w:t>commands</w:t>
+      </w:r>
+      <w:proofErr w:type="spellEnd"/>
+      <w:r>
+        <w:rPr>
+          <w:color w:val="0070C0"/>
+          <w:sz w:val="16"/>
+          <w:szCs w:val="16"/>
+        </w:rPr>
+        <w:t xml:space="preserve"> </w:t>
+      </w:r>
+    </w:p>
+    <w:p>
+      <w:pPr>
+        <w:pStyle w:val="ShellCode"/>
+        <w:rPr>
+          <w:color w:val="0070C0"/>
+          <w:sz w:val="16"/>
+          <w:szCs w:val="16"/>
+        </w:rPr>
+      </w:pPr>
+      <w:r>
+        <w:rPr>
+          <w:color w:val="0070C0"/>
+          <w:sz w:val="16"/>
+          <w:szCs w:val="16"/>
+        </w:rPr>
+        <w:t xml:space="preserve">     --node NODE1 127.0.0.1 5441</w:t>
+      </w:r>
+    </w:p>
+    <w:p>
+      <w:pPr>
+        <w:pStyle w:val="ShellCode"/>
+        <w:rPr>
+          <w:color w:val="0070C0"/>
+          <w:sz w:val="16"/>
+          <w:szCs w:val="16"/>
+        </w:rPr>
+      </w:pPr>
+      <w:r>
+        <w:rPr>
+          <w:color w:val="0070C0"/>
+          <w:sz w:val="16"/>
+          <w:szCs w:val="16"/>
+        </w:rPr>
+        <w:t xml:space="preserve">     --node NODE2 127.0.0.1 5442</w:t>
+      </w:r>
+    </w:p>
+    <w:p>
+      <w:pPr>
+        <w:pStyle w:val="ShellCode"/>
+        <w:rPr>
+          <w:color w:val="0070C0"/>
+          <w:sz w:val="16"/>
+          <w:szCs w:val="16"/>
+        </w:rPr>
+      </w:pPr>
+      <w:r>
+        <w:rPr>
+          <w:color w:val="0070C0"/>
+          <w:sz w:val="16"/>
+          <w:szCs w:val="16"/>
+        </w:rPr>
+        <w:t xml:space="preserve">     --node NODE</w:t>
+      </w:r>
+      <w:r>
+        <w:rPr>
+          <w:color w:val="0070C0"/>
+          <w:sz w:val="16"/>
+          <w:szCs w:val="16"/>
+        </w:rPr>
+        <w:t>3</w:t>
+      </w:r>
+      <w:r>
+        <w:rPr>
+          <w:color w:val="0070C0"/>
+          <w:sz w:val="16"/>
+          <w:szCs w:val="16"/>
+        </w:rPr>
+        <w:t xml:space="preserve"> 127.0.0.1 5443</w:t>
+      </w:r>
+      <w:r>
+        <w:rPr>
+          <w:color w:val="0070C0"/>
+          <w:sz w:val="16"/>
+          <w:szCs w:val="16"/>
+        </w:rPr>
+        <w:t xml:space="preserve"> </w:t>
+      </w:r>
+    </w:p>
+    <w:p>
+      <w:pPr>
+        <w:pStyle w:val="ShellCode"/>
+        <w:rPr>
+          <w:color w:val="0070C0"/>
+          <w:sz w:val="16"/>
+          <w:szCs w:val="16"/>
+        </w:rPr>
+      </w:pPr>
+      <w:r>
+        <w:rPr>
+          <w:color w:val="0070C0"/>
+          <w:sz w:val="16"/>
+          <w:szCs w:val="16"/>
+        </w:rPr>
+        <w:t xml:space="preserve">     </w:t>
+      </w:r>
+      <w:r>
+        <w:rPr>
+          <w:color w:val="0070C0"/>
+          <w:sz w:val="16"/>
+          <w:szCs w:val="16"/>
+        </w:rPr>
+        <w:t>--name NODE</w:t>
+      </w:r>
+      <w:r>
+        <w:rPr>
+          <w:color w:val="0070C0"/>
+          <w:sz w:val="16"/>
+          <w:szCs w:val="16"/>
+        </w:rPr>
+        <w:t>2 &amp;</w:t>
+      </w:r>
+    </w:p>
+    <w:p>
+      <w:r>
+        <w:t>Then to start the third instance, known as NODE3 run:</w:t>
       </w:r>
     </w:p>
     <w:p>
@@ -7613,7 +8028,7 @@
           <w:sz w:val="16"/>
           <w:szCs w:val="16"/>
         </w:rPr>
-        <w:t>$ ./</w:t>
+        <w:t xml:space="preserve">$ </w:t>
       </w:r>
       <w:proofErr w:type="spellStart"/>
       <w:r>
@@ -7622,15 +8037,16 @@
           <w:sz w:val="16"/>
           <w:szCs w:val="16"/>
         </w:rPr>
-        <w:t>r</w:t>
-      </w:r>
+        <w:t>rapidsse</w:t>
+      </w:r>
+      <w:proofErr w:type="spellEnd"/>
       <w:r>
         <w:rPr>
           <w:color w:val="0070C0"/>
           <w:sz w:val="16"/>
           <w:szCs w:val="16"/>
         </w:rPr>
-        <w:t>apids</w:t>
+        <w:t xml:space="preserve"> --start --size 16GB</w:t>
       </w:r>
       <w:r>
         <w:rPr>
@@ -7638,16 +8054,15 @@
           <w:sz w:val="16"/>
           <w:szCs w:val="16"/>
         </w:rPr>
-        <w:t>se</w:t>
-      </w:r>
-      <w:proofErr w:type="spellEnd"/>
+        <w:t xml:space="preserve"> </w:t>
+      </w:r>
       <w:r>
         <w:rPr>
           <w:color w:val="0070C0"/>
           <w:sz w:val="16"/>
           <w:szCs w:val="16"/>
         </w:rPr>
-        <w:t xml:space="preserve"> --start --size 16GB </w:t>
+        <w:t>--</w:t>
       </w:r>
       <w:r>
         <w:rPr>
@@ -7655,59 +8070,59 @@
           <w:sz w:val="16"/>
           <w:szCs w:val="16"/>
         </w:rPr>
-        <w:t>--</w:t>
-      </w:r>
-      <w:proofErr w:type="spellStart"/>
+        <w:t>munged</w:t>
+      </w:r>
       <w:r>
         <w:rPr>
           <w:color w:val="0070C0"/>
           <w:sz w:val="16"/>
           <w:szCs w:val="16"/>
         </w:rPr>
-        <w:t>killPrev</w:t>
-      </w:r>
-      <w:proofErr w:type="spellEnd"/>
+        <w:t xml:space="preserve"> --</w:t>
+      </w:r>
       <w:r>
         <w:rPr>
           <w:color w:val="0070C0"/>
           <w:sz w:val="16"/>
           <w:szCs w:val="16"/>
         </w:rPr>
-        <w:t xml:space="preserve"> --munged </w:t>
-      </w:r>
+        <w:t xml:space="preserve">commands </w:t>
+      </w:r>
+      <w:proofErr w:type="spellStart"/>
       <w:r>
         <w:rPr>
           <w:color w:val="0070C0"/>
           <w:sz w:val="16"/>
           <w:szCs w:val="16"/>
         </w:rPr>
-        <w:t>--</w:t>
-      </w:r>
+        <w:t>commands</w:t>
+      </w:r>
+      <w:proofErr w:type="spellEnd"/>
       <w:r>
         <w:rPr>
           <w:color w:val="0070C0"/>
           <w:sz w:val="16"/>
           <w:szCs w:val="16"/>
         </w:rPr>
-        <w:t xml:space="preserve">commands </w:t>
-      </w:r>
-      <w:proofErr w:type="spellStart"/>
-      <w:r>
+        <w:t xml:space="preserve"> </w:t>
+      </w:r>
+    </w:p>
+    <w:p>
+      <w:pPr>
+        <w:pStyle w:val="ShellCode"/>
         <w:rPr>
           <w:color w:val="0070C0"/>
           <w:sz w:val="16"/>
           <w:szCs w:val="16"/>
         </w:rPr>
-        <w:t>commands</w:t>
-      </w:r>
-      <w:proofErr w:type="spellEnd"/>
+      </w:pPr>
       <w:r>
         <w:rPr>
           <w:color w:val="0070C0"/>
           <w:sz w:val="16"/>
           <w:szCs w:val="16"/>
         </w:rPr>
-        <w:t xml:space="preserve"> </w:t>
+        <w:t xml:space="preserve">     --node NODE1 127.0.0.1 5441</w:t>
       </w:r>
     </w:p>
     <w:p>
@@ -7725,7 +8140,7 @@
           <w:sz w:val="16"/>
           <w:szCs w:val="16"/>
         </w:rPr>
-        <w:t xml:space="preserve">     --node NODE1 127.0.0.1 5441</w:t>
+        <w:t xml:space="preserve">     --node NODE2 127.0.0.1 5442</w:t>
       </w:r>
     </w:p>
     <w:p>
@@ -7743,25 +8158,23 @@
           <w:sz w:val="16"/>
           <w:szCs w:val="16"/>
         </w:rPr>
-        <w:t xml:space="preserve">     --node NODE2 127.0.0.1 5442</w:t>
-      </w:r>
-    </w:p>
-    <w:p>
-      <w:pPr>
-        <w:pStyle w:val="ShellCode"/>
+        <w:t xml:space="preserve">     --node NODE</w:t>
+      </w:r>
+      <w:r>
         <w:rPr>
           <w:color w:val="0070C0"/>
           <w:sz w:val="16"/>
           <w:szCs w:val="16"/>
         </w:rPr>
-      </w:pPr>
+        <w:t>3</w:t>
+      </w:r>
       <w:r>
         <w:rPr>
           <w:color w:val="0070C0"/>
           <w:sz w:val="16"/>
           <w:szCs w:val="16"/>
         </w:rPr>
-        <w:t xml:space="preserve">     --node NODE</w:t>
+        <w:t xml:space="preserve"> 127.0.0.1 5443</w:t>
       </w:r>
       <w:r>
         <w:rPr>
@@ -7769,361 +8182,181 @@
           <w:sz w:val="16"/>
           <w:szCs w:val="16"/>
         </w:rPr>
-        <w:t>3</w:t>
-      </w:r>
-      <w:r>
+        <w:t xml:space="preserve"> </w:t>
+      </w:r>
+    </w:p>
+    <w:p>
+      <w:pPr>
+        <w:pStyle w:val="ShellCode"/>
         <w:rPr>
           <w:color w:val="0070C0"/>
           <w:sz w:val="16"/>
           <w:szCs w:val="16"/>
         </w:rPr>
-        <w:t xml:space="preserve"> 127.0.0.1 5443</w:t>
-      </w:r>
+      </w:pPr>
       <w:r>
         <w:rPr>
           <w:color w:val="0070C0"/>
           <w:sz w:val="16"/>
           <w:szCs w:val="16"/>
         </w:rPr>
-        <w:t xml:space="preserve"> </w:t>
-      </w:r>
-    </w:p>
-    <w:p>
-      <w:pPr>
-        <w:pStyle w:val="ShellCode"/>
+        <w:t xml:space="preserve">     </w:t>
+      </w:r>
+      <w:r>
         <w:rPr>
           <w:color w:val="0070C0"/>
           <w:sz w:val="16"/>
           <w:szCs w:val="16"/>
         </w:rPr>
-      </w:pPr>
+        <w:t>--name NODE</w:t>
+      </w:r>
       <w:r>
         <w:rPr>
           <w:color w:val="0070C0"/>
           <w:sz w:val="16"/>
           <w:szCs w:val="16"/>
         </w:rPr>
-        <w:t xml:space="preserve">     </w:t>
-      </w:r>
-      <w:r>
-        <w:rPr>
-          <w:color w:val="0070C0"/>
-          <w:sz w:val="16"/>
-          <w:szCs w:val="16"/>
-        </w:rPr>
-        <w:t>--name NODE</w:t>
-      </w:r>
-      <w:r>
-        <w:rPr>
-          <w:color w:val="0070C0"/>
-          <w:sz w:val="16"/>
-          <w:szCs w:val="16"/>
-        </w:rPr>
-        <w:t>2</w:t>
-      </w:r>
-      <w:r>
-        <w:rPr>
-          <w:color w:val="0070C0"/>
-          <w:sz w:val="16"/>
-          <w:szCs w:val="16"/>
-        </w:rPr>
-        <w:t xml:space="preserve"> &amp;</w:t>
-      </w:r>
-    </w:p>
-    <w:p>
-      <w:r>
-        <w:t xml:space="preserve">Then to start the </w:t>
-      </w:r>
-      <w:r>
-        <w:t>third</w:t>
-      </w:r>
-      <w:r>
-        <w:t xml:space="preserve"> instance, known as NODE</w:t>
-      </w:r>
-      <w:r>
-        <w:t>3</w:t>
-      </w:r>
-      <w:r>
-        <w:t xml:space="preserve"> run:</w:t>
-      </w:r>
-    </w:p>
-    <w:p>
-      <w:pPr>
-        <w:pStyle w:val="ShellCode"/>
-        <w:ind w:left="720" w:firstLine="0"/>
-        <w:jc w:val="left"/>
-        <w:rPr>
-          <w:color w:val="0070C0"/>
-          <w:sz w:val="16"/>
-          <w:szCs w:val="16"/>
-        </w:rPr>
-      </w:pPr>
-      <w:r>
-        <w:rPr>
-          <w:color w:val="0070C0"/>
-          <w:sz w:val="16"/>
-          <w:szCs w:val="16"/>
-        </w:rPr>
-        <w:t>$ ./</w:t>
+        <w:t>3 &amp;</w:t>
+      </w:r>
+    </w:p>
+    <w:p>
+      <w:pPr>
+        <w:rPr>
+          <w:b/>
+        </w:rPr>
+      </w:pPr>
+      <w:r>
+        <w:rPr>
+          <w:b/>
+        </w:rPr>
+        <w:t>NOTE: on nodes 2 and 3 do not supply the --</w:t>
       </w:r>
       <w:proofErr w:type="spellStart"/>
       <w:r>
         <w:rPr>
-          <w:color w:val="0070C0"/>
-          <w:sz w:val="16"/>
-          <w:szCs w:val="16"/>
-        </w:rPr>
-        <w:t>r</w:t>
-      </w:r>
-      <w:r>
-        <w:rPr>
-          <w:color w:val="0070C0"/>
-          <w:sz w:val="16"/>
-          <w:szCs w:val="16"/>
-        </w:rPr>
-        <w:t>apids</w:t>
-      </w:r>
-      <w:r>
-        <w:rPr>
-          <w:color w:val="0070C0"/>
-          <w:sz w:val="16"/>
-          <w:szCs w:val="16"/>
-        </w:rPr>
-        <w:t>se</w:t>
+          <w:b/>
+        </w:rPr>
+        <w:t>killPrev</w:t>
       </w:r>
       <w:proofErr w:type="spellEnd"/>
       <w:r>
         <w:rPr>
-          <w:color w:val="0070C0"/>
-          <w:sz w:val="16"/>
-          <w:szCs w:val="16"/>
-        </w:rPr>
-        <w:t xml:space="preserve"> --start --size 16GB </w:t>
-      </w:r>
-      <w:r>
-        <w:rPr>
-          <w:color w:val="0070C0"/>
-          <w:sz w:val="16"/>
-          <w:szCs w:val="16"/>
-        </w:rPr>
-        <w:t>--</w:t>
+          <w:b/>
+        </w:rPr>
+        <w:t xml:space="preserve"> argument.</w:t>
+      </w:r>
+    </w:p>
+    <w:p>
+      <w:r>
+        <w:t xml:space="preserve">To start the cluster issue the prompt command </w:t>
       </w:r>
       <w:proofErr w:type="spellStart"/>
       <w:r>
-        <w:rPr>
-          <w:color w:val="0070C0"/>
-          <w:sz w:val="16"/>
-          <w:szCs w:val="16"/>
-        </w:rPr>
-        <w:t>killPrev</w:t>
+        <w:t>connectCluster</w:t>
       </w:r>
       <w:proofErr w:type="spellEnd"/>
       <w:r>
-        <w:rPr>
-          <w:color w:val="0070C0"/>
-          <w:sz w:val="16"/>
-          <w:szCs w:val="16"/>
-        </w:rPr>
+        <w:t xml:space="preserve"> in one instance as follows:</w:t>
+      </w:r>
+    </w:p>
+    <w:p>
+      <w:pPr>
+        <w:pStyle w:val="SePrompt"/>
+      </w:pPr>
+      <w:r>
+        <w:rPr>
+          <w:b/>
+        </w:rPr>
+        <w:t>se&gt;</w:t>
+      </w:r>
+      <w:r>
         <w:t xml:space="preserve"> </w:t>
       </w:r>
-      <w:r>
-        <w:rPr>
-          <w:color w:val="0070C0"/>
-          <w:sz w:val="16"/>
-          <w:szCs w:val="16"/>
-        </w:rPr>
-        <w:t>–</w:t>
-      </w:r>
-      <w:r>
-        <w:rPr>
-          <w:color w:val="0070C0"/>
-          <w:sz w:val="16"/>
-          <w:szCs w:val="16"/>
-        </w:rPr>
-        <w:t>munged</w:t>
-      </w:r>
-      <w:r>
-        <w:rPr>
-          <w:color w:val="0070C0"/>
-          <w:sz w:val="16"/>
-          <w:szCs w:val="16"/>
-        </w:rPr>
-        <w:t xml:space="preserve"> --</w:t>
-      </w:r>
-      <w:r>
-        <w:rPr>
-          <w:color w:val="0070C0"/>
-          <w:sz w:val="16"/>
-          <w:szCs w:val="16"/>
-        </w:rPr>
-        <w:t xml:space="preserve">commands </w:t>
-      </w:r>
       <w:proofErr w:type="spellStart"/>
       <w:r>
-        <w:rPr>
-          <w:color w:val="0070C0"/>
-          <w:sz w:val="16"/>
-          <w:szCs w:val="16"/>
-        </w:rPr>
-        <w:t>commands</w:t>
+        <w:t>connectCluster</w:t>
       </w:r>
       <w:proofErr w:type="spellEnd"/>
       <w:r>
-        <w:rPr>
-          <w:color w:val="0070C0"/>
-          <w:sz w:val="16"/>
-          <w:szCs w:val="16"/>
-        </w:rPr>
+        <w:t>;</w:t>
+      </w:r>
+    </w:p>
+    <w:p>
+      <w:r>
+        <w:t>Starting the cluster causes all the nodes to interconnect and identify themselves.</w:t>
+      </w:r>
+    </w:p>
+    <w:p>
+      <w:pPr>
+        <w:pStyle w:val="Heading2"/>
+      </w:pPr>
+      <w:bookmarkStart w:id="14" w:name="_Toc624922"/>
+      <w:r>
+        <w:t xml:space="preserve">Starting Multiple Instances of RapidsSE on </w:t>
+      </w:r>
+      <w:r>
+        <w:t>Different</w:t>
+      </w:r>
+      <w:r>
+        <w:t xml:space="preserve"> Nodes</w:t>
+      </w:r>
+      <w:bookmarkEnd w:id="14"/>
+    </w:p>
+    <w:p>
+      <w:r>
+        <w:t xml:space="preserve">To start </w:t>
+      </w:r>
+      <w:r>
+        <w:t>multiple instances on different nodes, run commands similar to the above on each machine, supplying the correct IP addresses and port numbers for each instance.</w:t>
+      </w:r>
+      <w:r>
+        <w:t xml:space="preserve">  On each node supply the --</w:t>
+      </w:r>
+      <w:proofErr w:type="spellStart"/>
+      <w:r>
+        <w:t>killprev</w:t>
+      </w:r>
+      <w:proofErr w:type="spellEnd"/>
+      <w:r>
+        <w:t xml:space="preserve"> argument.</w:t>
+      </w:r>
+    </w:p>
+    <w:p>
+      <w:r>
+        <w:t xml:space="preserve">And to start the cluster issue the prompt command </w:t>
+      </w:r>
+      <w:proofErr w:type="spellStart"/>
+      <w:r>
+        <w:t>connectCluster</w:t>
+      </w:r>
+      <w:proofErr w:type="spellEnd"/>
+      <w:r>
+        <w:t xml:space="preserve"> on one node as follows:</w:t>
+      </w:r>
+    </w:p>
+    <w:p>
+      <w:pPr>
+        <w:pStyle w:val="SePrompt"/>
+      </w:pPr>
+      <w:r>
+        <w:rPr>
+          <w:b/>
+        </w:rPr>
+        <w:t>se&gt;</w:t>
+      </w:r>
+      <w:r>
         <w:t xml:space="preserve"> </w:t>
       </w:r>
-    </w:p>
-    <w:p>
-      <w:pPr>
-        <w:pStyle w:val="ShellCode"/>
-        <w:rPr>
-          <w:color w:val="0070C0"/>
-          <w:sz w:val="16"/>
-          <w:szCs w:val="16"/>
-        </w:rPr>
-      </w:pPr>
-      <w:r>
-        <w:rPr>
-          <w:color w:val="0070C0"/>
-          <w:sz w:val="16"/>
-          <w:szCs w:val="16"/>
-        </w:rPr>
-        <w:t xml:space="preserve">     --node NODE1 127.0.0.1 5441</w:t>
-      </w:r>
-    </w:p>
-    <w:p>
-      <w:pPr>
-        <w:pStyle w:val="ShellCode"/>
-        <w:rPr>
-          <w:color w:val="0070C0"/>
-          <w:sz w:val="16"/>
-          <w:szCs w:val="16"/>
-        </w:rPr>
-      </w:pPr>
-      <w:r>
-        <w:rPr>
-          <w:color w:val="0070C0"/>
-          <w:sz w:val="16"/>
-          <w:szCs w:val="16"/>
-        </w:rPr>
-        <w:t xml:space="preserve">     --node NODE2 127.0.0.1 5442</w:t>
-      </w:r>
-    </w:p>
-    <w:p>
-      <w:pPr>
-        <w:pStyle w:val="ShellCode"/>
-        <w:rPr>
-          <w:color w:val="0070C0"/>
-          <w:sz w:val="16"/>
-          <w:szCs w:val="16"/>
-        </w:rPr>
-      </w:pPr>
-      <w:r>
-        <w:rPr>
-          <w:color w:val="0070C0"/>
-          <w:sz w:val="16"/>
-          <w:szCs w:val="16"/>
-        </w:rPr>
-        <w:t xml:space="preserve">     --node NODE</w:t>
-      </w:r>
-      <w:r>
-        <w:rPr>
-          <w:color w:val="0070C0"/>
-          <w:sz w:val="16"/>
-          <w:szCs w:val="16"/>
-        </w:rPr>
-        <w:t>3</w:t>
-      </w:r>
-      <w:r>
-        <w:rPr>
-          <w:color w:val="0070C0"/>
-          <w:sz w:val="16"/>
-          <w:szCs w:val="16"/>
-        </w:rPr>
-        <w:t xml:space="preserve"> 127.0.0.1 5443</w:t>
-      </w:r>
-      <w:r>
-        <w:rPr>
-          <w:color w:val="0070C0"/>
-          <w:sz w:val="16"/>
-          <w:szCs w:val="16"/>
-        </w:rPr>
-        <w:t xml:space="preserve"> </w:t>
-      </w:r>
-    </w:p>
-    <w:p>
-      <w:pPr>
-        <w:pStyle w:val="ShellCode"/>
-        <w:rPr>
-          <w:color w:val="0070C0"/>
-          <w:sz w:val="16"/>
-          <w:szCs w:val="16"/>
-        </w:rPr>
-      </w:pPr>
-      <w:r>
-        <w:rPr>
-          <w:color w:val="0070C0"/>
-          <w:sz w:val="16"/>
-          <w:szCs w:val="16"/>
-        </w:rPr>
-        <w:t xml:space="preserve">     </w:t>
-      </w:r>
-      <w:r>
-        <w:rPr>
-          <w:color w:val="0070C0"/>
-          <w:sz w:val="16"/>
-          <w:szCs w:val="16"/>
-        </w:rPr>
-        <w:t>--name NODE</w:t>
-      </w:r>
-      <w:r>
-        <w:rPr>
-          <w:color w:val="0070C0"/>
-          <w:sz w:val="16"/>
-          <w:szCs w:val="16"/>
-        </w:rPr>
-        <w:t>3</w:t>
-      </w:r>
-      <w:r>
-        <w:rPr>
-          <w:color w:val="0070C0"/>
-          <w:sz w:val="16"/>
-          <w:szCs w:val="16"/>
-        </w:rPr>
-        <w:t xml:space="preserve"> &amp;</w:t>
-      </w:r>
-    </w:p>
-    <w:p>
-      <w:pPr>
-        <w:pStyle w:val="Heading2"/>
-      </w:pPr>
-      <w:r>
-        <w:t xml:space="preserve">Starting a Multiple Instances of RapidsSE on </w:t>
-      </w:r>
-      <w:r>
-        <w:t>Different</w:t>
-      </w:r>
-      <w:r>
-        <w:t xml:space="preserve"> Node</w:t>
-      </w:r>
-      <w:r>
-        <w:t>s</w:t>
-      </w:r>
-    </w:p>
-    <w:p>
-      <w:r>
-        <w:t xml:space="preserve">To start </w:t>
-      </w:r>
-      <w:r>
-        <w:t>multiple instances on different nodes, run commands similar to the above on each machine, supplying the correct IP addresses and port numbers for each instance.</w:t>
-      </w:r>
-      <w:bookmarkStart w:id="12" w:name="_GoBack"/>
-      <w:bookmarkEnd w:id="12"/>
-    </w:p>
+      <w:proofErr w:type="spellStart"/>
+      <w:r>
+        <w:t>connectCluster</w:t>
+      </w:r>
+      <w:proofErr w:type="spellEnd"/>
+      <w:r>
+        <w:t>;</w:t>
+      </w:r>
+    </w:p>
+    <w:p/>
     <w:p>
       <w:pPr>
         <w:pStyle w:val="ShellCode"/>
@@ -8176,12 +8409,12 @@
       <w:pPr>
         <w:pStyle w:val="Heading2"/>
       </w:pPr>
-      <w:bookmarkStart w:id="13" w:name="_Toc614924"/>
+      <w:bookmarkStart w:id="15" w:name="_Toc624923"/>
       <w:r>
         <w:lastRenderedPageBreak/>
         <w:t>Important Notes</w:t>
       </w:r>
-      <w:bookmarkEnd w:id="13"/>
+      <w:bookmarkEnd w:id="15"/>
     </w:p>
     <w:p>
       <w:r>
@@ -8245,13 +8478,18 @@
       <w:pPr>
         <w:pStyle w:val="Heading1"/>
       </w:pPr>
+      <w:bookmarkStart w:id="16" w:name="_Toc624924"/>
       <w:r>
         <w:t>Known Issues</w:t>
       </w:r>
-    </w:p>
-    <w:p>
-      <w:r>
-        <w:t>One issue has just been identified:</w:t>
+      <w:bookmarkEnd w:id="16"/>
+    </w:p>
+    <w:p>
+      <w:r>
+        <w:t>The following issues have been identified</w:t>
+      </w:r>
+      <w:r>
+        <w:t>:</w:t>
       </w:r>
     </w:p>
     <w:p>
@@ -8267,11 +8505,46 @@
       </w:r>
       <w:proofErr w:type="spellStart"/>
       <w:r>
-        <w:t>startCluster</w:t>
+        <w:t>connect</w:t>
+      </w:r>
+      <w:r>
+        <w:t>Cluster</w:t>
       </w:r>
       <w:proofErr w:type="spellEnd"/>
       <w:r>
         <w:t xml:space="preserve"> command is not issued before a table gets created.  This will be fixed shortly.</w:t>
+      </w:r>
+      <w:r>
+        <w:t xml:space="preserve">  Always execute the prompt command </w:t>
+      </w:r>
+      <w:proofErr w:type="spellStart"/>
+      <w:r>
+        <w:t>connect</w:t>
+      </w:r>
+      <w:r>
+        <w:t>Cluster</w:t>
+      </w:r>
+      <w:proofErr w:type="spellEnd"/>
+      <w:r>
+        <w:t xml:space="preserve"> first</w:t>
+      </w:r>
+      <w:r>
+        <w:t>;</w:t>
+      </w:r>
+    </w:p>
+    <w:p>
+      <w:pPr>
+        <w:pStyle w:val="ListParagraph"/>
+        <w:numPr>
+          <w:ilvl w:val="0"/>
+          <w:numId w:val="3"/>
+        </w:numPr>
+      </w:pPr>
+      <w:r>
+        <w:t xml:space="preserve">The fetch command was developed in conjunction with RDP.  RDP parallelises the fetch across multiple nodes. Currently this version of the fetch command only fetches </w:t>
+      </w:r>
+      <w:r>
+        <w:t>rows from the node that the prompt is running on.</w:t>
       </w:r>
     </w:p>
     <w:p>
@@ -8309,7 +8582,7 @@
       <w:pPr>
         <w:pStyle w:val="Heading1"/>
       </w:pPr>
-      <w:bookmarkStart w:id="14" w:name="_Toc614925"/>
+      <w:bookmarkStart w:id="17" w:name="_Toc624925"/>
       <w:r>
         <w:lastRenderedPageBreak/>
         <w:t xml:space="preserve">Prompt </w:t>
@@ -8317,7 +8590,7 @@
       <w:r>
         <w:t>Commands</w:t>
       </w:r>
-      <w:bookmarkEnd w:id="14"/>
+      <w:bookmarkEnd w:id="17"/>
     </w:p>
     <w:p>
       <w:r>
@@ -8328,11 +8601,11 @@
       <w:pPr>
         <w:pStyle w:val="Heading2"/>
       </w:pPr>
-      <w:bookmarkStart w:id="15" w:name="_Toc614926"/>
+      <w:bookmarkStart w:id="18" w:name="_Toc624926"/>
       <w:r>
         <w:t>Print Current Version</w:t>
       </w:r>
-      <w:bookmarkEnd w:id="15"/>
+      <w:bookmarkEnd w:id="18"/>
     </w:p>
     <w:p>
       <w:pPr>
@@ -8407,11 +8680,11 @@
       <w:pPr>
         <w:pStyle w:val="Heading2"/>
       </w:pPr>
-      <w:bookmarkStart w:id="16" w:name="_Toc614927"/>
+      <w:bookmarkStart w:id="19" w:name="_Toc624927"/>
       <w:r>
         <w:t>Print Arguments</w:t>
       </w:r>
-      <w:bookmarkEnd w:id="16"/>
+      <w:bookmarkEnd w:id="19"/>
     </w:p>
     <w:p>
       <w:pPr>
@@ -8632,11 +8905,11 @@
       <w:pPr>
         <w:pStyle w:val="Heading2"/>
       </w:pPr>
-      <w:bookmarkStart w:id="17" w:name="_Toc614928"/>
+      <w:bookmarkStart w:id="20" w:name="_Toc624928"/>
       <w:r>
         <w:t>Print Working Directory</w:t>
       </w:r>
-      <w:bookmarkEnd w:id="17"/>
+      <w:bookmarkEnd w:id="20"/>
     </w:p>
     <w:p>
       <w:pPr>
@@ -8739,11 +9012,11 @@
       <w:pPr>
         <w:pStyle w:val="Heading2"/>
       </w:pPr>
-      <w:bookmarkStart w:id="18" w:name="_Toc614929"/>
+      <w:bookmarkStart w:id="21" w:name="_Toc624929"/>
       <w:r>
         <w:t>Changing Working Directory</w:t>
       </w:r>
-      <w:bookmarkEnd w:id="18"/>
+      <w:bookmarkEnd w:id="21"/>
     </w:p>
     <w:p>
       <w:pPr>
@@ -8814,11 +9087,11 @@
       <w:pPr>
         <w:pStyle w:val="Heading2"/>
       </w:pPr>
-      <w:bookmarkStart w:id="19" w:name="_Toc614930"/>
+      <w:bookmarkStart w:id="22" w:name="_Toc624930"/>
       <w:r>
         <w:t>Listing Contents of Working Directory</w:t>
       </w:r>
-      <w:bookmarkEnd w:id="19"/>
+      <w:bookmarkEnd w:id="22"/>
     </w:p>
     <w:p>
       <w:pPr>
@@ -8980,6 +9253,7 @@
         <w:pStyle w:val="SePrompt"/>
         <w:rPr>
           <w:b/>
+          <w:lang w:val="en-US"/>
         </w:rPr>
       </w:pPr>
       <w:r>
@@ -8991,15 +9265,20 @@
       </w:r>
     </w:p>
     <w:p>
+      <w:r>
+        <w:t>The ls commands prefixes files with ‘f’ and directories with ‘d’.  They are presented in the order they appear in the file systems directory structure.</w:t>
+      </w:r>
+    </w:p>
+    <w:p>
       <w:pPr>
         <w:pStyle w:val="Heading2"/>
       </w:pPr>
-      <w:bookmarkStart w:id="20" w:name="_Toc614931"/>
+      <w:bookmarkStart w:id="23" w:name="_Toc624931"/>
       <w:r>
         <w:lastRenderedPageBreak/>
         <w:t>Print Working Folder</w:t>
       </w:r>
-      <w:bookmarkEnd w:id="20"/>
+      <w:bookmarkEnd w:id="23"/>
     </w:p>
     <w:p>
       <w:r>
@@ -9145,11 +9424,11 @@
       <w:pPr>
         <w:pStyle w:val="Heading2"/>
       </w:pPr>
-      <w:bookmarkStart w:id="21" w:name="_Toc614932"/>
+      <w:bookmarkStart w:id="24" w:name="_Toc624932"/>
       <w:r>
         <w:t>Change Working Folder</w:t>
       </w:r>
-      <w:bookmarkEnd w:id="21"/>
+      <w:bookmarkEnd w:id="24"/>
     </w:p>
     <w:p>
       <w:pPr>
@@ -9450,7 +9729,7 @@
       <w:pPr>
         <w:pStyle w:val="Heading2"/>
       </w:pPr>
-      <w:bookmarkStart w:id="22" w:name="_Toc614933"/>
+      <w:bookmarkStart w:id="25" w:name="_Toc624933"/>
       <w:r>
         <w:t xml:space="preserve">Starting the </w:t>
       </w:r>
@@ -9460,7 +9739,7 @@
       <w:r>
         <w:t>luster</w:t>
       </w:r>
-      <w:bookmarkEnd w:id="22"/>
+      <w:bookmarkEnd w:id="25"/>
       <w:r>
         <w:t xml:space="preserve"> </w:t>
       </w:r>
@@ -9554,11 +9833,11 @@
       <w:pPr>
         <w:pStyle w:val="Heading2"/>
       </w:pPr>
-      <w:bookmarkStart w:id="23" w:name="_Toc614934"/>
+      <w:bookmarkStart w:id="26" w:name="_Toc624934"/>
       <w:r>
         <w:t>Getting the Cluster Status</w:t>
       </w:r>
-      <w:bookmarkEnd w:id="23"/>
+      <w:bookmarkEnd w:id="26"/>
     </w:p>
     <w:p>
       <w:pPr>
@@ -9663,11 +9942,11 @@
       <w:pPr>
         <w:pStyle w:val="Heading2"/>
       </w:pPr>
-      <w:bookmarkStart w:id="24" w:name="_Toc614935"/>
+      <w:bookmarkStart w:id="27" w:name="_Toc624935"/>
       <w:r>
         <w:t>Space Usage</w:t>
       </w:r>
-      <w:bookmarkEnd w:id="24"/>
+      <w:bookmarkEnd w:id="27"/>
     </w:p>
     <w:p>
       <w:pPr>
@@ -9766,11 +10045,11 @@
       <w:pPr>
         <w:pStyle w:val="Heading2"/>
       </w:pPr>
-      <w:bookmarkStart w:id="25" w:name="_Toc614936"/>
+      <w:bookmarkStart w:id="28" w:name="_Toc624936"/>
       <w:r>
         <w:t>Create a table</w:t>
       </w:r>
-      <w:bookmarkEnd w:id="25"/>
+      <w:bookmarkEnd w:id="28"/>
     </w:p>
     <w:p>
       <w:pPr>
@@ -9833,7 +10112,7 @@
           <w:bCs/>
           <w:lang w:val="en-US"/>
         </w:rPr>
-        <w:t xml:space="preserve">  &gt; </w:t>
+        <w:t xml:space="preserve">  </w:t>
       </w:r>
       <w:r>
         <w:rPr>
@@ -9857,7 +10136,7 @@
           <w:bCs/>
           <w:lang w:val="en-US"/>
         </w:rPr>
-        <w:t xml:space="preserve">  &gt; </w:t>
+        <w:t xml:space="preserve">  </w:t>
       </w:r>
       <w:r>
         <w:rPr>
@@ -9894,7 +10173,7 @@
           <w:bCs/>
           <w:lang w:val="en-US"/>
         </w:rPr>
-        <w:t xml:space="preserve">  &gt; </w:t>
+        <w:t xml:space="preserve">  </w:t>
       </w:r>
       <w:r>
         <w:rPr>
@@ -9918,7 +10197,7 @@
           <w:bCs/>
           <w:lang w:val="en-US"/>
         </w:rPr>
-        <w:t xml:space="preserve">  &gt; </w:t>
+        <w:t xml:space="preserve">  </w:t>
       </w:r>
       <w:r>
         <w:rPr>
@@ -9956,7 +10235,7 @@
           <w:lang w:val="en-US"/>
         </w:rPr>
         <w:lastRenderedPageBreak/>
-        <w:t xml:space="preserve">  &gt; </w:t>
+        <w:t xml:space="preserve">  </w:t>
       </w:r>
       <w:r>
         <w:rPr>
@@ -10016,11 +10295,11 @@
       <w:pPr>
         <w:pStyle w:val="Heading2"/>
       </w:pPr>
-      <w:bookmarkStart w:id="26" w:name="_Toc614937"/>
+      <w:bookmarkStart w:id="29" w:name="_Toc624937"/>
       <w:r>
         <w:t>Listing Tables</w:t>
       </w:r>
-      <w:bookmarkEnd w:id="26"/>
+      <w:bookmarkEnd w:id="29"/>
     </w:p>
     <w:p>
       <w:pPr>
@@ -10123,11 +10402,11 @@
       <w:pPr>
         <w:pStyle w:val="Heading2"/>
       </w:pPr>
-      <w:bookmarkStart w:id="27" w:name="_Toc614938"/>
+      <w:bookmarkStart w:id="30" w:name="_Toc624938"/>
       <w:r>
         <w:t>Listing Columns</w:t>
       </w:r>
-      <w:bookmarkEnd w:id="27"/>
+      <w:bookmarkEnd w:id="30"/>
     </w:p>
     <w:p>
       <w:pPr>
@@ -10290,11 +10569,11 @@
       <w:pPr>
         <w:pStyle w:val="Heading2"/>
       </w:pPr>
-      <w:bookmarkStart w:id="28" w:name="_Toc614939"/>
+      <w:bookmarkStart w:id="31" w:name="_Toc624939"/>
       <w:r>
         <w:t>Creating an Index</w:t>
       </w:r>
-      <w:bookmarkEnd w:id="28"/>
+      <w:bookmarkEnd w:id="31"/>
     </w:p>
     <w:p>
       <w:r>
@@ -10378,11 +10657,11 @@
       <w:pPr>
         <w:pStyle w:val="Heading2"/>
       </w:pPr>
-      <w:bookmarkStart w:id="29" w:name="_Toc614940"/>
+      <w:bookmarkStart w:id="32" w:name="_Toc624940"/>
       <w:r>
         <w:t>Listing Indexes</w:t>
       </w:r>
-      <w:bookmarkEnd w:id="29"/>
+      <w:bookmarkEnd w:id="32"/>
     </w:p>
     <w:p>
       <w:pPr>
@@ -10497,11 +10776,11 @@
       <w:pPr>
         <w:pStyle w:val="Heading2"/>
       </w:pPr>
-      <w:bookmarkStart w:id="30" w:name="_Toc614941"/>
+      <w:bookmarkStart w:id="33" w:name="_Toc624941"/>
       <w:r>
         <w:t>Listing Index Columns</w:t>
       </w:r>
-      <w:bookmarkEnd w:id="30"/>
+      <w:bookmarkEnd w:id="33"/>
     </w:p>
     <w:p>
       <w:r>
@@ -10611,11 +10890,11 @@
       <w:pPr>
         <w:pStyle w:val="Heading2"/>
       </w:pPr>
-      <w:bookmarkStart w:id="31" w:name="_Toc614942"/>
+      <w:bookmarkStart w:id="34" w:name="_Toc624942"/>
       <w:r>
         <w:t>Loading a Table</w:t>
       </w:r>
-      <w:bookmarkEnd w:id="31"/>
+      <w:bookmarkEnd w:id="34"/>
     </w:p>
     <w:p>
       <w:pPr>
@@ -10737,11 +11016,11 @@
       <w:pPr>
         <w:pStyle w:val="Heading2"/>
       </w:pPr>
-      <w:bookmarkStart w:id="32" w:name="_Toc614943"/>
+      <w:bookmarkStart w:id="35" w:name="_Toc624943"/>
       <w:r>
         <w:t>Size of Table</w:t>
       </w:r>
-      <w:bookmarkEnd w:id="32"/>
+      <w:bookmarkEnd w:id="35"/>
     </w:p>
     <w:p>
       <w:pPr>
@@ -10780,11 +11059,19 @@
         </w:rPr>
         <w:t xml:space="preserve">se&gt; </w:t>
       </w:r>
-      <w:r>
-        <w:rPr>
-          <w:lang w:val="en-US"/>
-        </w:rPr>
-        <w:t>sz nation;</w:t>
+      <w:proofErr w:type="spellStart"/>
+      <w:r>
+        <w:rPr>
+          <w:lang w:val="en-US"/>
+        </w:rPr>
+        <w:t>sz</w:t>
+      </w:r>
+      <w:proofErr w:type="spellEnd"/>
+      <w:r>
+        <w:rPr>
+          <w:lang w:val="en-US"/>
+        </w:rPr>
+        <w:t xml:space="preserve"> nation;</w:t>
       </w:r>
     </w:p>
     <w:p>
@@ -10850,11 +11137,11 @@
       <w:pPr>
         <w:pStyle w:val="Heading2"/>
       </w:pPr>
-      <w:bookmarkStart w:id="33" w:name="_Toc614944"/>
+      <w:bookmarkStart w:id="36" w:name="_Toc624944"/>
       <w:r>
         <w:t>Size of Index</w:t>
       </w:r>
-      <w:bookmarkEnd w:id="33"/>
+      <w:bookmarkEnd w:id="36"/>
     </w:p>
     <w:p>
       <w:pPr>
@@ -10968,11 +11255,11 @@
       <w:pPr>
         <w:pStyle w:val="Heading2"/>
       </w:pPr>
-      <w:bookmarkStart w:id="34" w:name="_Toc614945"/>
+      <w:bookmarkStart w:id="37" w:name="_Toc624945"/>
       <w:r>
         <w:t>Table Sizes</w:t>
       </w:r>
-      <w:bookmarkEnd w:id="34"/>
+      <w:bookmarkEnd w:id="37"/>
     </w:p>
     <w:p>
       <w:pPr>
@@ -11081,11 +11368,11 @@
       <w:pPr>
         <w:pStyle w:val="Heading2"/>
       </w:pPr>
-      <w:bookmarkStart w:id="35" w:name="_Toc614946"/>
+      <w:bookmarkStart w:id="38" w:name="_Toc624946"/>
       <w:r>
         <w:t>Fetching Rows</w:t>
       </w:r>
-      <w:bookmarkEnd w:id="35"/>
+      <w:bookmarkEnd w:id="38"/>
     </w:p>
     <w:p>
       <w:pPr>
@@ -11956,8 +12243,11 @@
       <w:pPr>
         <w:pStyle w:val="SePrompt"/>
         <w:rPr>
-          <w:sz w:val="10"/>
-          <w:szCs w:val="10"/>
+          <w:b/>
+          <w:bCs/>
+          <w:sz w:val="10"/>
+          <w:szCs w:val="10"/>
+          <w:lang w:val="en-US"/>
         </w:rPr>
       </w:pPr>
       <w:r>
@@ -11973,13 +12263,67 @@
     </w:p>
     <w:p>
       <w:pPr>
+        <w:rPr>
+          <w:lang w:val="en-US"/>
+        </w:rPr>
+      </w:pPr>
+      <w:r>
+        <w:rPr>
+          <w:lang w:val="en-US"/>
+        </w:rPr>
+        <w:t>There are various options:</w:t>
+      </w:r>
+    </w:p>
+    <w:p>
+      <w:pPr>
+        <w:pStyle w:val="ListParagraph"/>
+        <w:numPr>
+          <w:ilvl w:val="0"/>
+          <w:numId w:val="4"/>
+        </w:numPr>
+      </w:pPr>
+      <w:r>
+        <w:t>fetch &lt;</w:t>
+      </w:r>
+      <w:proofErr w:type="spellStart"/>
+      <w:r>
+        <w:t>tableNm</w:t>
+      </w:r>
+      <w:proofErr w:type="spellEnd"/>
+      <w:r>
+        <w:t>&gt; [&lt;predicate&gt;] [&lt;</w:t>
+      </w:r>
+      <w:proofErr w:type="spellStart"/>
+      <w:r>
+        <w:t>partitionNo</w:t>
+      </w:r>
+      <w:proofErr w:type="spellEnd"/>
+      <w:r>
+        <w:t>&gt;] [</w:t>
+      </w:r>
+      <w:proofErr w:type="spellStart"/>
+      <w:r>
+        <w:t>displayOff</w:t>
+      </w:r>
+      <w:proofErr w:type="spellEnd"/>
+      <w:r>
+        <w:t xml:space="preserve"> ] ;</w:t>
+      </w:r>
+    </w:p>
+    <w:p>
+      <w:r>
+        <w:t>Refer to Fetching Rows Using Indexes for more information.</w:t>
+      </w:r>
+    </w:p>
+    <w:p>
+      <w:pPr>
         <w:pStyle w:val="Heading2"/>
       </w:pPr>
-      <w:bookmarkStart w:id="36" w:name="_Toc614947"/>
+      <w:bookmarkStart w:id="39" w:name="_Toc624947"/>
       <w:r>
         <w:t>Listing Contents of Working Folder</w:t>
       </w:r>
-      <w:bookmarkEnd w:id="36"/>
+      <w:bookmarkEnd w:id="39"/>
     </w:p>
     <w:p>
       <w:pPr>
@@ -12637,11 +12981,11 @@
       <w:pPr>
         <w:pStyle w:val="Heading2"/>
       </w:pPr>
-      <w:bookmarkStart w:id="37" w:name="_Toc614948"/>
+      <w:bookmarkStart w:id="40" w:name="_Toc624948"/>
       <w:r>
         <w:t>Exporting a Table</w:t>
       </w:r>
-      <w:bookmarkEnd w:id="37"/>
+      <w:bookmarkEnd w:id="40"/>
     </w:p>
     <w:p>
       <w:pPr>
@@ -12682,11 +13026,11 @@
       <w:pPr>
         <w:pStyle w:val="Heading2"/>
       </w:pPr>
-      <w:bookmarkStart w:id="38" w:name="_Toc614949"/>
+      <w:bookmarkStart w:id="41" w:name="_Toc624949"/>
       <w:r>
         <w:t>Truncating a Table</w:t>
       </w:r>
-      <w:bookmarkEnd w:id="38"/>
+      <w:bookmarkEnd w:id="41"/>
     </w:p>
     <w:p>
       <w:r>
@@ -12720,6 +13064,7 @@
           <w:bCs/>
           <w:lang w:val="en-US"/>
         </w:rPr>
+        <w:lastRenderedPageBreak/>
         <w:t xml:space="preserve">se&gt; </w:t>
       </w:r>
       <w:proofErr w:type="spellStart"/>
@@ -12800,7 +13145,6 @@
           <w:bCs/>
           <w:lang w:val="en-US"/>
         </w:rPr>
-        <w:lastRenderedPageBreak/>
         <w:t>row: ( NODE1 0B )</w:t>
       </w:r>
     </w:p>
@@ -12844,11 +13188,11 @@
       <w:pPr>
         <w:pStyle w:val="Heading2"/>
       </w:pPr>
-      <w:bookmarkStart w:id="39" w:name="_Toc614950"/>
+      <w:bookmarkStart w:id="42" w:name="_Toc624950"/>
       <w:r>
         <w:t>Dropping an Index</w:t>
       </w:r>
-      <w:bookmarkEnd w:id="39"/>
+      <w:bookmarkEnd w:id="42"/>
     </w:p>
     <w:p>
       <w:pPr>
@@ -12935,11 +13279,11 @@
       <w:pPr>
         <w:pStyle w:val="Heading2"/>
       </w:pPr>
-      <w:bookmarkStart w:id="40" w:name="_Toc614951"/>
+      <w:bookmarkStart w:id="43" w:name="_Toc624951"/>
       <w:r>
         <w:t>Dropping a Table</w:t>
       </w:r>
-      <w:bookmarkEnd w:id="40"/>
+      <w:bookmarkEnd w:id="43"/>
     </w:p>
     <w:p>
       <w:pPr>
@@ -13026,11 +13370,11 @@
       <w:pPr>
         <w:pStyle w:val="Heading2"/>
       </w:pPr>
-      <w:bookmarkStart w:id="41" w:name="_Toc614952"/>
+      <w:bookmarkStart w:id="44" w:name="_Toc624952"/>
       <w:r>
         <w:t>Timing Commands</w:t>
       </w:r>
-      <w:bookmarkEnd w:id="41"/>
+      <w:bookmarkEnd w:id="44"/>
     </w:p>
     <w:p>
       <w:r>
@@ -13131,11 +13475,11 @@
       <w:pPr>
         <w:pStyle w:val="Heading2"/>
       </w:pPr>
-      <w:bookmarkStart w:id="42" w:name="_Toc614953"/>
+      <w:bookmarkStart w:id="45" w:name="_Toc624953"/>
       <w:r>
         <w:t>Scripting</w:t>
       </w:r>
-      <w:bookmarkEnd w:id="42"/>
+      <w:bookmarkEnd w:id="45"/>
     </w:p>
     <w:p>
       <w:r>
@@ -13187,6 +13531,11 @@
       <w:r>
         <w:t>In the case of script file it is not necessary to terminate the command with a semicolon.</w:t>
       </w:r>
+      <w:r>
+        <w:t xml:space="preserve">  The _j1000 example script is in the commands sub-directory.</w:t>
+      </w:r>
+      <w:bookmarkStart w:id="46" w:name="_GoBack"/>
+      <w:bookmarkEnd w:id="46"/>
     </w:p>
     <w:p>
       <w:pPr>
@@ -13296,12 +13645,12 @@
       <w:pPr>
         <w:pStyle w:val="Heading1"/>
       </w:pPr>
-      <w:bookmarkStart w:id="43" w:name="_Toc614954"/>
+      <w:bookmarkStart w:id="47" w:name="_Toc624954"/>
       <w:r>
         <w:lastRenderedPageBreak/>
         <w:t>Fetching Rows Using Indexes</w:t>
       </w:r>
-      <w:bookmarkEnd w:id="43"/>
+      <w:bookmarkEnd w:id="47"/>
     </w:p>
     <w:p>
       <w:r>
@@ -15406,12 +15755,19 @@
       </w:r>
     </w:p>
     <w:p>
+      <w:bookmarkStart w:id="48" w:name="_Toc624955"/>
+      <w:r>
+        <w:t>If there is no matching index, fetch will do a full table scan.</w:t>
+      </w:r>
+    </w:p>
+    <w:p>
       <w:pPr>
         <w:pStyle w:val="Heading2"/>
       </w:pPr>
       <w:r>
         <w:t>Notes on the RPN Notation</w:t>
       </w:r>
+      <w:bookmarkEnd w:id="48"/>
     </w:p>
     <w:p>
       <w:r>
@@ -15451,12 +15807,12 @@
       <w:pPr>
         <w:pStyle w:val="Heading1"/>
       </w:pPr>
-      <w:bookmarkStart w:id="44" w:name="_Toc614955"/>
+      <w:bookmarkStart w:id="49" w:name="_Toc624956"/>
       <w:r>
         <w:lastRenderedPageBreak/>
         <w:t>Appendix A – Command Line Arguments</w:t>
       </w:r>
-      <w:bookmarkEnd w:id="44"/>
+      <w:bookmarkEnd w:id="49"/>
     </w:p>
     <w:p/>
     <w:tbl>
@@ -15474,6 +15830,7 @@
         <w:tc>
           <w:tcPr>
             <w:tcW w:w="2408" w:type="dxa"/>
+            <w:shd w:val="clear" w:color="auto" w:fill="D9D9D9" w:themeFill="background1" w:themeFillShade="D9"/>
           </w:tcPr>
           <w:p>
             <w:pPr>
@@ -15494,6 +15851,7 @@
         <w:tc>
           <w:tcPr>
             <w:tcW w:w="831" w:type="dxa"/>
+            <w:shd w:val="clear" w:color="auto" w:fill="D9D9D9" w:themeFill="background1" w:themeFillShade="D9"/>
           </w:tcPr>
           <w:p>
             <w:pPr>
@@ -15514,6 +15872,7 @@
         <w:tc>
           <w:tcPr>
             <w:tcW w:w="5771" w:type="dxa"/>
+            <w:shd w:val="clear" w:color="auto" w:fill="D9D9D9" w:themeFill="background1" w:themeFillShade="D9"/>
           </w:tcPr>
           <w:p>
             <w:pPr>
@@ -15856,11 +16215,11 @@
       <w:pPr>
         <w:pStyle w:val="Heading1"/>
       </w:pPr>
-      <w:bookmarkStart w:id="45" w:name="_Toc614956"/>
+      <w:bookmarkStart w:id="50" w:name="_Toc624957"/>
       <w:r>
         <w:t>Appendix B – Prompt Functions</w:t>
       </w:r>
-      <w:bookmarkEnd w:id="45"/>
+      <w:bookmarkEnd w:id="50"/>
     </w:p>
     <w:p>
       <w:r>
@@ -15882,6 +16241,50 @@
         <w:tc>
           <w:tcPr>
             <w:tcW w:w="1980" w:type="dxa"/>
+            <w:shd w:val="clear" w:color="auto" w:fill="D9D9D9" w:themeFill="background1" w:themeFillShade="D9"/>
+          </w:tcPr>
+          <w:p>
+            <w:pPr>
+              <w:rPr>
+                <w:b/>
+                <w:color w:val="000000" w:themeColor="text1"/>
+              </w:rPr>
+            </w:pPr>
+            <w:r>
+              <w:rPr>
+                <w:b/>
+                <w:color w:val="000000" w:themeColor="text1"/>
+              </w:rPr>
+              <w:t>Function</w:t>
+            </w:r>
+          </w:p>
+        </w:tc>
+        <w:tc>
+          <w:tcPr>
+            <w:tcW w:w="7030" w:type="dxa"/>
+            <w:shd w:val="clear" w:color="auto" w:fill="D9D9D9" w:themeFill="background1" w:themeFillShade="D9"/>
+          </w:tcPr>
+          <w:p>
+            <w:pPr>
+              <w:rPr>
+                <w:b/>
+                <w:color w:val="000000" w:themeColor="text1"/>
+              </w:rPr>
+            </w:pPr>
+            <w:r>
+              <w:rPr>
+                <w:b/>
+                <w:color w:val="000000" w:themeColor="text1"/>
+              </w:rPr>
+              <w:t>Description</w:t>
+            </w:r>
+          </w:p>
+        </w:tc>
+      </w:tr>
+      <w:tr>
+        <w:tc>
+          <w:tcPr>
+            <w:tcW w:w="1980" w:type="dxa"/>
           </w:tcPr>
           <w:p>
             <w:proofErr w:type="spellStart"/>
@@ -16241,7 +16644,6 @@
         </w:tc>
       </w:tr>
     </w:tbl>
-    <w:p/>
     <w:p>
       <w:pPr>
         <w:spacing w:after="0"/>
@@ -16253,27 +16655,26 @@
           <w:u w:val="single"/>
         </w:rPr>
       </w:pPr>
-      <w:r>
-        <w:br w:type="page"/>
-      </w:r>
     </w:p>
     <w:p>
       <w:pPr>
         <w:pStyle w:val="Heading1"/>
       </w:pPr>
-      <w:bookmarkStart w:id="46" w:name="_Toc614957"/>
+      <w:bookmarkStart w:id="51" w:name="_Toc624958"/>
       <w:r>
         <w:lastRenderedPageBreak/>
         <w:t>Appendix C – Supported Column Types</w:t>
       </w:r>
-      <w:bookmarkEnd w:id="46"/>
-    </w:p>
-    <w:p>
-      <w:r>
-        <w:t>RapidsSE supports the following column data types.</w:t>
-      </w:r>
-    </w:p>
-    <w:p/>
+      <w:bookmarkEnd w:id="51"/>
+    </w:p>
+    <w:p>
+      <w:r>
+        <w:t>RapidsSE supports the following column data types</w:t>
+      </w:r>
+      <w:r>
+        <w:t>:</w:t>
+      </w:r>
+    </w:p>
     <w:tbl>
       <w:tblPr>
         <w:tblStyle w:val="TableGrid"/>
@@ -16514,11 +16915,11 @@
       <w:pPr>
         <w:pStyle w:val="Heading1"/>
       </w:pPr>
-      <w:bookmarkStart w:id="47" w:name="_Toc614958"/>
+      <w:bookmarkStart w:id="52" w:name="_Toc624959"/>
       <w:r>
         <w:t>Appendix D – Limitations and Restrictions</w:t>
       </w:r>
-      <w:bookmarkEnd w:id="47"/>
+      <w:bookmarkEnd w:id="52"/>
     </w:p>
     <w:p>
       <w:r>
@@ -16712,7 +17113,7 @@
       <w:pPr>
         <w:pStyle w:val="Heading1"/>
       </w:pPr>
-      <w:bookmarkStart w:id="48" w:name="_Toc614959"/>
+      <w:bookmarkStart w:id="53" w:name="_Toc624960"/>
       <w:r>
         <w:t xml:space="preserve">Appendix </w:t>
       </w:r>
@@ -16728,7 +17129,7 @@
       <w:r>
         <w:t>Test Harness</w:t>
       </w:r>
-      <w:bookmarkEnd w:id="48"/>
+      <w:bookmarkEnd w:id="53"/>
     </w:p>
     <w:p>
       <w:r>
@@ -16763,7 +17164,7 @@
       <w:pPr>
         <w:pStyle w:val="Heading1"/>
       </w:pPr>
-      <w:bookmarkStart w:id="49" w:name="_Toc614960"/>
+      <w:bookmarkStart w:id="54" w:name="_Toc624961"/>
       <w:r>
         <w:lastRenderedPageBreak/>
         <w:t xml:space="preserve">Appendix </w:t>
@@ -16783,7 +17184,7 @@
       <w:r>
         <w:t>s</w:t>
       </w:r>
-      <w:bookmarkEnd w:id="49"/>
+      <w:bookmarkEnd w:id="54"/>
     </w:p>
     <w:p/>
     <w:tbl>
@@ -17892,6 +18293,95 @@
     </w:lvl>
   </w:abstractNum>
   <w:abstractNum w:abstractNumId="1" w15:restartNumberingAfterBreak="0">
+    <w:nsid w:val="23E37200"/>
+    <w:multiLevelType w:val="hybridMultilevel"/>
+    <w:tmpl w:val="9A52A26E"/>
+    <w:lvl w:ilvl="0" w:tplc="0409000F">
+      <w:start w:val="1"/>
+      <w:numFmt w:val="decimal"/>
+      <w:lvlText w:val="%1."/>
+      <w:lvlJc w:val="left"/>
+      <w:pPr>
+        <w:ind w:left="720" w:hanging="360"/>
+      </w:pPr>
+      <w:rPr>
+        <w:rFonts w:hint="default"/>
+      </w:rPr>
+    </w:lvl>
+    <w:lvl w:ilvl="1" w:tplc="04090019" w:tentative="1">
+      <w:start w:val="1"/>
+      <w:numFmt w:val="lowerLetter"/>
+      <w:lvlText w:val="%2."/>
+      <w:lvlJc w:val="left"/>
+      <w:pPr>
+        <w:ind w:left="1440" w:hanging="360"/>
+      </w:pPr>
+    </w:lvl>
+    <w:lvl w:ilvl="2" w:tplc="0409001B" w:tentative="1">
+      <w:start w:val="1"/>
+      <w:numFmt w:val="lowerRoman"/>
+      <w:lvlText w:val="%3."/>
+      <w:lvlJc w:val="right"/>
+      <w:pPr>
+        <w:ind w:left="2160" w:hanging="180"/>
+      </w:pPr>
+    </w:lvl>
+    <w:lvl w:ilvl="3" w:tplc="0409000F" w:tentative="1">
+      <w:start w:val="1"/>
+      <w:numFmt w:val="decimal"/>
+      <w:lvlText w:val="%4."/>
+      <w:lvlJc w:val="left"/>
+      <w:pPr>
+        <w:ind w:left="2880" w:hanging="360"/>
+      </w:pPr>
+    </w:lvl>
+    <w:lvl w:ilvl="4" w:tplc="04090019" w:tentative="1">
+      <w:start w:val="1"/>
+      <w:numFmt w:val="lowerLetter"/>
+      <w:lvlText w:val="%5."/>
+      <w:lvlJc w:val="left"/>
+      <w:pPr>
+        <w:ind w:left="3600" w:hanging="360"/>
+      </w:pPr>
+    </w:lvl>
+    <w:lvl w:ilvl="5" w:tplc="0409001B" w:tentative="1">
+      <w:start w:val="1"/>
+      <w:numFmt w:val="lowerRoman"/>
+      <w:lvlText w:val="%6."/>
+      <w:lvlJc w:val="right"/>
+      <w:pPr>
+        <w:ind w:left="4320" w:hanging="180"/>
+      </w:pPr>
+    </w:lvl>
+    <w:lvl w:ilvl="6" w:tplc="0409000F" w:tentative="1">
+      <w:start w:val="1"/>
+      <w:numFmt w:val="decimal"/>
+      <w:lvlText w:val="%7."/>
+      <w:lvlJc w:val="left"/>
+      <w:pPr>
+        <w:ind w:left="5040" w:hanging="360"/>
+      </w:pPr>
+    </w:lvl>
+    <w:lvl w:ilvl="7" w:tplc="04090019" w:tentative="1">
+      <w:start w:val="1"/>
+      <w:numFmt w:val="lowerLetter"/>
+      <w:lvlText w:val="%8."/>
+      <w:lvlJc w:val="left"/>
+      <w:pPr>
+        <w:ind w:left="5760" w:hanging="360"/>
+      </w:pPr>
+    </w:lvl>
+    <w:lvl w:ilvl="8" w:tplc="0409001B" w:tentative="1">
+      <w:start w:val="1"/>
+      <w:numFmt w:val="lowerRoman"/>
+      <w:lvlText w:val="%9."/>
+      <w:lvlJc w:val="right"/>
+      <w:pPr>
+        <w:ind w:left="6480" w:hanging="180"/>
+      </w:pPr>
+    </w:lvl>
+  </w:abstractNum>
+  <w:abstractNum w:abstractNumId="2" w15:restartNumberingAfterBreak="0">
     <w:nsid w:val="30E1638E"/>
     <w:multiLevelType w:val="hybridMultilevel"/>
     <w:tmpl w:val="17440BD0"/>
@@ -17977,7 +18467,7 @@
       </w:pPr>
     </w:lvl>
   </w:abstractNum>
-  <w:abstractNum w:abstractNumId="2" w15:restartNumberingAfterBreak="0">
+  <w:abstractNum w:abstractNumId="3" w15:restartNumberingAfterBreak="0">
     <w:nsid w:val="45452EC4"/>
     <w:multiLevelType w:val="hybridMultilevel"/>
     <w:tmpl w:val="A8928652"/>
@@ -18064,12 +18554,15 @@
     </w:lvl>
   </w:abstractNum>
   <w:num w:numId="1">
-    <w:abstractNumId w:val="2"/>
+    <w:abstractNumId w:val="3"/>
   </w:num>
   <w:num w:numId="2">
     <w:abstractNumId w:val="0"/>
   </w:num>
   <w:num w:numId="3">
+    <w:abstractNumId w:val="2"/>
+  </w:num>
+  <w:num w:numId="4">
     <w:abstractNumId w:val="1"/>
   </w:num>
 </w:numbering>
@@ -18773,7 +19266,7 @@
     <w:autoRedefine/>
     <w:uiPriority w:val="39"/>
     <w:unhideWhenUsed/>
-    <w:rsid w:val="001245D6"/>
+    <w:rsid w:val="000B5AD9"/>
     <w:pPr>
       <w:spacing w:before="120"/>
       <w:jc w:val="left"/>
@@ -19374,7 +19867,7 @@
 </file>
 
 <file path=customXml/itemProps1.xml><?xml version="1.0" encoding="utf-8"?>
-<ds:datastoreItem xmlns:ds="http://schemas.openxmlformats.org/officeDocument/2006/customXml" ds:itemID="{AE26A45A-215A-4543-8655-DBB259A39582}">
+<ds:datastoreItem xmlns:ds="http://schemas.openxmlformats.org/officeDocument/2006/customXml" ds:itemID="{E53CCB8C-BA2D-0948-8094-82DDB6DA1BDE}">
   <ds:schemaRefs>
     <ds:schemaRef ds:uri="http://schemas.openxmlformats.org/officeDocument/2006/bibliography"/>
   </ds:schemaRefs>
